--- a/data/03_investment_memo/investment_memo_20.docx
+++ b/data/03_investment_memo/investment_memo_20.docx
@@ -21,20 +21,9 @@
     <w:p>
       <w:r>
         <w:br/>
-        <w:t>从产业链角度看，云计算 行业主要由上游设备厂商、</w:t>
+        <w:t>根据内部财务模型测算，迪摩信息有限公司 在未来三年</w:t>
         <w:br/>
-        <w:t>中游平台企业以及下游应用厂商组成。</w:t>
-        <w:br/>
-        <w:t>易动力科技有限公司 主要位于产业链的 下游 环节。</w:t>
-        <w:br/>
-      </w:r>
-    </w:p>
-    <w:p>
-      <w:r>
-        <w:br/>
-        <w:t>根据内部财务模型测算，万迅电脑网络有限公司 在未来三年</w:t>
-        <w:br/>
-        <w:t>收入复合增长率预计可达到 12% 左右。</w:t>
+        <w:t>收入复合增长率预计可达到 34% 左右。</w:t>
         <w:br/>
         <w:t>该预测基于行业需求增长以及公司产能扩张计划。</w:t>
         <w:br/>
@@ -43,9 +32,20 @@
     <w:p>
       <w:r>
         <w:br/>
-        <w:t>华辰资本旗下的 HC Alpha Growth Fund 在最近的资产配置会议中</w:t>
+        <w:t>根据内部财务模型测算，毕博诚信息有限公司 在未来三年</w:t>
         <w:br/>
-        <w:t>讨论了 云计算 行业的投资机会，并对 创亿网络有限公司</w:t>
+        <w:t>收入复合增长率预计可达到 27% 左右。</w:t>
+        <w:br/>
+        <w:t>该预测基于行业需求增长以及公司产能扩张计划。</w:t>
+        <w:br/>
+      </w:r>
+    </w:p>
+    <w:p>
+      <w:r>
+        <w:br/>
+        <w:t>华辰资本旗下的 HC Global Macro Fund 在最近的资产配置会议中</w:t>
+        <w:br/>
+        <w:t>讨论了 医疗科技 行业的投资机会，并对 昊嘉科技有限公司</w:t>
         <w:br/>
         <w:t>进行了重点评估。</w:t>
         <w:br/>
@@ -54,9 +54,22 @@
     <w:p>
       <w:r>
         <w:br/>
-        <w:t>根据内部财务模型测算，创联世纪科技有限公司 在未来三年</w:t>
+        <w:t>华成育卓科技有限公司 是中国 医疗科技 行业的重要企业之一。</w:t>
         <w:br/>
-        <w:t>收入复合增长率预计可达到 18% 左右。</w:t>
+        <w:t>根据华辰资本 资产配置委员会 的研究，该公司成立于 2020 年，</w:t>
+        <w:br/>
+        <w:t>目前员工规模约 650 人。公司近年来持续加大研发投入，</w:t>
+        <w:br/>
+        <w:t>在核心技术方面形成了较强的竞争壁垒。</w:t>
+        <w:br/>
+      </w:r>
+    </w:p>
+    <w:p>
+      <w:r>
+        <w:br/>
+        <w:t>根据内部财务模型测算，华成育卓传媒有限公司 在未来三年</w:t>
+        <w:br/>
+        <w:t>收入复合增长率预计可达到 25% 左右。</w:t>
         <w:br/>
         <w:t>该预测基于行业需求增长以及公司产能扩张计划。</w:t>
         <w:br/>
@@ -65,9 +78,804 @@
     <w:p>
       <w:r>
         <w:br/>
-        <w:t>根据内部财务模型测算，银嘉信息有限公司 在未来三年</w:t>
+        <w:t>华辰资本旗下的 HC Global Macro Fund 在最近的资产配置会议中</w:t>
         <w:br/>
-        <w:t>收入复合增长率预计可达到 11% 左右。</w:t>
+        <w:t>讨论了 人工智能 行业的投资机会，并对 巨奥传媒有限公司</w:t>
+        <w:br/>
+        <w:t>进行了重点评估。</w:t>
+        <w:br/>
+      </w:r>
+    </w:p>
+    <w:p>
+      <w:r>
+        <w:br/>
+        <w:t>华辰资本旗下的 HC Global Macro Fund 在最近的资产配置会议中</w:t>
+        <w:br/>
+        <w:t>讨论了 云计算 行业的投资机会，并对 良诺科技有限公司</w:t>
+        <w:br/>
+        <w:t>进行了重点评估。</w:t>
+        <w:br/>
+      </w:r>
+    </w:p>
+    <w:p>
+      <w:r>
+        <w:br/>
+        <w:t>根据内部财务模型测算，联通时科传媒有限公司 在未来三年</w:t>
+        <w:br/>
+        <w:t>收入复合增长率预计可达到 29% 左右。</w:t>
+        <w:br/>
+        <w:t>该预测基于行业需求增长以及公司产能扩张计划。</w:t>
+        <w:br/>
+      </w:r>
+    </w:p>
+    <w:tbl>
+      <w:tblPr>
+        <w:tblW w:type="auto" w:w="0"/>
+        <w:tblLook w:firstColumn="1" w:firstRow="1" w:lastColumn="0" w:lastRow="0" w:noHBand="0" w:noVBand="1" w:val="04A0"/>
+      </w:tblPr>
+      <w:tblGrid>
+        <w:gridCol w:w="2160"/>
+        <w:gridCol w:w="2160"/>
+        <w:gridCol w:w="2160"/>
+        <w:gridCol w:w="2160"/>
+      </w:tblGrid>
+      <w:tr>
+        <w:tc>
+          <w:tcPr>
+            <w:tcW w:type="dxa" w:w="2160"/>
+          </w:tcPr>
+          <w:p>
+            <w:r>
+              <w:t>公司</w:t>
+            </w:r>
+          </w:p>
+        </w:tc>
+        <w:tc>
+          <w:tcPr>
+            <w:tcW w:type="dxa" w:w="2160"/>
+          </w:tcPr>
+          <w:p>
+            <w:r>
+              <w:t>行业</w:t>
+            </w:r>
+          </w:p>
+        </w:tc>
+        <w:tc>
+          <w:tcPr>
+            <w:tcW w:type="dxa" w:w="2160"/>
+          </w:tcPr>
+          <w:p>
+            <w:r>
+              <w:t>市值</w:t>
+            </w:r>
+          </w:p>
+        </w:tc>
+        <w:tc>
+          <w:tcPr>
+            <w:tcW w:type="dxa" w:w="2160"/>
+          </w:tcPr>
+          <w:p>
+            <w:r>
+              <w:t>增长率</w:t>
+            </w:r>
+          </w:p>
+        </w:tc>
+      </w:tr>
+      <w:tr>
+        <w:tc>
+          <w:tcPr>
+            <w:tcW w:type="dxa" w:w="2160"/>
+          </w:tcPr>
+          <w:p>
+            <w:r>
+              <w:t>通际名联网络有限公司</w:t>
+            </w:r>
+          </w:p>
+        </w:tc>
+        <w:tc>
+          <w:tcPr>
+            <w:tcW w:type="dxa" w:w="2160"/>
+          </w:tcPr>
+          <w:p>
+            <w:r>
+              <w:t>机器人</w:t>
+            </w:r>
+          </w:p>
+        </w:tc>
+        <w:tc>
+          <w:tcPr>
+            <w:tcW w:type="dxa" w:w="2160"/>
+          </w:tcPr>
+          <w:p>
+            <w:r>
+              <w:t>576亿</w:t>
+            </w:r>
+          </w:p>
+        </w:tc>
+        <w:tc>
+          <w:tcPr>
+            <w:tcW w:type="dxa" w:w="2160"/>
+          </w:tcPr>
+          <w:p>
+            <w:r>
+              <w:t>29%</w:t>
+            </w:r>
+          </w:p>
+        </w:tc>
+      </w:tr>
+      <w:tr>
+        <w:tc>
+          <w:tcPr>
+            <w:tcW w:type="dxa" w:w="2160"/>
+          </w:tcPr>
+          <w:p>
+            <w:r>
+              <w:t>泰麒麟网络有限公司</w:t>
+            </w:r>
+          </w:p>
+        </w:tc>
+        <w:tc>
+          <w:tcPr>
+            <w:tcW w:type="dxa" w:w="2160"/>
+          </w:tcPr>
+          <w:p>
+            <w:r>
+              <w:t>云计算</w:t>
+            </w:r>
+          </w:p>
+        </w:tc>
+        <w:tc>
+          <w:tcPr>
+            <w:tcW w:type="dxa" w:w="2160"/>
+          </w:tcPr>
+          <w:p>
+            <w:r>
+              <w:t>767亿</w:t>
+            </w:r>
+          </w:p>
+        </w:tc>
+        <w:tc>
+          <w:tcPr>
+            <w:tcW w:type="dxa" w:w="2160"/>
+          </w:tcPr>
+          <w:p>
+            <w:r>
+              <w:t>5%</w:t>
+            </w:r>
+          </w:p>
+        </w:tc>
+      </w:tr>
+      <w:tr>
+        <w:tc>
+          <w:tcPr>
+            <w:tcW w:type="dxa" w:w="2160"/>
+          </w:tcPr>
+          <w:p>
+            <w:r>
+              <w:t>九方传媒有限公司</w:t>
+            </w:r>
+          </w:p>
+        </w:tc>
+        <w:tc>
+          <w:tcPr>
+            <w:tcW w:type="dxa" w:w="2160"/>
+          </w:tcPr>
+          <w:p>
+            <w:r>
+              <w:t>医疗科技</w:t>
+            </w:r>
+          </w:p>
+        </w:tc>
+        <w:tc>
+          <w:tcPr>
+            <w:tcW w:type="dxa" w:w="2160"/>
+          </w:tcPr>
+          <w:p>
+            <w:r>
+              <w:t>149亿</w:t>
+            </w:r>
+          </w:p>
+        </w:tc>
+        <w:tc>
+          <w:tcPr>
+            <w:tcW w:type="dxa" w:w="2160"/>
+          </w:tcPr>
+          <w:p>
+            <w:r>
+              <w:t>25%</w:t>
+            </w:r>
+          </w:p>
+        </w:tc>
+      </w:tr>
+      <w:tr>
+        <w:tc>
+          <w:tcPr>
+            <w:tcW w:type="dxa" w:w="2160"/>
+          </w:tcPr>
+          <w:p>
+            <w:r>
+              <w:t>图龙信息传媒有限公司</w:t>
+            </w:r>
+          </w:p>
+        </w:tc>
+        <w:tc>
+          <w:tcPr>
+            <w:tcW w:type="dxa" w:w="2160"/>
+          </w:tcPr>
+          <w:p>
+            <w:r>
+              <w:t>机器人</w:t>
+            </w:r>
+          </w:p>
+        </w:tc>
+        <w:tc>
+          <w:tcPr>
+            <w:tcW w:type="dxa" w:w="2160"/>
+          </w:tcPr>
+          <w:p>
+            <w:r>
+              <w:t>581亿</w:t>
+            </w:r>
+          </w:p>
+        </w:tc>
+        <w:tc>
+          <w:tcPr>
+            <w:tcW w:type="dxa" w:w="2160"/>
+          </w:tcPr>
+          <w:p>
+            <w:r>
+              <w:t>25%</w:t>
+            </w:r>
+          </w:p>
+        </w:tc>
+      </w:tr>
+      <w:tr>
+        <w:tc>
+          <w:tcPr>
+            <w:tcW w:type="dxa" w:w="2160"/>
+          </w:tcPr>
+          <w:p>
+            <w:r>
+              <w:t>巨奥传媒有限公司</w:t>
+            </w:r>
+          </w:p>
+        </w:tc>
+        <w:tc>
+          <w:tcPr>
+            <w:tcW w:type="dxa" w:w="2160"/>
+          </w:tcPr>
+          <w:p>
+            <w:r>
+              <w:t>人工智能</w:t>
+            </w:r>
+          </w:p>
+        </w:tc>
+        <w:tc>
+          <w:tcPr>
+            <w:tcW w:type="dxa" w:w="2160"/>
+          </w:tcPr>
+          <w:p>
+            <w:r>
+              <w:t>374亿</w:t>
+            </w:r>
+          </w:p>
+        </w:tc>
+        <w:tc>
+          <w:tcPr>
+            <w:tcW w:type="dxa" w:w="2160"/>
+          </w:tcPr>
+          <w:p>
+            <w:r>
+              <w:t>9%</w:t>
+            </w:r>
+          </w:p>
+        </w:tc>
+      </w:tr>
+      <w:tr>
+        <w:tc>
+          <w:tcPr>
+            <w:tcW w:type="dxa" w:w="2160"/>
+          </w:tcPr>
+          <w:p>
+            <w:r>
+              <w:t>昂歌信息信息有限公司</w:t>
+            </w:r>
+          </w:p>
+        </w:tc>
+        <w:tc>
+          <w:tcPr>
+            <w:tcW w:type="dxa" w:w="2160"/>
+          </w:tcPr>
+          <w:p>
+            <w:r>
+              <w:t>消费科技</w:t>
+            </w:r>
+          </w:p>
+        </w:tc>
+        <w:tc>
+          <w:tcPr>
+            <w:tcW w:type="dxa" w:w="2160"/>
+          </w:tcPr>
+          <w:p>
+            <w:r>
+              <w:t>710亿</w:t>
+            </w:r>
+          </w:p>
+        </w:tc>
+        <w:tc>
+          <w:tcPr>
+            <w:tcW w:type="dxa" w:w="2160"/>
+          </w:tcPr>
+          <w:p>
+            <w:r>
+              <w:t>30%</w:t>
+            </w:r>
+          </w:p>
+        </w:tc>
+      </w:tr>
+      <w:tr>
+        <w:tc>
+          <w:tcPr>
+            <w:tcW w:type="dxa" w:w="2160"/>
+          </w:tcPr>
+          <w:p>
+            <w:r>
+              <w:t>昊嘉科技有限公司</w:t>
+            </w:r>
+          </w:p>
+        </w:tc>
+        <w:tc>
+          <w:tcPr>
+            <w:tcW w:type="dxa" w:w="2160"/>
+          </w:tcPr>
+          <w:p>
+            <w:r>
+              <w:t>医疗科技</w:t>
+            </w:r>
+          </w:p>
+        </w:tc>
+        <w:tc>
+          <w:tcPr>
+            <w:tcW w:type="dxa" w:w="2160"/>
+          </w:tcPr>
+          <w:p>
+            <w:r>
+              <w:t>313亿</w:t>
+            </w:r>
+          </w:p>
+        </w:tc>
+        <w:tc>
+          <w:tcPr>
+            <w:tcW w:type="dxa" w:w="2160"/>
+          </w:tcPr>
+          <w:p>
+            <w:r>
+              <w:t>21%</w:t>
+            </w:r>
+          </w:p>
+        </w:tc>
+      </w:tr>
+      <w:tr>
+        <w:tc>
+          <w:tcPr>
+            <w:tcW w:type="dxa" w:w="2160"/>
+          </w:tcPr>
+          <w:p>
+            <w:r>
+              <w:t>良诺科技有限公司</w:t>
+            </w:r>
+          </w:p>
+        </w:tc>
+        <w:tc>
+          <w:tcPr>
+            <w:tcW w:type="dxa" w:w="2160"/>
+          </w:tcPr>
+          <w:p>
+            <w:r>
+              <w:t>云计算</w:t>
+            </w:r>
+          </w:p>
+        </w:tc>
+        <w:tc>
+          <w:tcPr>
+            <w:tcW w:type="dxa" w:w="2160"/>
+          </w:tcPr>
+          <w:p>
+            <w:r>
+              <w:t>711亿</w:t>
+            </w:r>
+          </w:p>
+        </w:tc>
+        <w:tc>
+          <w:tcPr>
+            <w:tcW w:type="dxa" w:w="2160"/>
+          </w:tcPr>
+          <w:p>
+            <w:r>
+              <w:t>8%</w:t>
+            </w:r>
+          </w:p>
+        </w:tc>
+      </w:tr>
+      <w:tr>
+        <w:tc>
+          <w:tcPr>
+            <w:tcW w:type="dxa" w:w="2160"/>
+          </w:tcPr>
+          <w:p>
+            <w:r>
+              <w:t>惠派国际公司科技有限公司</w:t>
+            </w:r>
+          </w:p>
+        </w:tc>
+        <w:tc>
+          <w:tcPr>
+            <w:tcW w:type="dxa" w:w="2160"/>
+          </w:tcPr>
+          <w:p>
+            <w:r>
+              <w:t>人工智能</w:t>
+            </w:r>
+          </w:p>
+        </w:tc>
+        <w:tc>
+          <w:tcPr>
+            <w:tcW w:type="dxa" w:w="2160"/>
+          </w:tcPr>
+          <w:p>
+            <w:r>
+              <w:t>215亿</w:t>
+            </w:r>
+          </w:p>
+        </w:tc>
+        <w:tc>
+          <w:tcPr>
+            <w:tcW w:type="dxa" w:w="2160"/>
+          </w:tcPr>
+          <w:p>
+            <w:r>
+              <w:t>15%</w:t>
+            </w:r>
+          </w:p>
+        </w:tc>
+      </w:tr>
+      <w:tr>
+        <w:tc>
+          <w:tcPr>
+            <w:tcW w:type="dxa" w:w="2160"/>
+          </w:tcPr>
+          <w:p>
+            <w:r>
+              <w:t>联通时科传媒有限公司</w:t>
+            </w:r>
+          </w:p>
+        </w:tc>
+        <w:tc>
+          <w:tcPr>
+            <w:tcW w:type="dxa" w:w="2160"/>
+          </w:tcPr>
+          <w:p>
+            <w:r>
+              <w:t>消费科技</w:t>
+            </w:r>
+          </w:p>
+        </w:tc>
+        <w:tc>
+          <w:tcPr>
+            <w:tcW w:type="dxa" w:w="2160"/>
+          </w:tcPr>
+          <w:p>
+            <w:r>
+              <w:t>114亿</w:t>
+            </w:r>
+          </w:p>
+        </w:tc>
+        <w:tc>
+          <w:tcPr>
+            <w:tcW w:type="dxa" w:w="2160"/>
+          </w:tcPr>
+          <w:p>
+            <w:r>
+              <w:t>7%</w:t>
+            </w:r>
+          </w:p>
+        </w:tc>
+      </w:tr>
+      <w:tr>
+        <w:tc>
+          <w:tcPr>
+            <w:tcW w:type="dxa" w:w="2160"/>
+          </w:tcPr>
+          <w:p>
+            <w:r>
+              <w:t>富罳网络有限公司</w:t>
+            </w:r>
+          </w:p>
+        </w:tc>
+        <w:tc>
+          <w:tcPr>
+            <w:tcW w:type="dxa" w:w="2160"/>
+          </w:tcPr>
+          <w:p>
+            <w:r>
+              <w:t>新能源</w:t>
+            </w:r>
+          </w:p>
+        </w:tc>
+        <w:tc>
+          <w:tcPr>
+            <w:tcW w:type="dxa" w:w="2160"/>
+          </w:tcPr>
+          <w:p>
+            <w:r>
+              <w:t>483亿</w:t>
+            </w:r>
+          </w:p>
+        </w:tc>
+        <w:tc>
+          <w:tcPr>
+            <w:tcW w:type="dxa" w:w="2160"/>
+          </w:tcPr>
+          <w:p>
+            <w:r>
+              <w:t>28%</w:t>
+            </w:r>
+          </w:p>
+        </w:tc>
+      </w:tr>
+      <w:tr>
+        <w:tc>
+          <w:tcPr>
+            <w:tcW w:type="dxa" w:w="2160"/>
+          </w:tcPr>
+          <w:p>
+            <w:r>
+              <w:t>昂歌信息信息有限公司</w:t>
+            </w:r>
+          </w:p>
+        </w:tc>
+        <w:tc>
+          <w:tcPr>
+            <w:tcW w:type="dxa" w:w="2160"/>
+          </w:tcPr>
+          <w:p>
+            <w:r>
+              <w:t>消费科技</w:t>
+            </w:r>
+          </w:p>
+        </w:tc>
+        <w:tc>
+          <w:tcPr>
+            <w:tcW w:type="dxa" w:w="2160"/>
+          </w:tcPr>
+          <w:p>
+            <w:r>
+              <w:t>218亿</w:t>
+            </w:r>
+          </w:p>
+        </w:tc>
+        <w:tc>
+          <w:tcPr>
+            <w:tcW w:type="dxa" w:w="2160"/>
+          </w:tcPr>
+          <w:p>
+            <w:r>
+              <w:t>16%</w:t>
+            </w:r>
+          </w:p>
+        </w:tc>
+      </w:tr>
+      <w:tr>
+        <w:tc>
+          <w:tcPr>
+            <w:tcW w:type="dxa" w:w="2160"/>
+          </w:tcPr>
+          <w:p>
+            <w:r>
+              <w:t>艾提科信科技有限公司</w:t>
+            </w:r>
+          </w:p>
+        </w:tc>
+        <w:tc>
+          <w:tcPr>
+            <w:tcW w:type="dxa" w:w="2160"/>
+          </w:tcPr>
+          <w:p>
+            <w:r>
+              <w:t>云计算</w:t>
+            </w:r>
+          </w:p>
+        </w:tc>
+        <w:tc>
+          <w:tcPr>
+            <w:tcW w:type="dxa" w:w="2160"/>
+          </w:tcPr>
+          <w:p>
+            <w:r>
+              <w:t>425亿</w:t>
+            </w:r>
+          </w:p>
+        </w:tc>
+        <w:tc>
+          <w:tcPr>
+            <w:tcW w:type="dxa" w:w="2160"/>
+          </w:tcPr>
+          <w:p>
+            <w:r>
+              <w:t>14%</w:t>
+            </w:r>
+          </w:p>
+        </w:tc>
+      </w:tr>
+      <w:tr>
+        <w:tc>
+          <w:tcPr>
+            <w:tcW w:type="dxa" w:w="2160"/>
+          </w:tcPr>
+          <w:p>
+            <w:r>
+              <w:t>中建创业科技有限公司</w:t>
+            </w:r>
+          </w:p>
+        </w:tc>
+        <w:tc>
+          <w:tcPr>
+            <w:tcW w:type="dxa" w:w="2160"/>
+          </w:tcPr>
+          <w:p>
+            <w:r>
+              <w:t>半导体</w:t>
+            </w:r>
+          </w:p>
+        </w:tc>
+        <w:tc>
+          <w:tcPr>
+            <w:tcW w:type="dxa" w:w="2160"/>
+          </w:tcPr>
+          <w:p>
+            <w:r>
+              <w:t>680亿</w:t>
+            </w:r>
+          </w:p>
+        </w:tc>
+        <w:tc>
+          <w:tcPr>
+            <w:tcW w:type="dxa" w:w="2160"/>
+          </w:tcPr>
+          <w:p>
+            <w:r>
+              <w:t>12%</w:t>
+            </w:r>
+          </w:p>
+        </w:tc>
+      </w:tr>
+      <w:tr>
+        <w:tc>
+          <w:tcPr>
+            <w:tcW w:type="dxa" w:w="2160"/>
+          </w:tcPr>
+          <w:p>
+            <w:r>
+              <w:t>图龙信息传媒有限公司</w:t>
+            </w:r>
+          </w:p>
+        </w:tc>
+        <w:tc>
+          <w:tcPr>
+            <w:tcW w:type="dxa" w:w="2160"/>
+          </w:tcPr>
+          <w:p>
+            <w:r>
+              <w:t>机器人</w:t>
+            </w:r>
+          </w:p>
+        </w:tc>
+        <w:tc>
+          <w:tcPr>
+            <w:tcW w:type="dxa" w:w="2160"/>
+          </w:tcPr>
+          <w:p>
+            <w:r>
+              <w:t>145亿</w:t>
+            </w:r>
+          </w:p>
+        </w:tc>
+        <w:tc>
+          <w:tcPr>
+            <w:tcW w:type="dxa" w:w="2160"/>
+          </w:tcPr>
+          <w:p>
+            <w:r>
+              <w:t>11%</w:t>
+            </w:r>
+          </w:p>
+        </w:tc>
+      </w:tr>
+    </w:tbl>
+    <w:p>
+      <w:pPr>
+        <w:pStyle w:val="Heading1"/>
+      </w:pPr>
+      <w:r>
+        <w:t>行业分析 2</w:t>
+      </w:r>
+    </w:p>
+    <w:p>
+      <w:r>
+        <w:br/>
+        <w:t>雨林木风计算机科技有限公司 是中国 半导体 行业的重要企业之一。</w:t>
+        <w:br/>
+        <w:t>根据华辰资本 量化研究部 的研究，该公司成立于 2007 年，</w:t>
+        <w:br/>
+        <w:t>目前员工规模约 7826 人。公司近年来持续加大研发投入，</w:t>
+        <w:br/>
+        <w:t>在核心技术方面形成了较强的竞争壁垒。</w:t>
+        <w:br/>
+      </w:r>
+    </w:p>
+    <w:p>
+      <w:r>
+        <w:br/>
+        <w:t>华辰资本旗下的 HC Quant Arbitrage Fund 在最近的资产配置会议中</w:t>
+        <w:br/>
+        <w:t>讨论了 新能源 行业的投资机会，并对 创汇传媒有限公司</w:t>
+        <w:br/>
+        <w:t>进行了重点评估。</w:t>
+        <w:br/>
+      </w:r>
+    </w:p>
+    <w:p>
+      <w:r>
+        <w:br/>
+        <w:t>华辰资本旗下的 HC Quant Arbitrage Fund 在最近的资产配置会议中</w:t>
+        <w:br/>
+        <w:t>讨论了 半导体 行业的投资机会，并对 雨林木风计算机科技有限公司</w:t>
+        <w:br/>
+        <w:t>进行了重点评估。</w:t>
+        <w:br/>
+      </w:r>
+    </w:p>
+    <w:p>
+      <w:r>
+        <w:br/>
+        <w:t>泰麒麟网络有限公司 是中国 云计算 行业的重要企业之一。</w:t>
+        <w:br/>
+        <w:t>根据华辰资本 风险管理部 的研究，该公司成立于 2010 年，</w:t>
+        <w:br/>
+        <w:t>目前员工规模约 4251 人。公司近年来持续加大研发投入，</w:t>
+        <w:br/>
+        <w:t>在核心技术方面形成了较强的竞争壁垒。</w:t>
+        <w:br/>
+      </w:r>
+    </w:p>
+    <w:p>
+      <w:r>
+        <w:br/>
+        <w:t>从产业链角度看，人工智能 行业主要由上游设备厂商、</w:t>
+        <w:br/>
+        <w:t>中游平台企业以及下游应用厂商组成。</w:t>
+        <w:br/>
+        <w:t>新格林耐特网络有限公司 主要位于产业链的 上游 环节。</w:t>
+        <w:br/>
+      </w:r>
+    </w:p>
+    <w:p>
+      <w:r>
+        <w:br/>
+        <w:t>从产业链角度看，医疗科技 行业主要由上游设备厂商、</w:t>
+        <w:br/>
+        <w:t>中游平台企业以及下游应用厂商组成。</w:t>
+        <w:br/>
+        <w:t>华成育卓科技有限公司 主要位于产业链的 上游 环节。</w:t>
+        <w:br/>
+      </w:r>
+    </w:p>
+    <w:p>
+      <w:r>
+        <w:br/>
+        <w:t>根据内部财务模型测算，鑫博腾飞信息有限公司 在未来三年</w:t>
+        <w:br/>
+        <w:t>收入复合增长率预计可达到 16% 左右。</w:t>
         <w:br/>
         <w:t>该预测基于行业需求增长以及公司产能扩张计划。</w:t>
         <w:br/>
@@ -76,11 +884,714 @@
     <w:p>
       <w:r>
         <w:br/>
-        <w:t>东方峻景传媒有限公司 是中国 新能源 行业的重要企业之一。</w:t>
+        <w:t>根据内部财务模型测算，艾提科信科技有限公司 在未来三年</w:t>
         <w:br/>
-        <w:t>根据华辰资本 投资委员会 的研究，该公司成立于 2013 年，</w:t>
+        <w:t>收入复合增长率预计可达到 15% 左右。</w:t>
         <w:br/>
-        <w:t>目前员工规模约 6208 人。公司近年来持续加大研发投入，</w:t>
+        <w:t>该预测基于行业需求增长以及公司产能扩张计划。</w:t>
+        <w:br/>
+      </w:r>
+    </w:p>
+    <w:tbl>
+      <w:tblPr>
+        <w:tblW w:type="auto" w:w="0"/>
+        <w:tblLook w:firstColumn="1" w:firstRow="1" w:lastColumn="0" w:lastRow="0" w:noHBand="0" w:noVBand="1" w:val="04A0"/>
+      </w:tblPr>
+      <w:tblGrid>
+        <w:gridCol w:w="2160"/>
+        <w:gridCol w:w="2160"/>
+        <w:gridCol w:w="2160"/>
+        <w:gridCol w:w="2160"/>
+      </w:tblGrid>
+      <w:tr>
+        <w:tc>
+          <w:tcPr>
+            <w:tcW w:type="dxa" w:w="2160"/>
+          </w:tcPr>
+          <w:p>
+            <w:r>
+              <w:t>公司</w:t>
+            </w:r>
+          </w:p>
+        </w:tc>
+        <w:tc>
+          <w:tcPr>
+            <w:tcW w:type="dxa" w:w="2160"/>
+          </w:tcPr>
+          <w:p>
+            <w:r>
+              <w:t>行业</w:t>
+            </w:r>
+          </w:p>
+        </w:tc>
+        <w:tc>
+          <w:tcPr>
+            <w:tcW w:type="dxa" w:w="2160"/>
+          </w:tcPr>
+          <w:p>
+            <w:r>
+              <w:t>市值</w:t>
+            </w:r>
+          </w:p>
+        </w:tc>
+        <w:tc>
+          <w:tcPr>
+            <w:tcW w:type="dxa" w:w="2160"/>
+          </w:tcPr>
+          <w:p>
+            <w:r>
+              <w:t>增长率</w:t>
+            </w:r>
+          </w:p>
+        </w:tc>
+      </w:tr>
+      <w:tr>
+        <w:tc>
+          <w:tcPr>
+            <w:tcW w:type="dxa" w:w="2160"/>
+          </w:tcPr>
+          <w:p>
+            <w:r>
+              <w:t>通际名联科技有限公司</w:t>
+            </w:r>
+          </w:p>
+        </w:tc>
+        <w:tc>
+          <w:tcPr>
+            <w:tcW w:type="dxa" w:w="2160"/>
+          </w:tcPr>
+          <w:p>
+            <w:r>
+              <w:t>人工智能</w:t>
+            </w:r>
+          </w:p>
+        </w:tc>
+        <w:tc>
+          <w:tcPr>
+            <w:tcW w:type="dxa" w:w="2160"/>
+          </w:tcPr>
+          <w:p>
+            <w:r>
+              <w:t>361亿</w:t>
+            </w:r>
+          </w:p>
+        </w:tc>
+        <w:tc>
+          <w:tcPr>
+            <w:tcW w:type="dxa" w:w="2160"/>
+          </w:tcPr>
+          <w:p>
+            <w:r>
+              <w:t>29%</w:t>
+            </w:r>
+          </w:p>
+        </w:tc>
+      </w:tr>
+      <w:tr>
+        <w:tc>
+          <w:tcPr>
+            <w:tcW w:type="dxa" w:w="2160"/>
+          </w:tcPr>
+          <w:p>
+            <w:r>
+              <w:t>天开科技有限公司</w:t>
+            </w:r>
+          </w:p>
+        </w:tc>
+        <w:tc>
+          <w:tcPr>
+            <w:tcW w:type="dxa" w:w="2160"/>
+          </w:tcPr>
+          <w:p>
+            <w:r>
+              <w:t>消费科技</w:t>
+            </w:r>
+          </w:p>
+        </w:tc>
+        <w:tc>
+          <w:tcPr>
+            <w:tcW w:type="dxa" w:w="2160"/>
+          </w:tcPr>
+          <w:p>
+            <w:r>
+              <w:t>712亿</w:t>
+            </w:r>
+          </w:p>
+        </w:tc>
+        <w:tc>
+          <w:tcPr>
+            <w:tcW w:type="dxa" w:w="2160"/>
+          </w:tcPr>
+          <w:p>
+            <w:r>
+              <w:t>10%</w:t>
+            </w:r>
+          </w:p>
+        </w:tc>
+      </w:tr>
+      <w:tr>
+        <w:tc>
+          <w:tcPr>
+            <w:tcW w:type="dxa" w:w="2160"/>
+          </w:tcPr>
+          <w:p>
+            <w:r>
+              <w:t>信诚致远网络有限公司</w:t>
+            </w:r>
+          </w:p>
+        </w:tc>
+        <w:tc>
+          <w:tcPr>
+            <w:tcW w:type="dxa" w:w="2160"/>
+          </w:tcPr>
+          <w:p>
+            <w:r>
+              <w:t>半导体</w:t>
+            </w:r>
+          </w:p>
+        </w:tc>
+        <w:tc>
+          <w:tcPr>
+            <w:tcW w:type="dxa" w:w="2160"/>
+          </w:tcPr>
+          <w:p>
+            <w:r>
+              <w:t>735亿</w:t>
+            </w:r>
+          </w:p>
+        </w:tc>
+        <w:tc>
+          <w:tcPr>
+            <w:tcW w:type="dxa" w:w="2160"/>
+          </w:tcPr>
+          <w:p>
+            <w:r>
+              <w:t>16%</w:t>
+            </w:r>
+          </w:p>
+        </w:tc>
+      </w:tr>
+      <w:tr>
+        <w:tc>
+          <w:tcPr>
+            <w:tcW w:type="dxa" w:w="2160"/>
+          </w:tcPr>
+          <w:p>
+            <w:r>
+              <w:t>方正科技信息有限公司</w:t>
+            </w:r>
+          </w:p>
+        </w:tc>
+        <w:tc>
+          <w:tcPr>
+            <w:tcW w:type="dxa" w:w="2160"/>
+          </w:tcPr>
+          <w:p>
+            <w:r>
+              <w:t>消费科技</w:t>
+            </w:r>
+          </w:p>
+        </w:tc>
+        <w:tc>
+          <w:tcPr>
+            <w:tcW w:type="dxa" w:w="2160"/>
+          </w:tcPr>
+          <w:p>
+            <w:r>
+              <w:t>785亿</w:t>
+            </w:r>
+          </w:p>
+        </w:tc>
+        <w:tc>
+          <w:tcPr>
+            <w:tcW w:type="dxa" w:w="2160"/>
+          </w:tcPr>
+          <w:p>
+            <w:r>
+              <w:t>26%</w:t>
+            </w:r>
+          </w:p>
+        </w:tc>
+      </w:tr>
+      <w:tr>
+        <w:tc>
+          <w:tcPr>
+            <w:tcW w:type="dxa" w:w="2160"/>
+          </w:tcPr>
+          <w:p>
+            <w:r>
+              <w:t>雨林木风计算机科技有限公司</w:t>
+            </w:r>
+          </w:p>
+        </w:tc>
+        <w:tc>
+          <w:tcPr>
+            <w:tcW w:type="dxa" w:w="2160"/>
+          </w:tcPr>
+          <w:p>
+            <w:r>
+              <w:t>半导体</w:t>
+            </w:r>
+          </w:p>
+        </w:tc>
+        <w:tc>
+          <w:tcPr>
+            <w:tcW w:type="dxa" w:w="2160"/>
+          </w:tcPr>
+          <w:p>
+            <w:r>
+              <w:t>738亿</w:t>
+            </w:r>
+          </w:p>
+        </w:tc>
+        <w:tc>
+          <w:tcPr>
+            <w:tcW w:type="dxa" w:w="2160"/>
+          </w:tcPr>
+          <w:p>
+            <w:r>
+              <w:t>14%</w:t>
+            </w:r>
+          </w:p>
+        </w:tc>
+      </w:tr>
+      <w:tr>
+        <w:tc>
+          <w:tcPr>
+            <w:tcW w:type="dxa" w:w="2160"/>
+          </w:tcPr>
+          <w:p>
+            <w:r>
+              <w:t>九方传媒有限公司</w:t>
+            </w:r>
+          </w:p>
+        </w:tc>
+        <w:tc>
+          <w:tcPr>
+            <w:tcW w:type="dxa" w:w="2160"/>
+          </w:tcPr>
+          <w:p>
+            <w:r>
+              <w:t>医疗科技</w:t>
+            </w:r>
+          </w:p>
+        </w:tc>
+        <w:tc>
+          <w:tcPr>
+            <w:tcW w:type="dxa" w:w="2160"/>
+          </w:tcPr>
+          <w:p>
+            <w:r>
+              <w:t>800亿</w:t>
+            </w:r>
+          </w:p>
+        </w:tc>
+        <w:tc>
+          <w:tcPr>
+            <w:tcW w:type="dxa" w:w="2160"/>
+          </w:tcPr>
+          <w:p>
+            <w:r>
+              <w:t>24%</w:t>
+            </w:r>
+          </w:p>
+        </w:tc>
+      </w:tr>
+      <w:tr>
+        <w:tc>
+          <w:tcPr>
+            <w:tcW w:type="dxa" w:w="2160"/>
+          </w:tcPr>
+          <w:p>
+            <w:r>
+              <w:t>精芯信息有限公司</w:t>
+            </w:r>
+          </w:p>
+        </w:tc>
+        <w:tc>
+          <w:tcPr>
+            <w:tcW w:type="dxa" w:w="2160"/>
+          </w:tcPr>
+          <w:p>
+            <w:r>
+              <w:t>半导体</w:t>
+            </w:r>
+          </w:p>
+        </w:tc>
+        <w:tc>
+          <w:tcPr>
+            <w:tcW w:type="dxa" w:w="2160"/>
+          </w:tcPr>
+          <w:p>
+            <w:r>
+              <w:t>229亿</w:t>
+            </w:r>
+          </w:p>
+        </w:tc>
+        <w:tc>
+          <w:tcPr>
+            <w:tcW w:type="dxa" w:w="2160"/>
+          </w:tcPr>
+          <w:p>
+            <w:r>
+              <w:t>17%</w:t>
+            </w:r>
+          </w:p>
+        </w:tc>
+      </w:tr>
+      <w:tr>
+        <w:tc>
+          <w:tcPr>
+            <w:tcW w:type="dxa" w:w="2160"/>
+          </w:tcPr>
+          <w:p>
+            <w:r>
+              <w:t>九方传媒有限公司</w:t>
+            </w:r>
+          </w:p>
+        </w:tc>
+        <w:tc>
+          <w:tcPr>
+            <w:tcW w:type="dxa" w:w="2160"/>
+          </w:tcPr>
+          <w:p>
+            <w:r>
+              <w:t>医疗科技</w:t>
+            </w:r>
+          </w:p>
+        </w:tc>
+        <w:tc>
+          <w:tcPr>
+            <w:tcW w:type="dxa" w:w="2160"/>
+          </w:tcPr>
+          <w:p>
+            <w:r>
+              <w:t>253亿</w:t>
+            </w:r>
+          </w:p>
+        </w:tc>
+        <w:tc>
+          <w:tcPr>
+            <w:tcW w:type="dxa" w:w="2160"/>
+          </w:tcPr>
+          <w:p>
+            <w:r>
+              <w:t>25%</w:t>
+            </w:r>
+          </w:p>
+        </w:tc>
+      </w:tr>
+      <w:tr>
+        <w:tc>
+          <w:tcPr>
+            <w:tcW w:type="dxa" w:w="2160"/>
+          </w:tcPr>
+          <w:p>
+            <w:r>
+              <w:t>惠派国际公司科技有限公司</w:t>
+            </w:r>
+          </w:p>
+        </w:tc>
+        <w:tc>
+          <w:tcPr>
+            <w:tcW w:type="dxa" w:w="2160"/>
+          </w:tcPr>
+          <w:p>
+            <w:r>
+              <w:t>人工智能</w:t>
+            </w:r>
+          </w:p>
+        </w:tc>
+        <w:tc>
+          <w:tcPr>
+            <w:tcW w:type="dxa" w:w="2160"/>
+          </w:tcPr>
+          <w:p>
+            <w:r>
+              <w:t>788亿</w:t>
+            </w:r>
+          </w:p>
+        </w:tc>
+        <w:tc>
+          <w:tcPr>
+            <w:tcW w:type="dxa" w:w="2160"/>
+          </w:tcPr>
+          <w:p>
+            <w:r>
+              <w:t>17%</w:t>
+            </w:r>
+          </w:p>
+        </w:tc>
+      </w:tr>
+      <w:tr>
+        <w:tc>
+          <w:tcPr>
+            <w:tcW w:type="dxa" w:w="2160"/>
+          </w:tcPr>
+          <w:p>
+            <w:r>
+              <w:t>泰麒麟网络有限公司</w:t>
+            </w:r>
+          </w:p>
+        </w:tc>
+        <w:tc>
+          <w:tcPr>
+            <w:tcW w:type="dxa" w:w="2160"/>
+          </w:tcPr>
+          <w:p>
+            <w:r>
+              <w:t>云计算</w:t>
+            </w:r>
+          </w:p>
+        </w:tc>
+        <w:tc>
+          <w:tcPr>
+            <w:tcW w:type="dxa" w:w="2160"/>
+          </w:tcPr>
+          <w:p>
+            <w:r>
+              <w:t>530亿</w:t>
+            </w:r>
+          </w:p>
+        </w:tc>
+        <w:tc>
+          <w:tcPr>
+            <w:tcW w:type="dxa" w:w="2160"/>
+          </w:tcPr>
+          <w:p>
+            <w:r>
+              <w:t>11%</w:t>
+            </w:r>
+          </w:p>
+        </w:tc>
+      </w:tr>
+      <w:tr>
+        <w:tc>
+          <w:tcPr>
+            <w:tcW w:type="dxa" w:w="2160"/>
+          </w:tcPr>
+          <w:p>
+            <w:r>
+              <w:t>明腾传媒有限公司</w:t>
+            </w:r>
+          </w:p>
+        </w:tc>
+        <w:tc>
+          <w:tcPr>
+            <w:tcW w:type="dxa" w:w="2160"/>
+          </w:tcPr>
+          <w:p>
+            <w:r>
+              <w:t>人工智能</w:t>
+            </w:r>
+          </w:p>
+        </w:tc>
+        <w:tc>
+          <w:tcPr>
+            <w:tcW w:type="dxa" w:w="2160"/>
+          </w:tcPr>
+          <w:p>
+            <w:r>
+              <w:t>534亿</w:t>
+            </w:r>
+          </w:p>
+        </w:tc>
+        <w:tc>
+          <w:tcPr>
+            <w:tcW w:type="dxa" w:w="2160"/>
+          </w:tcPr>
+          <w:p>
+            <w:r>
+              <w:t>13%</w:t>
+            </w:r>
+          </w:p>
+        </w:tc>
+      </w:tr>
+      <w:tr>
+        <w:tc>
+          <w:tcPr>
+            <w:tcW w:type="dxa" w:w="2160"/>
+          </w:tcPr>
+          <w:p>
+            <w:r>
+              <w:t>信诚致远科技有限公司</w:t>
+            </w:r>
+          </w:p>
+        </w:tc>
+        <w:tc>
+          <w:tcPr>
+            <w:tcW w:type="dxa" w:w="2160"/>
+          </w:tcPr>
+          <w:p>
+            <w:r>
+              <w:t>云计算</w:t>
+            </w:r>
+          </w:p>
+        </w:tc>
+        <w:tc>
+          <w:tcPr>
+            <w:tcW w:type="dxa" w:w="2160"/>
+          </w:tcPr>
+          <w:p>
+            <w:r>
+              <w:t>439亿</w:t>
+            </w:r>
+          </w:p>
+        </w:tc>
+        <w:tc>
+          <w:tcPr>
+            <w:tcW w:type="dxa" w:w="2160"/>
+          </w:tcPr>
+          <w:p>
+            <w:r>
+              <w:t>13%</w:t>
+            </w:r>
+          </w:p>
+        </w:tc>
+      </w:tr>
+      <w:tr>
+        <w:tc>
+          <w:tcPr>
+            <w:tcW w:type="dxa" w:w="2160"/>
+          </w:tcPr>
+          <w:p>
+            <w:r>
+              <w:t>飞利信科技有限公司</w:t>
+            </w:r>
+          </w:p>
+        </w:tc>
+        <w:tc>
+          <w:tcPr>
+            <w:tcW w:type="dxa" w:w="2160"/>
+          </w:tcPr>
+          <w:p>
+            <w:r>
+              <w:t>人工智能</w:t>
+            </w:r>
+          </w:p>
+        </w:tc>
+        <w:tc>
+          <w:tcPr>
+            <w:tcW w:type="dxa" w:w="2160"/>
+          </w:tcPr>
+          <w:p>
+            <w:r>
+              <w:t>773亿</w:t>
+            </w:r>
+          </w:p>
+        </w:tc>
+        <w:tc>
+          <w:tcPr>
+            <w:tcW w:type="dxa" w:w="2160"/>
+          </w:tcPr>
+          <w:p>
+            <w:r>
+              <w:t>9%</w:t>
+            </w:r>
+          </w:p>
+        </w:tc>
+      </w:tr>
+      <w:tr>
+        <w:tc>
+          <w:tcPr>
+            <w:tcW w:type="dxa" w:w="2160"/>
+          </w:tcPr>
+          <w:p>
+            <w:r>
+              <w:t>泰麒麟网络有限公司</w:t>
+            </w:r>
+          </w:p>
+        </w:tc>
+        <w:tc>
+          <w:tcPr>
+            <w:tcW w:type="dxa" w:w="2160"/>
+          </w:tcPr>
+          <w:p>
+            <w:r>
+              <w:t>云计算</w:t>
+            </w:r>
+          </w:p>
+        </w:tc>
+        <w:tc>
+          <w:tcPr>
+            <w:tcW w:type="dxa" w:w="2160"/>
+          </w:tcPr>
+          <w:p>
+            <w:r>
+              <w:t>331亿</w:t>
+            </w:r>
+          </w:p>
+        </w:tc>
+        <w:tc>
+          <w:tcPr>
+            <w:tcW w:type="dxa" w:w="2160"/>
+          </w:tcPr>
+          <w:p>
+            <w:r>
+              <w:t>24%</w:t>
+            </w:r>
+          </w:p>
+        </w:tc>
+      </w:tr>
+      <w:tr>
+        <w:tc>
+          <w:tcPr>
+            <w:tcW w:type="dxa" w:w="2160"/>
+          </w:tcPr>
+          <w:p>
+            <w:r>
+              <w:t>华泰通安网络有限公司</w:t>
+            </w:r>
+          </w:p>
+        </w:tc>
+        <w:tc>
+          <w:tcPr>
+            <w:tcW w:type="dxa" w:w="2160"/>
+          </w:tcPr>
+          <w:p>
+            <w:r>
+              <w:t>半导体</w:t>
+            </w:r>
+          </w:p>
+        </w:tc>
+        <w:tc>
+          <w:tcPr>
+            <w:tcW w:type="dxa" w:w="2160"/>
+          </w:tcPr>
+          <w:p>
+            <w:r>
+              <w:t>517亿</w:t>
+            </w:r>
+          </w:p>
+        </w:tc>
+        <w:tc>
+          <w:tcPr>
+            <w:tcW w:type="dxa" w:w="2160"/>
+          </w:tcPr>
+          <w:p>
+            <w:r>
+              <w:t>20%</w:t>
+            </w:r>
+          </w:p>
+        </w:tc>
+      </w:tr>
+    </w:tbl>
+    <w:p>
+      <w:pPr>
+        <w:pStyle w:val="Heading1"/>
+      </w:pPr>
+      <w:r>
+        <w:t>行业分析 3</w:t>
+      </w:r>
+    </w:p>
+    <w:p>
+      <w:r>
+        <w:br/>
+        <w:t>联软网络有限公司 是中国 半导体 行业的重要企业之一。</w:t>
+        <w:br/>
+        <w:t>根据华辰资本 投资委员会 的研究，该公司成立于 2012 年，</w:t>
+        <w:br/>
+        <w:t>目前员工规模约 5582 人。公司近年来持续加大研发投入，</w:t>
         <w:br/>
         <w:t>在核心技术方面形成了较强的竞争壁垒。</w:t>
         <w:br/>
@@ -89,11 +1600,44 @@
     <w:p>
       <w:r>
         <w:br/>
-        <w:t>和泰传媒有限公司 是中国 消费科技 行业的重要企业之一。</w:t>
+        <w:t>根据内部财务模型测算，浦华众城网络有限公司 在未来三年</w:t>
         <w:br/>
-        <w:t>根据华辰资本 投资委员会 的研究，该公司成立于 2020 年，</w:t>
+        <w:t>收入复合增长率预计可达到 17% 左右。</w:t>
         <w:br/>
-        <w:t>目前员工规模约 7048 人。公司近年来持续加大研发投入，</w:t>
+        <w:t>该预测基于行业需求增长以及公司产能扩张计划。</w:t>
+        <w:br/>
+      </w:r>
+    </w:p>
+    <w:p>
+      <w:r>
+        <w:br/>
+        <w:t>根据内部财务模型测算，新格林耐特网络有限公司 在未来三年</w:t>
+        <w:br/>
+        <w:t>收入复合增长率预计可达到 22% 左右。</w:t>
+        <w:br/>
+        <w:t>该预测基于行业需求增长以及公司产能扩张计划。</w:t>
+        <w:br/>
+      </w:r>
+    </w:p>
+    <w:p>
+      <w:r>
+        <w:br/>
+        <w:t>风险管理部认为，半导体 行业仍然面临若干</w:t>
+        <w:br/>
+        <w:t>不确定性因素，包括技术迭代风险、政策变化、</w:t>
+        <w:br/>
+        <w:t>以及市场竞争加剧等问题。</w:t>
+        <w:br/>
+      </w:r>
+    </w:p>
+    <w:p>
+      <w:r>
+        <w:br/>
+        <w:t>富罳网络有限公司 是中国 新能源 行业的重要企业之一。</w:t>
+        <w:br/>
+        <w:t>根据华辰资本 资产配置委员会 的研究，该公司成立于 2019 年，</w:t>
+        <w:br/>
+        <w:t>目前员工规模约 3621 人。公司近年来持续加大研发投入，</w:t>
         <w:br/>
         <w:t>在核心技术方面形成了较强的竞争壁垒。</w:t>
         <w:br/>
@@ -102,7 +1646,1591 @@
     <w:p>
       <w:r>
         <w:br/>
-        <w:t>风险管理部认为，机器人 行业仍然面临若干</w:t>
+        <w:t>从产业链角度看，半导体 行业主要由上游设备厂商、</w:t>
+        <w:br/>
+        <w:t>中游平台企业以及下游应用厂商组成。</w:t>
+        <w:br/>
+        <w:t>精芯信息有限公司 主要位于产业链的 中游 环节。</w:t>
+        <w:br/>
+      </w:r>
+    </w:p>
+    <w:p>
+      <w:r>
+        <w:br/>
+        <w:t>从产业链角度看，医疗科技 行业主要由上游设备厂商、</w:t>
+        <w:br/>
+        <w:t>中游平台企业以及下游应用厂商组成。</w:t>
+        <w:br/>
+        <w:t>华成育卓科技有限公司 主要位于产业链的 上游 环节。</w:t>
+        <w:br/>
+      </w:r>
+    </w:p>
+    <w:p>
+      <w:r>
+        <w:br/>
+        <w:t>从产业链角度看，医疗科技 行业主要由上游设备厂商、</w:t>
+        <w:br/>
+        <w:t>中游平台企业以及下游应用厂商组成。</w:t>
+        <w:br/>
+        <w:t>昊嘉科技有限公司 主要位于产业链的 下游 环节。</w:t>
+        <w:br/>
+      </w:r>
+    </w:p>
+    <w:tbl>
+      <w:tblPr>
+        <w:tblW w:type="auto" w:w="0"/>
+        <w:tblLook w:firstColumn="1" w:firstRow="1" w:lastColumn="0" w:lastRow="0" w:noHBand="0" w:noVBand="1" w:val="04A0"/>
+      </w:tblPr>
+      <w:tblGrid>
+        <w:gridCol w:w="2160"/>
+        <w:gridCol w:w="2160"/>
+        <w:gridCol w:w="2160"/>
+        <w:gridCol w:w="2160"/>
+      </w:tblGrid>
+      <w:tr>
+        <w:tc>
+          <w:tcPr>
+            <w:tcW w:type="dxa" w:w="2160"/>
+          </w:tcPr>
+          <w:p>
+            <w:r>
+              <w:t>公司</w:t>
+            </w:r>
+          </w:p>
+        </w:tc>
+        <w:tc>
+          <w:tcPr>
+            <w:tcW w:type="dxa" w:w="2160"/>
+          </w:tcPr>
+          <w:p>
+            <w:r>
+              <w:t>行业</w:t>
+            </w:r>
+          </w:p>
+        </w:tc>
+        <w:tc>
+          <w:tcPr>
+            <w:tcW w:type="dxa" w:w="2160"/>
+          </w:tcPr>
+          <w:p>
+            <w:r>
+              <w:t>市值</w:t>
+            </w:r>
+          </w:p>
+        </w:tc>
+        <w:tc>
+          <w:tcPr>
+            <w:tcW w:type="dxa" w:w="2160"/>
+          </w:tcPr>
+          <w:p>
+            <w:r>
+              <w:t>增长率</w:t>
+            </w:r>
+          </w:p>
+        </w:tc>
+      </w:tr>
+      <w:tr>
+        <w:tc>
+          <w:tcPr>
+            <w:tcW w:type="dxa" w:w="2160"/>
+          </w:tcPr>
+          <w:p>
+            <w:r>
+              <w:t>九方传媒有限公司</w:t>
+            </w:r>
+          </w:p>
+        </w:tc>
+        <w:tc>
+          <w:tcPr>
+            <w:tcW w:type="dxa" w:w="2160"/>
+          </w:tcPr>
+          <w:p>
+            <w:r>
+              <w:t>医疗科技</w:t>
+            </w:r>
+          </w:p>
+        </w:tc>
+        <w:tc>
+          <w:tcPr>
+            <w:tcW w:type="dxa" w:w="2160"/>
+          </w:tcPr>
+          <w:p>
+            <w:r>
+              <w:t>625亿</w:t>
+            </w:r>
+          </w:p>
+        </w:tc>
+        <w:tc>
+          <w:tcPr>
+            <w:tcW w:type="dxa" w:w="2160"/>
+          </w:tcPr>
+          <w:p>
+            <w:r>
+              <w:t>19%</w:t>
+            </w:r>
+          </w:p>
+        </w:tc>
+      </w:tr>
+      <w:tr>
+        <w:tc>
+          <w:tcPr>
+            <w:tcW w:type="dxa" w:w="2160"/>
+          </w:tcPr>
+          <w:p>
+            <w:r>
+              <w:t>新格林耐特网络有限公司</w:t>
+            </w:r>
+          </w:p>
+        </w:tc>
+        <w:tc>
+          <w:tcPr>
+            <w:tcW w:type="dxa" w:w="2160"/>
+          </w:tcPr>
+          <w:p>
+            <w:r>
+              <w:t>人工智能</w:t>
+            </w:r>
+          </w:p>
+        </w:tc>
+        <w:tc>
+          <w:tcPr>
+            <w:tcW w:type="dxa" w:w="2160"/>
+          </w:tcPr>
+          <w:p>
+            <w:r>
+              <w:t>188亿</w:t>
+            </w:r>
+          </w:p>
+        </w:tc>
+        <w:tc>
+          <w:tcPr>
+            <w:tcW w:type="dxa" w:w="2160"/>
+          </w:tcPr>
+          <w:p>
+            <w:r>
+              <w:t>19%</w:t>
+            </w:r>
+          </w:p>
+        </w:tc>
+      </w:tr>
+      <w:tr>
+        <w:tc>
+          <w:tcPr>
+            <w:tcW w:type="dxa" w:w="2160"/>
+          </w:tcPr>
+          <w:p>
+            <w:r>
+              <w:t>飞海科技传媒有限公司</w:t>
+            </w:r>
+          </w:p>
+        </w:tc>
+        <w:tc>
+          <w:tcPr>
+            <w:tcW w:type="dxa" w:w="2160"/>
+          </w:tcPr>
+          <w:p>
+            <w:r>
+              <w:t>消费科技</w:t>
+            </w:r>
+          </w:p>
+        </w:tc>
+        <w:tc>
+          <w:tcPr>
+            <w:tcW w:type="dxa" w:w="2160"/>
+          </w:tcPr>
+          <w:p>
+            <w:r>
+              <w:t>511亿</w:t>
+            </w:r>
+          </w:p>
+        </w:tc>
+        <w:tc>
+          <w:tcPr>
+            <w:tcW w:type="dxa" w:w="2160"/>
+          </w:tcPr>
+          <w:p>
+            <w:r>
+              <w:t>6%</w:t>
+            </w:r>
+          </w:p>
+        </w:tc>
+      </w:tr>
+      <w:tr>
+        <w:tc>
+          <w:tcPr>
+            <w:tcW w:type="dxa" w:w="2160"/>
+          </w:tcPr>
+          <w:p>
+            <w:r>
+              <w:t>华成育卓科技有限公司</w:t>
+            </w:r>
+          </w:p>
+        </w:tc>
+        <w:tc>
+          <w:tcPr>
+            <w:tcW w:type="dxa" w:w="2160"/>
+          </w:tcPr>
+          <w:p>
+            <w:r>
+              <w:t>医疗科技</w:t>
+            </w:r>
+          </w:p>
+        </w:tc>
+        <w:tc>
+          <w:tcPr>
+            <w:tcW w:type="dxa" w:w="2160"/>
+          </w:tcPr>
+          <w:p>
+            <w:r>
+              <w:t>536亿</w:t>
+            </w:r>
+          </w:p>
+        </w:tc>
+        <w:tc>
+          <w:tcPr>
+            <w:tcW w:type="dxa" w:w="2160"/>
+          </w:tcPr>
+          <w:p>
+            <w:r>
+              <w:t>7%</w:t>
+            </w:r>
+          </w:p>
+        </w:tc>
+      </w:tr>
+      <w:tr>
+        <w:tc>
+          <w:tcPr>
+            <w:tcW w:type="dxa" w:w="2160"/>
+          </w:tcPr>
+          <w:p>
+            <w:r>
+              <w:t>飞利信科技有限公司</w:t>
+            </w:r>
+          </w:p>
+        </w:tc>
+        <w:tc>
+          <w:tcPr>
+            <w:tcW w:type="dxa" w:w="2160"/>
+          </w:tcPr>
+          <w:p>
+            <w:r>
+              <w:t>人工智能</w:t>
+            </w:r>
+          </w:p>
+        </w:tc>
+        <w:tc>
+          <w:tcPr>
+            <w:tcW w:type="dxa" w:w="2160"/>
+          </w:tcPr>
+          <w:p>
+            <w:r>
+              <w:t>413亿</w:t>
+            </w:r>
+          </w:p>
+        </w:tc>
+        <w:tc>
+          <w:tcPr>
+            <w:tcW w:type="dxa" w:w="2160"/>
+          </w:tcPr>
+          <w:p>
+            <w:r>
+              <w:t>24%</w:t>
+            </w:r>
+          </w:p>
+        </w:tc>
+      </w:tr>
+      <w:tr>
+        <w:tc>
+          <w:tcPr>
+            <w:tcW w:type="dxa" w:w="2160"/>
+          </w:tcPr>
+          <w:p>
+            <w:r>
+              <w:t>图龙信息传媒有限公司</w:t>
+            </w:r>
+          </w:p>
+        </w:tc>
+        <w:tc>
+          <w:tcPr>
+            <w:tcW w:type="dxa" w:w="2160"/>
+          </w:tcPr>
+          <w:p>
+            <w:r>
+              <w:t>机器人</w:t>
+            </w:r>
+          </w:p>
+        </w:tc>
+        <w:tc>
+          <w:tcPr>
+            <w:tcW w:type="dxa" w:w="2160"/>
+          </w:tcPr>
+          <w:p>
+            <w:r>
+              <w:t>255亿</w:t>
+            </w:r>
+          </w:p>
+        </w:tc>
+        <w:tc>
+          <w:tcPr>
+            <w:tcW w:type="dxa" w:w="2160"/>
+          </w:tcPr>
+          <w:p>
+            <w:r>
+              <w:t>6%</w:t>
+            </w:r>
+          </w:p>
+        </w:tc>
+      </w:tr>
+      <w:tr>
+        <w:tc>
+          <w:tcPr>
+            <w:tcW w:type="dxa" w:w="2160"/>
+          </w:tcPr>
+          <w:p>
+            <w:r>
+              <w:t>鑫博腾飞信息有限公司</w:t>
+            </w:r>
+          </w:p>
+        </w:tc>
+        <w:tc>
+          <w:tcPr>
+            <w:tcW w:type="dxa" w:w="2160"/>
+          </w:tcPr>
+          <w:p>
+            <w:r>
+              <w:t>消费科技</w:t>
+            </w:r>
+          </w:p>
+        </w:tc>
+        <w:tc>
+          <w:tcPr>
+            <w:tcW w:type="dxa" w:w="2160"/>
+          </w:tcPr>
+          <w:p>
+            <w:r>
+              <w:t>357亿</w:t>
+            </w:r>
+          </w:p>
+        </w:tc>
+        <w:tc>
+          <w:tcPr>
+            <w:tcW w:type="dxa" w:w="2160"/>
+          </w:tcPr>
+          <w:p>
+            <w:r>
+              <w:t>15%</w:t>
+            </w:r>
+          </w:p>
+        </w:tc>
+      </w:tr>
+      <w:tr>
+        <w:tc>
+          <w:tcPr>
+            <w:tcW w:type="dxa" w:w="2160"/>
+          </w:tcPr>
+          <w:p>
+            <w:r>
+              <w:t>通际名联网络有限公司</w:t>
+            </w:r>
+          </w:p>
+        </w:tc>
+        <w:tc>
+          <w:tcPr>
+            <w:tcW w:type="dxa" w:w="2160"/>
+          </w:tcPr>
+          <w:p>
+            <w:r>
+              <w:t>机器人</w:t>
+            </w:r>
+          </w:p>
+        </w:tc>
+        <w:tc>
+          <w:tcPr>
+            <w:tcW w:type="dxa" w:w="2160"/>
+          </w:tcPr>
+          <w:p>
+            <w:r>
+              <w:t>137亿</w:t>
+            </w:r>
+          </w:p>
+        </w:tc>
+        <w:tc>
+          <w:tcPr>
+            <w:tcW w:type="dxa" w:w="2160"/>
+          </w:tcPr>
+          <w:p>
+            <w:r>
+              <w:t>23%</w:t>
+            </w:r>
+          </w:p>
+        </w:tc>
+      </w:tr>
+      <w:tr>
+        <w:tc>
+          <w:tcPr>
+            <w:tcW w:type="dxa" w:w="2160"/>
+          </w:tcPr>
+          <w:p>
+            <w:r>
+              <w:t>恩悌网络有限公司</w:t>
+            </w:r>
+          </w:p>
+        </w:tc>
+        <w:tc>
+          <w:tcPr>
+            <w:tcW w:type="dxa" w:w="2160"/>
+          </w:tcPr>
+          <w:p>
+            <w:r>
+              <w:t>新能源</w:t>
+            </w:r>
+          </w:p>
+        </w:tc>
+        <w:tc>
+          <w:tcPr>
+            <w:tcW w:type="dxa" w:w="2160"/>
+          </w:tcPr>
+          <w:p>
+            <w:r>
+              <w:t>240亿</w:t>
+            </w:r>
+          </w:p>
+        </w:tc>
+        <w:tc>
+          <w:tcPr>
+            <w:tcW w:type="dxa" w:w="2160"/>
+          </w:tcPr>
+          <w:p>
+            <w:r>
+              <w:t>7%</w:t>
+            </w:r>
+          </w:p>
+        </w:tc>
+      </w:tr>
+      <w:tr>
+        <w:tc>
+          <w:tcPr>
+            <w:tcW w:type="dxa" w:w="2160"/>
+          </w:tcPr>
+          <w:p>
+            <w:r>
+              <w:t>创汇传媒有限公司</w:t>
+            </w:r>
+          </w:p>
+        </w:tc>
+        <w:tc>
+          <w:tcPr>
+            <w:tcW w:type="dxa" w:w="2160"/>
+          </w:tcPr>
+          <w:p>
+            <w:r>
+              <w:t>新能源</w:t>
+            </w:r>
+          </w:p>
+        </w:tc>
+        <w:tc>
+          <w:tcPr>
+            <w:tcW w:type="dxa" w:w="2160"/>
+          </w:tcPr>
+          <w:p>
+            <w:r>
+              <w:t>143亿</w:t>
+            </w:r>
+          </w:p>
+        </w:tc>
+        <w:tc>
+          <w:tcPr>
+            <w:tcW w:type="dxa" w:w="2160"/>
+          </w:tcPr>
+          <w:p>
+            <w:r>
+              <w:t>30%</w:t>
+            </w:r>
+          </w:p>
+        </w:tc>
+      </w:tr>
+      <w:tr>
+        <w:tc>
+          <w:tcPr>
+            <w:tcW w:type="dxa" w:w="2160"/>
+          </w:tcPr>
+          <w:p>
+            <w:r>
+              <w:t>通际名联科技有限公司</w:t>
+            </w:r>
+          </w:p>
+        </w:tc>
+        <w:tc>
+          <w:tcPr>
+            <w:tcW w:type="dxa" w:w="2160"/>
+          </w:tcPr>
+          <w:p>
+            <w:r>
+              <w:t>人工智能</w:t>
+            </w:r>
+          </w:p>
+        </w:tc>
+        <w:tc>
+          <w:tcPr>
+            <w:tcW w:type="dxa" w:w="2160"/>
+          </w:tcPr>
+          <w:p>
+            <w:r>
+              <w:t>544亿</w:t>
+            </w:r>
+          </w:p>
+        </w:tc>
+        <w:tc>
+          <w:tcPr>
+            <w:tcW w:type="dxa" w:w="2160"/>
+          </w:tcPr>
+          <w:p>
+            <w:r>
+              <w:t>9%</w:t>
+            </w:r>
+          </w:p>
+        </w:tc>
+      </w:tr>
+      <w:tr>
+        <w:tc>
+          <w:tcPr>
+            <w:tcW w:type="dxa" w:w="2160"/>
+          </w:tcPr>
+          <w:p>
+            <w:r>
+              <w:t>创联世纪信息有限公司</w:t>
+            </w:r>
+          </w:p>
+        </w:tc>
+        <w:tc>
+          <w:tcPr>
+            <w:tcW w:type="dxa" w:w="2160"/>
+          </w:tcPr>
+          <w:p>
+            <w:r>
+              <w:t>云计算</w:t>
+            </w:r>
+          </w:p>
+        </w:tc>
+        <w:tc>
+          <w:tcPr>
+            <w:tcW w:type="dxa" w:w="2160"/>
+          </w:tcPr>
+          <w:p>
+            <w:r>
+              <w:t>697亿</w:t>
+            </w:r>
+          </w:p>
+        </w:tc>
+        <w:tc>
+          <w:tcPr>
+            <w:tcW w:type="dxa" w:w="2160"/>
+          </w:tcPr>
+          <w:p>
+            <w:r>
+              <w:t>30%</w:t>
+            </w:r>
+          </w:p>
+        </w:tc>
+      </w:tr>
+      <w:tr>
+        <w:tc>
+          <w:tcPr>
+            <w:tcW w:type="dxa" w:w="2160"/>
+          </w:tcPr>
+          <w:p>
+            <w:r>
+              <w:t>通际名联网络有限公司</w:t>
+            </w:r>
+          </w:p>
+        </w:tc>
+        <w:tc>
+          <w:tcPr>
+            <w:tcW w:type="dxa" w:w="2160"/>
+          </w:tcPr>
+          <w:p>
+            <w:r>
+              <w:t>机器人</w:t>
+            </w:r>
+          </w:p>
+        </w:tc>
+        <w:tc>
+          <w:tcPr>
+            <w:tcW w:type="dxa" w:w="2160"/>
+          </w:tcPr>
+          <w:p>
+            <w:r>
+              <w:t>263亿</w:t>
+            </w:r>
+          </w:p>
+        </w:tc>
+        <w:tc>
+          <w:tcPr>
+            <w:tcW w:type="dxa" w:w="2160"/>
+          </w:tcPr>
+          <w:p>
+            <w:r>
+              <w:t>9%</w:t>
+            </w:r>
+          </w:p>
+        </w:tc>
+      </w:tr>
+      <w:tr>
+        <w:tc>
+          <w:tcPr>
+            <w:tcW w:type="dxa" w:w="2160"/>
+          </w:tcPr>
+          <w:p>
+            <w:r>
+              <w:t>华泰通安网络有限公司</w:t>
+            </w:r>
+          </w:p>
+        </w:tc>
+        <w:tc>
+          <w:tcPr>
+            <w:tcW w:type="dxa" w:w="2160"/>
+          </w:tcPr>
+          <w:p>
+            <w:r>
+              <w:t>半导体</w:t>
+            </w:r>
+          </w:p>
+        </w:tc>
+        <w:tc>
+          <w:tcPr>
+            <w:tcW w:type="dxa" w:w="2160"/>
+          </w:tcPr>
+          <w:p>
+            <w:r>
+              <w:t>434亿</w:t>
+            </w:r>
+          </w:p>
+        </w:tc>
+        <w:tc>
+          <w:tcPr>
+            <w:tcW w:type="dxa" w:w="2160"/>
+          </w:tcPr>
+          <w:p>
+            <w:r>
+              <w:t>23%</w:t>
+            </w:r>
+          </w:p>
+        </w:tc>
+      </w:tr>
+      <w:tr>
+        <w:tc>
+          <w:tcPr>
+            <w:tcW w:type="dxa" w:w="2160"/>
+          </w:tcPr>
+          <w:p>
+            <w:r>
+              <w:t>飞利信科技有限公司</w:t>
+            </w:r>
+          </w:p>
+        </w:tc>
+        <w:tc>
+          <w:tcPr>
+            <w:tcW w:type="dxa" w:w="2160"/>
+          </w:tcPr>
+          <w:p>
+            <w:r>
+              <w:t>人工智能</w:t>
+            </w:r>
+          </w:p>
+        </w:tc>
+        <w:tc>
+          <w:tcPr>
+            <w:tcW w:type="dxa" w:w="2160"/>
+          </w:tcPr>
+          <w:p>
+            <w:r>
+              <w:t>248亿</w:t>
+            </w:r>
+          </w:p>
+        </w:tc>
+        <w:tc>
+          <w:tcPr>
+            <w:tcW w:type="dxa" w:w="2160"/>
+          </w:tcPr>
+          <w:p>
+            <w:r>
+              <w:t>23%</w:t>
+            </w:r>
+          </w:p>
+        </w:tc>
+      </w:tr>
+    </w:tbl>
+    <w:p>
+      <w:pPr>
+        <w:pStyle w:val="Heading1"/>
+      </w:pPr>
+      <w:r>
+        <w:t>行业分析 4</w:t>
+      </w:r>
+    </w:p>
+    <w:p>
+      <w:r>
+        <w:br/>
+        <w:t>风险管理部认为，云计算 行业仍然面临若干</w:t>
+        <w:br/>
+        <w:t>不确定性因素，包括技术迭代风险、政策变化、</w:t>
+        <w:br/>
+        <w:t>以及市场竞争加剧等问题。</w:t>
+        <w:br/>
+      </w:r>
+    </w:p>
+    <w:p>
+      <w:r>
+        <w:br/>
+        <w:t>风险管理部认为，半导体 行业仍然面临若干</w:t>
+        <w:br/>
+        <w:t>不确定性因素，包括技术迭代风险、政策变化、</w:t>
+        <w:br/>
+        <w:t>以及市场竞争加剧等问题。</w:t>
+        <w:br/>
+      </w:r>
+    </w:p>
+    <w:p>
+      <w:r>
+        <w:br/>
+        <w:t>根据内部财务模型测算，惠派国际公司科技有限公司 在未来三年</w:t>
+        <w:br/>
+        <w:t>收入复合增长率预计可达到 35% 左右。</w:t>
+        <w:br/>
+        <w:t>该预测基于行业需求增长以及公司产能扩张计划。</w:t>
+        <w:br/>
+      </w:r>
+    </w:p>
+    <w:p>
+      <w:r>
+        <w:br/>
+        <w:t>从产业链角度看，半导体 行业主要由上游设备厂商、</w:t>
+        <w:br/>
+        <w:t>中游平台企业以及下游应用厂商组成。</w:t>
+        <w:br/>
+        <w:t>中建创业科技有限公司 主要位于产业链的 下游 环节。</w:t>
+        <w:br/>
+      </w:r>
+    </w:p>
+    <w:p>
+      <w:r>
+        <w:br/>
+        <w:t>根据内部财务模型测算，昂歌信息信息有限公司 在未来三年</w:t>
+        <w:br/>
+        <w:t>收入复合增长率预计可达到 24% 左右。</w:t>
+        <w:br/>
+        <w:t>该预测基于行业需求增长以及公司产能扩张计划。</w:t>
+        <w:br/>
+      </w:r>
+    </w:p>
+    <w:p>
+      <w:r>
+        <w:br/>
+        <w:t>富罳网络有限公司 是中国 新能源 行业的重要企业之一。</w:t>
+        <w:br/>
+        <w:t>根据华辰资本 投资策略部 的研究，该公司成立于 2019 年，</w:t>
+        <w:br/>
+        <w:t>目前员工规模约 3621 人。公司近年来持续加大研发投入，</w:t>
+        <w:br/>
+        <w:t>在核心技术方面形成了较强的竞争壁垒。</w:t>
+        <w:br/>
+      </w:r>
+    </w:p>
+    <w:p>
+      <w:r>
+        <w:br/>
+        <w:t>华辰资本旗下的 HC Alpha Growth Fund 在最近的资产配置会议中</w:t>
+        <w:br/>
+        <w:t>讨论了 消费科技 行业的投资机会，并对 昂歌信息信息有限公司</w:t>
+        <w:br/>
+        <w:t>进行了重点评估。</w:t>
+        <w:br/>
+      </w:r>
+    </w:p>
+    <w:p>
+      <w:r>
+        <w:br/>
+        <w:t>从产业链角度看，新能源 行业主要由上游设备厂商、</w:t>
+        <w:br/>
+        <w:t>中游平台企业以及下游应用厂商组成。</w:t>
+        <w:br/>
+        <w:t>恩悌网络有限公司 主要位于产业链的 上游 环节。</w:t>
+        <w:br/>
+      </w:r>
+    </w:p>
+    <w:tbl>
+      <w:tblPr>
+        <w:tblW w:type="auto" w:w="0"/>
+        <w:tblLook w:firstColumn="1" w:firstRow="1" w:lastColumn="0" w:lastRow="0" w:noHBand="0" w:noVBand="1" w:val="04A0"/>
+      </w:tblPr>
+      <w:tblGrid>
+        <w:gridCol w:w="2160"/>
+        <w:gridCol w:w="2160"/>
+        <w:gridCol w:w="2160"/>
+        <w:gridCol w:w="2160"/>
+      </w:tblGrid>
+      <w:tr>
+        <w:tc>
+          <w:tcPr>
+            <w:tcW w:type="dxa" w:w="2160"/>
+          </w:tcPr>
+          <w:p>
+            <w:r>
+              <w:t>公司</w:t>
+            </w:r>
+          </w:p>
+        </w:tc>
+        <w:tc>
+          <w:tcPr>
+            <w:tcW w:type="dxa" w:w="2160"/>
+          </w:tcPr>
+          <w:p>
+            <w:r>
+              <w:t>行业</w:t>
+            </w:r>
+          </w:p>
+        </w:tc>
+        <w:tc>
+          <w:tcPr>
+            <w:tcW w:type="dxa" w:w="2160"/>
+          </w:tcPr>
+          <w:p>
+            <w:r>
+              <w:t>市值</w:t>
+            </w:r>
+          </w:p>
+        </w:tc>
+        <w:tc>
+          <w:tcPr>
+            <w:tcW w:type="dxa" w:w="2160"/>
+          </w:tcPr>
+          <w:p>
+            <w:r>
+              <w:t>增长率</w:t>
+            </w:r>
+          </w:p>
+        </w:tc>
+      </w:tr>
+      <w:tr>
+        <w:tc>
+          <w:tcPr>
+            <w:tcW w:type="dxa" w:w="2160"/>
+          </w:tcPr>
+          <w:p>
+            <w:r>
+              <w:t>雨林木风计算机科技有限公司</w:t>
+            </w:r>
+          </w:p>
+        </w:tc>
+        <w:tc>
+          <w:tcPr>
+            <w:tcW w:type="dxa" w:w="2160"/>
+          </w:tcPr>
+          <w:p>
+            <w:r>
+              <w:t>半导体</w:t>
+            </w:r>
+          </w:p>
+        </w:tc>
+        <w:tc>
+          <w:tcPr>
+            <w:tcW w:type="dxa" w:w="2160"/>
+          </w:tcPr>
+          <w:p>
+            <w:r>
+              <w:t>521亿</w:t>
+            </w:r>
+          </w:p>
+        </w:tc>
+        <w:tc>
+          <w:tcPr>
+            <w:tcW w:type="dxa" w:w="2160"/>
+          </w:tcPr>
+          <w:p>
+            <w:r>
+              <w:t>18%</w:t>
+            </w:r>
+          </w:p>
+        </w:tc>
+      </w:tr>
+      <w:tr>
+        <w:tc>
+          <w:tcPr>
+            <w:tcW w:type="dxa" w:w="2160"/>
+          </w:tcPr>
+          <w:p>
+            <w:r>
+              <w:t>创联世纪信息有限公司</w:t>
+            </w:r>
+          </w:p>
+        </w:tc>
+        <w:tc>
+          <w:tcPr>
+            <w:tcW w:type="dxa" w:w="2160"/>
+          </w:tcPr>
+          <w:p>
+            <w:r>
+              <w:t>云计算</w:t>
+            </w:r>
+          </w:p>
+        </w:tc>
+        <w:tc>
+          <w:tcPr>
+            <w:tcW w:type="dxa" w:w="2160"/>
+          </w:tcPr>
+          <w:p>
+            <w:r>
+              <w:t>104亿</w:t>
+            </w:r>
+          </w:p>
+        </w:tc>
+        <w:tc>
+          <w:tcPr>
+            <w:tcW w:type="dxa" w:w="2160"/>
+          </w:tcPr>
+          <w:p>
+            <w:r>
+              <w:t>23%</w:t>
+            </w:r>
+          </w:p>
+        </w:tc>
+      </w:tr>
+      <w:tr>
+        <w:tc>
+          <w:tcPr>
+            <w:tcW w:type="dxa" w:w="2160"/>
+          </w:tcPr>
+          <w:p>
+            <w:r>
+              <w:t>明腾传媒有限公司</w:t>
+            </w:r>
+          </w:p>
+        </w:tc>
+        <w:tc>
+          <w:tcPr>
+            <w:tcW w:type="dxa" w:w="2160"/>
+          </w:tcPr>
+          <w:p>
+            <w:r>
+              <w:t>人工智能</w:t>
+            </w:r>
+          </w:p>
+        </w:tc>
+        <w:tc>
+          <w:tcPr>
+            <w:tcW w:type="dxa" w:w="2160"/>
+          </w:tcPr>
+          <w:p>
+            <w:r>
+              <w:t>344亿</w:t>
+            </w:r>
+          </w:p>
+        </w:tc>
+        <w:tc>
+          <w:tcPr>
+            <w:tcW w:type="dxa" w:w="2160"/>
+          </w:tcPr>
+          <w:p>
+            <w:r>
+              <w:t>12%</w:t>
+            </w:r>
+          </w:p>
+        </w:tc>
+      </w:tr>
+      <w:tr>
+        <w:tc>
+          <w:tcPr>
+            <w:tcW w:type="dxa" w:w="2160"/>
+          </w:tcPr>
+          <w:p>
+            <w:r>
+              <w:t>飞利信科技有限公司</w:t>
+            </w:r>
+          </w:p>
+        </w:tc>
+        <w:tc>
+          <w:tcPr>
+            <w:tcW w:type="dxa" w:w="2160"/>
+          </w:tcPr>
+          <w:p>
+            <w:r>
+              <w:t>人工智能</w:t>
+            </w:r>
+          </w:p>
+        </w:tc>
+        <w:tc>
+          <w:tcPr>
+            <w:tcW w:type="dxa" w:w="2160"/>
+          </w:tcPr>
+          <w:p>
+            <w:r>
+              <w:t>546亿</w:t>
+            </w:r>
+          </w:p>
+        </w:tc>
+        <w:tc>
+          <w:tcPr>
+            <w:tcW w:type="dxa" w:w="2160"/>
+          </w:tcPr>
+          <w:p>
+            <w:r>
+              <w:t>27%</w:t>
+            </w:r>
+          </w:p>
+        </w:tc>
+      </w:tr>
+      <w:tr>
+        <w:tc>
+          <w:tcPr>
+            <w:tcW w:type="dxa" w:w="2160"/>
+          </w:tcPr>
+          <w:p>
+            <w:r>
+              <w:t>鑫博腾飞信息有限公司</w:t>
+            </w:r>
+          </w:p>
+        </w:tc>
+        <w:tc>
+          <w:tcPr>
+            <w:tcW w:type="dxa" w:w="2160"/>
+          </w:tcPr>
+          <w:p>
+            <w:r>
+              <w:t>消费科技</w:t>
+            </w:r>
+          </w:p>
+        </w:tc>
+        <w:tc>
+          <w:tcPr>
+            <w:tcW w:type="dxa" w:w="2160"/>
+          </w:tcPr>
+          <w:p>
+            <w:r>
+              <w:t>138亿</w:t>
+            </w:r>
+          </w:p>
+        </w:tc>
+        <w:tc>
+          <w:tcPr>
+            <w:tcW w:type="dxa" w:w="2160"/>
+          </w:tcPr>
+          <w:p>
+            <w:r>
+              <w:t>11%</w:t>
+            </w:r>
+          </w:p>
+        </w:tc>
+      </w:tr>
+      <w:tr>
+        <w:tc>
+          <w:tcPr>
+            <w:tcW w:type="dxa" w:w="2160"/>
+          </w:tcPr>
+          <w:p>
+            <w:r>
+              <w:t>华成育卓传媒有限公司</w:t>
+            </w:r>
+          </w:p>
+        </w:tc>
+        <w:tc>
+          <w:tcPr>
+            <w:tcW w:type="dxa" w:w="2160"/>
+          </w:tcPr>
+          <w:p>
+            <w:r>
+              <w:t>人工智能</w:t>
+            </w:r>
+          </w:p>
+        </w:tc>
+        <w:tc>
+          <w:tcPr>
+            <w:tcW w:type="dxa" w:w="2160"/>
+          </w:tcPr>
+          <w:p>
+            <w:r>
+              <w:t>190亿</w:t>
+            </w:r>
+          </w:p>
+        </w:tc>
+        <w:tc>
+          <w:tcPr>
+            <w:tcW w:type="dxa" w:w="2160"/>
+          </w:tcPr>
+          <w:p>
+            <w:r>
+              <w:t>29%</w:t>
+            </w:r>
+          </w:p>
+        </w:tc>
+      </w:tr>
+      <w:tr>
+        <w:tc>
+          <w:tcPr>
+            <w:tcW w:type="dxa" w:w="2160"/>
+          </w:tcPr>
+          <w:p>
+            <w:r>
+              <w:t>恩悌网络有限公司</w:t>
+            </w:r>
+          </w:p>
+        </w:tc>
+        <w:tc>
+          <w:tcPr>
+            <w:tcW w:type="dxa" w:w="2160"/>
+          </w:tcPr>
+          <w:p>
+            <w:r>
+              <w:t>新能源</w:t>
+            </w:r>
+          </w:p>
+        </w:tc>
+        <w:tc>
+          <w:tcPr>
+            <w:tcW w:type="dxa" w:w="2160"/>
+          </w:tcPr>
+          <w:p>
+            <w:r>
+              <w:t>596亿</w:t>
+            </w:r>
+          </w:p>
+        </w:tc>
+        <w:tc>
+          <w:tcPr>
+            <w:tcW w:type="dxa" w:w="2160"/>
+          </w:tcPr>
+          <w:p>
+            <w:r>
+              <w:t>9%</w:t>
+            </w:r>
+          </w:p>
+        </w:tc>
+      </w:tr>
+      <w:tr>
+        <w:tc>
+          <w:tcPr>
+            <w:tcW w:type="dxa" w:w="2160"/>
+          </w:tcPr>
+          <w:p>
+            <w:r>
+              <w:t>联软科技有限公司</w:t>
+            </w:r>
+          </w:p>
+        </w:tc>
+        <w:tc>
+          <w:tcPr>
+            <w:tcW w:type="dxa" w:w="2160"/>
+          </w:tcPr>
+          <w:p>
+            <w:r>
+              <w:t>消费科技</w:t>
+            </w:r>
+          </w:p>
+        </w:tc>
+        <w:tc>
+          <w:tcPr>
+            <w:tcW w:type="dxa" w:w="2160"/>
+          </w:tcPr>
+          <w:p>
+            <w:r>
+              <w:t>382亿</w:t>
+            </w:r>
+          </w:p>
+        </w:tc>
+        <w:tc>
+          <w:tcPr>
+            <w:tcW w:type="dxa" w:w="2160"/>
+          </w:tcPr>
+          <w:p>
+            <w:r>
+              <w:t>20%</w:t>
+            </w:r>
+          </w:p>
+        </w:tc>
+      </w:tr>
+      <w:tr>
+        <w:tc>
+          <w:tcPr>
+            <w:tcW w:type="dxa" w:w="2160"/>
+          </w:tcPr>
+          <w:p>
+            <w:r>
+              <w:t>迪摩信息有限公司</w:t>
+            </w:r>
+          </w:p>
+        </w:tc>
+        <w:tc>
+          <w:tcPr>
+            <w:tcW w:type="dxa" w:w="2160"/>
+          </w:tcPr>
+          <w:p>
+            <w:r>
+              <w:t>医疗科技</w:t>
+            </w:r>
+          </w:p>
+        </w:tc>
+        <w:tc>
+          <w:tcPr>
+            <w:tcW w:type="dxa" w:w="2160"/>
+          </w:tcPr>
+          <w:p>
+            <w:r>
+              <w:t>740亿</w:t>
+            </w:r>
+          </w:p>
+        </w:tc>
+        <w:tc>
+          <w:tcPr>
+            <w:tcW w:type="dxa" w:w="2160"/>
+          </w:tcPr>
+          <w:p>
+            <w:r>
+              <w:t>7%</w:t>
+            </w:r>
+          </w:p>
+        </w:tc>
+      </w:tr>
+      <w:tr>
+        <w:tc>
+          <w:tcPr>
+            <w:tcW w:type="dxa" w:w="2160"/>
+          </w:tcPr>
+          <w:p>
+            <w:r>
+              <w:t>天开科技有限公司</w:t>
+            </w:r>
+          </w:p>
+        </w:tc>
+        <w:tc>
+          <w:tcPr>
+            <w:tcW w:type="dxa" w:w="2160"/>
+          </w:tcPr>
+          <w:p>
+            <w:r>
+              <w:t>消费科技</w:t>
+            </w:r>
+          </w:p>
+        </w:tc>
+        <w:tc>
+          <w:tcPr>
+            <w:tcW w:type="dxa" w:w="2160"/>
+          </w:tcPr>
+          <w:p>
+            <w:r>
+              <w:t>546亿</w:t>
+            </w:r>
+          </w:p>
+        </w:tc>
+        <w:tc>
+          <w:tcPr>
+            <w:tcW w:type="dxa" w:w="2160"/>
+          </w:tcPr>
+          <w:p>
+            <w:r>
+              <w:t>28%</w:t>
+            </w:r>
+          </w:p>
+        </w:tc>
+      </w:tr>
+      <w:tr>
+        <w:tc>
+          <w:tcPr>
+            <w:tcW w:type="dxa" w:w="2160"/>
+          </w:tcPr>
+          <w:p>
+            <w:r>
+              <w:t>昊嘉科技有限公司</w:t>
+            </w:r>
+          </w:p>
+        </w:tc>
+        <w:tc>
+          <w:tcPr>
+            <w:tcW w:type="dxa" w:w="2160"/>
+          </w:tcPr>
+          <w:p>
+            <w:r>
+              <w:t>医疗科技</w:t>
+            </w:r>
+          </w:p>
+        </w:tc>
+        <w:tc>
+          <w:tcPr>
+            <w:tcW w:type="dxa" w:w="2160"/>
+          </w:tcPr>
+          <w:p>
+            <w:r>
+              <w:t>629亿</w:t>
+            </w:r>
+          </w:p>
+        </w:tc>
+        <w:tc>
+          <w:tcPr>
+            <w:tcW w:type="dxa" w:w="2160"/>
+          </w:tcPr>
+          <w:p>
+            <w:r>
+              <w:t>25%</w:t>
+            </w:r>
+          </w:p>
+        </w:tc>
+      </w:tr>
+      <w:tr>
+        <w:tc>
+          <w:tcPr>
+            <w:tcW w:type="dxa" w:w="2160"/>
+          </w:tcPr>
+          <w:p>
+            <w:r>
+              <w:t>图龙信息传媒有限公司</w:t>
+            </w:r>
+          </w:p>
+        </w:tc>
+        <w:tc>
+          <w:tcPr>
+            <w:tcW w:type="dxa" w:w="2160"/>
+          </w:tcPr>
+          <w:p>
+            <w:r>
+              <w:t>机器人</w:t>
+            </w:r>
+          </w:p>
+        </w:tc>
+        <w:tc>
+          <w:tcPr>
+            <w:tcW w:type="dxa" w:w="2160"/>
+          </w:tcPr>
+          <w:p>
+            <w:r>
+              <w:t>404亿</w:t>
+            </w:r>
+          </w:p>
+        </w:tc>
+        <w:tc>
+          <w:tcPr>
+            <w:tcW w:type="dxa" w:w="2160"/>
+          </w:tcPr>
+          <w:p>
+            <w:r>
+              <w:t>23%</w:t>
+            </w:r>
+          </w:p>
+        </w:tc>
+      </w:tr>
+      <w:tr>
+        <w:tc>
+          <w:tcPr>
+            <w:tcW w:type="dxa" w:w="2160"/>
+          </w:tcPr>
+          <w:p>
+            <w:r>
+              <w:t>九方传媒有限公司</w:t>
+            </w:r>
+          </w:p>
+        </w:tc>
+        <w:tc>
+          <w:tcPr>
+            <w:tcW w:type="dxa" w:w="2160"/>
+          </w:tcPr>
+          <w:p>
+            <w:r>
+              <w:t>医疗科技</w:t>
+            </w:r>
+          </w:p>
+        </w:tc>
+        <w:tc>
+          <w:tcPr>
+            <w:tcW w:type="dxa" w:w="2160"/>
+          </w:tcPr>
+          <w:p>
+            <w:r>
+              <w:t>572亿</w:t>
+            </w:r>
+          </w:p>
+        </w:tc>
+        <w:tc>
+          <w:tcPr>
+            <w:tcW w:type="dxa" w:w="2160"/>
+          </w:tcPr>
+          <w:p>
+            <w:r>
+              <w:t>23%</w:t>
+            </w:r>
+          </w:p>
+        </w:tc>
+      </w:tr>
+      <w:tr>
+        <w:tc>
+          <w:tcPr>
+            <w:tcW w:type="dxa" w:w="2160"/>
+          </w:tcPr>
+          <w:p>
+            <w:r>
+              <w:t>联通时科传媒有限公司</w:t>
+            </w:r>
+          </w:p>
+        </w:tc>
+        <w:tc>
+          <w:tcPr>
+            <w:tcW w:type="dxa" w:w="2160"/>
+          </w:tcPr>
+          <w:p>
+            <w:r>
+              <w:t>消费科技</w:t>
+            </w:r>
+          </w:p>
+        </w:tc>
+        <w:tc>
+          <w:tcPr>
+            <w:tcW w:type="dxa" w:w="2160"/>
+          </w:tcPr>
+          <w:p>
+            <w:r>
+              <w:t>571亿</w:t>
+            </w:r>
+          </w:p>
+        </w:tc>
+        <w:tc>
+          <w:tcPr>
+            <w:tcW w:type="dxa" w:w="2160"/>
+          </w:tcPr>
+          <w:p>
+            <w:r>
+              <w:t>16%</w:t>
+            </w:r>
+          </w:p>
+        </w:tc>
+      </w:tr>
+      <w:tr>
+        <w:tc>
+          <w:tcPr>
+            <w:tcW w:type="dxa" w:w="2160"/>
+          </w:tcPr>
+          <w:p>
+            <w:r>
+              <w:t>九方传媒有限公司</w:t>
+            </w:r>
+          </w:p>
+        </w:tc>
+        <w:tc>
+          <w:tcPr>
+            <w:tcW w:type="dxa" w:w="2160"/>
+          </w:tcPr>
+          <w:p>
+            <w:r>
+              <w:t>医疗科技</w:t>
+            </w:r>
+          </w:p>
+        </w:tc>
+        <w:tc>
+          <w:tcPr>
+            <w:tcW w:type="dxa" w:w="2160"/>
+          </w:tcPr>
+          <w:p>
+            <w:r>
+              <w:t>765亿</w:t>
+            </w:r>
+          </w:p>
+        </w:tc>
+        <w:tc>
+          <w:tcPr>
+            <w:tcW w:type="dxa" w:w="2160"/>
+          </w:tcPr>
+          <w:p>
+            <w:r>
+              <w:t>20%</w:t>
+            </w:r>
+          </w:p>
+        </w:tc>
+      </w:tr>
+    </w:tbl>
+    <w:p>
+      <w:pPr>
+        <w:pStyle w:val="Heading1"/>
+      </w:pPr>
+      <w:r>
+        <w:t>行业分析 5</w:t>
+      </w:r>
+    </w:p>
+    <w:p>
+      <w:r>
+        <w:br/>
+        <w:t>风险管理部认为，云计算 行业仍然面临若干</w:t>
+        <w:br/>
+        <w:t>不确定性因素，包括技术迭代风险、政策变化、</w:t>
+        <w:br/>
+        <w:t>以及市场竞争加剧等问题。</w:t>
+        <w:br/>
+      </w:r>
+    </w:p>
+    <w:p>
+      <w:r>
+        <w:br/>
+        <w:t>风险管理部认为，人工智能 行业仍然面临若干</w:t>
+        <w:br/>
+        <w:t>不确定性因素，包括技术迭代风险、政策变化、</w:t>
+        <w:br/>
+        <w:t>以及市场竞争加剧等问题。</w:t>
+        <w:br/>
+      </w:r>
+    </w:p>
+    <w:p>
+      <w:r>
+        <w:br/>
+        <w:t>华辰资本旗下的 HC AI Innovation Fund 在最近的资产配置会议中</w:t>
+        <w:br/>
+        <w:t>讨论了 半导体 行业的投资机会，并对 华泰通安网络有限公司</w:t>
+        <w:br/>
+        <w:t>进行了重点评估。</w:t>
+        <w:br/>
+      </w:r>
+    </w:p>
+    <w:p>
+      <w:r>
+        <w:br/>
+        <w:t>风险管理部认为，新能源 行业仍然面临若干</w:t>
+        <w:br/>
+        <w:t>不确定性因素，包括技术迭代风险、政策变化、</w:t>
+        <w:br/>
+        <w:t>以及市场竞争加剧等问题。</w:t>
+        <w:br/>
+      </w:r>
+    </w:p>
+    <w:p>
+      <w:r>
+        <w:br/>
+        <w:t>从产业链角度看，人工智能 行业主要由上游设备厂商、</w:t>
+        <w:br/>
+        <w:t>中游平台企业以及下游应用厂商组成。</w:t>
+        <w:br/>
+        <w:t>新格林耐特网络有限公司 主要位于产业链的 中游 环节。</w:t>
+        <w:br/>
+      </w:r>
+    </w:p>
+    <w:p>
+      <w:r>
+        <w:br/>
+        <w:t>华辰资本旗下的 HC Global Macro Fund 在最近的资产配置会议中</w:t>
+        <w:br/>
+        <w:t>讨论了 人工智能 行业的投资机会，并对 华成育卓传媒有限公司</w:t>
+        <w:br/>
+        <w:t>进行了重点评估。</w:t>
+        <w:br/>
+      </w:r>
+    </w:p>
+    <w:p>
+      <w:r>
+        <w:br/>
+        <w:t>从产业链角度看，人工智能 行业主要由上游设备厂商、</w:t>
+        <w:br/>
+        <w:t>中游平台企业以及下游应用厂商组成。</w:t>
+        <w:br/>
+        <w:t>方正科技传媒有限公司 主要位于产业链的 中游 环节。</w:t>
+        <w:br/>
+      </w:r>
+    </w:p>
+    <w:p>
+      <w:r>
+        <w:br/>
+        <w:t>风险管理部认为，人工智能 行业仍然面临若干</w:t>
         <w:br/>
         <w:t>不确定性因素，包括技术迭代风险、政策变化、</w:t>
         <w:br/>
@@ -170,37 +3298,37 @@
           </w:tcPr>
           <w:p>
             <w:r>
-              <w:t>鸿睿思博网络有限公司</w:t>
-            </w:r>
-          </w:p>
-        </w:tc>
-        <w:tc>
-          <w:tcPr>
-            <w:tcW w:type="dxa" w:w="2160"/>
-          </w:tcPr>
-          <w:p>
-            <w:r>
-              <w:t>新能源</w:t>
-            </w:r>
-          </w:p>
-        </w:tc>
-        <w:tc>
-          <w:tcPr>
-            <w:tcW w:type="dxa" w:w="2160"/>
-          </w:tcPr>
-          <w:p>
-            <w:r>
-              <w:t>220亿</w:t>
-            </w:r>
-          </w:p>
-        </w:tc>
-        <w:tc>
-          <w:tcPr>
-            <w:tcW w:type="dxa" w:w="2160"/>
-          </w:tcPr>
-          <w:p>
-            <w:r>
-              <w:t>15%</w:t>
+              <w:t>方正科技传媒有限公司</w:t>
+            </w:r>
+          </w:p>
+        </w:tc>
+        <w:tc>
+          <w:tcPr>
+            <w:tcW w:type="dxa" w:w="2160"/>
+          </w:tcPr>
+          <w:p>
+            <w:r>
+              <w:t>人工智能</w:t>
+            </w:r>
+          </w:p>
+        </w:tc>
+        <w:tc>
+          <w:tcPr>
+            <w:tcW w:type="dxa" w:w="2160"/>
+          </w:tcPr>
+          <w:p>
+            <w:r>
+              <w:t>696亿</w:t>
+            </w:r>
+          </w:p>
+        </w:tc>
+        <w:tc>
+          <w:tcPr>
+            <w:tcW w:type="dxa" w:w="2160"/>
+          </w:tcPr>
+          <w:p>
+            <w:r>
+              <w:t>11%</w:t>
             </w:r>
           </w:p>
         </w:tc>
@@ -212,37 +3340,37 @@
           </w:tcPr>
           <w:p>
             <w:r>
-              <w:t>凌云网络有限公司</w:t>
-            </w:r>
-          </w:p>
-        </w:tc>
-        <w:tc>
-          <w:tcPr>
-            <w:tcW w:type="dxa" w:w="2160"/>
-          </w:tcPr>
-          <w:p>
-            <w:r>
-              <w:t>医疗科技</w:t>
-            </w:r>
-          </w:p>
-        </w:tc>
-        <w:tc>
-          <w:tcPr>
-            <w:tcW w:type="dxa" w:w="2160"/>
-          </w:tcPr>
-          <w:p>
-            <w:r>
-              <w:t>697亿</w:t>
-            </w:r>
-          </w:p>
-        </w:tc>
-        <w:tc>
-          <w:tcPr>
-            <w:tcW w:type="dxa" w:w="2160"/>
-          </w:tcPr>
-          <w:p>
-            <w:r>
-              <w:t>29%</w:t>
+              <w:t>信诚致远科技有限公司</w:t>
+            </w:r>
+          </w:p>
+        </w:tc>
+        <w:tc>
+          <w:tcPr>
+            <w:tcW w:type="dxa" w:w="2160"/>
+          </w:tcPr>
+          <w:p>
+            <w:r>
+              <w:t>云计算</w:t>
+            </w:r>
+          </w:p>
+        </w:tc>
+        <w:tc>
+          <w:tcPr>
+            <w:tcW w:type="dxa" w:w="2160"/>
+          </w:tcPr>
+          <w:p>
+            <w:r>
+              <w:t>562亿</w:t>
+            </w:r>
+          </w:p>
+        </w:tc>
+        <w:tc>
+          <w:tcPr>
+            <w:tcW w:type="dxa" w:w="2160"/>
+          </w:tcPr>
+          <w:p>
+            <w:r>
+              <w:t>5%</w:t>
             </w:r>
           </w:p>
         </w:tc>
@@ -254,37 +3382,37 @@
           </w:tcPr>
           <w:p>
             <w:r>
-              <w:t>精芯科技有限公司</w:t>
-            </w:r>
-          </w:p>
-        </w:tc>
-        <w:tc>
-          <w:tcPr>
-            <w:tcW w:type="dxa" w:w="2160"/>
-          </w:tcPr>
-          <w:p>
-            <w:r>
-              <w:t>云计算</w:t>
-            </w:r>
-          </w:p>
-        </w:tc>
-        <w:tc>
-          <w:tcPr>
-            <w:tcW w:type="dxa" w:w="2160"/>
-          </w:tcPr>
-          <w:p>
-            <w:r>
-              <w:t>209亿</w:t>
-            </w:r>
-          </w:p>
-        </w:tc>
-        <w:tc>
-          <w:tcPr>
-            <w:tcW w:type="dxa" w:w="2160"/>
-          </w:tcPr>
-          <w:p>
-            <w:r>
-              <w:t>29%</w:t>
+              <w:t>通际名联科技有限公司</w:t>
+            </w:r>
+          </w:p>
+        </w:tc>
+        <w:tc>
+          <w:tcPr>
+            <w:tcW w:type="dxa" w:w="2160"/>
+          </w:tcPr>
+          <w:p>
+            <w:r>
+              <w:t>人工智能</w:t>
+            </w:r>
+          </w:p>
+        </w:tc>
+        <w:tc>
+          <w:tcPr>
+            <w:tcW w:type="dxa" w:w="2160"/>
+          </w:tcPr>
+          <w:p>
+            <w:r>
+              <w:t>182亿</w:t>
+            </w:r>
+          </w:p>
+        </w:tc>
+        <w:tc>
+          <w:tcPr>
+            <w:tcW w:type="dxa" w:w="2160"/>
+          </w:tcPr>
+          <w:p>
+            <w:r>
+              <w:t>12%</w:t>
             </w:r>
           </w:p>
         </w:tc>
@@ -296,37 +3424,37 @@
           </w:tcPr>
           <w:p>
             <w:r>
-              <w:t>精芯科技有限公司</w:t>
-            </w:r>
-          </w:p>
-        </w:tc>
-        <w:tc>
-          <w:tcPr>
-            <w:tcW w:type="dxa" w:w="2160"/>
-          </w:tcPr>
-          <w:p>
-            <w:r>
-              <w:t>云计算</w:t>
-            </w:r>
-          </w:p>
-        </w:tc>
-        <w:tc>
-          <w:tcPr>
-            <w:tcW w:type="dxa" w:w="2160"/>
-          </w:tcPr>
-          <w:p>
-            <w:r>
-              <w:t>637亿</w:t>
-            </w:r>
-          </w:p>
-        </w:tc>
-        <w:tc>
-          <w:tcPr>
-            <w:tcW w:type="dxa" w:w="2160"/>
-          </w:tcPr>
-          <w:p>
-            <w:r>
-              <w:t>15%</w:t>
+              <w:t>惠派国际公司科技有限公司</w:t>
+            </w:r>
+          </w:p>
+        </w:tc>
+        <w:tc>
+          <w:tcPr>
+            <w:tcW w:type="dxa" w:w="2160"/>
+          </w:tcPr>
+          <w:p>
+            <w:r>
+              <w:t>人工智能</w:t>
+            </w:r>
+          </w:p>
+        </w:tc>
+        <w:tc>
+          <w:tcPr>
+            <w:tcW w:type="dxa" w:w="2160"/>
+          </w:tcPr>
+          <w:p>
+            <w:r>
+              <w:t>436亿</w:t>
+            </w:r>
+          </w:p>
+        </w:tc>
+        <w:tc>
+          <w:tcPr>
+            <w:tcW w:type="dxa" w:w="2160"/>
+          </w:tcPr>
+          <w:p>
+            <w:r>
+              <w:t>10%</w:t>
             </w:r>
           </w:p>
         </w:tc>
@@ -338,37 +3466,37 @@
           </w:tcPr>
           <w:p>
             <w:r>
-              <w:t>立信电子网络有限公司</w:t>
-            </w:r>
-          </w:p>
-        </w:tc>
-        <w:tc>
-          <w:tcPr>
-            <w:tcW w:type="dxa" w:w="2160"/>
-          </w:tcPr>
-          <w:p>
-            <w:r>
-              <w:t>云计算</w:t>
-            </w:r>
-          </w:p>
-        </w:tc>
-        <w:tc>
-          <w:tcPr>
-            <w:tcW w:type="dxa" w:w="2160"/>
-          </w:tcPr>
-          <w:p>
-            <w:r>
-              <w:t>780亿</w:t>
-            </w:r>
-          </w:p>
-        </w:tc>
-        <w:tc>
-          <w:tcPr>
-            <w:tcW w:type="dxa" w:w="2160"/>
-          </w:tcPr>
-          <w:p>
-            <w:r>
-              <w:t>8%</w:t>
+              <w:t>华泰通安网络有限公司</w:t>
+            </w:r>
+          </w:p>
+        </w:tc>
+        <w:tc>
+          <w:tcPr>
+            <w:tcW w:type="dxa" w:w="2160"/>
+          </w:tcPr>
+          <w:p>
+            <w:r>
+              <w:t>半导体</w:t>
+            </w:r>
+          </w:p>
+        </w:tc>
+        <w:tc>
+          <w:tcPr>
+            <w:tcW w:type="dxa" w:w="2160"/>
+          </w:tcPr>
+          <w:p>
+            <w:r>
+              <w:t>523亿</w:t>
+            </w:r>
+          </w:p>
+        </w:tc>
+        <w:tc>
+          <w:tcPr>
+            <w:tcW w:type="dxa" w:w="2160"/>
+          </w:tcPr>
+          <w:p>
+            <w:r>
+              <w:t>6%</w:t>
             </w:r>
           </w:p>
         </w:tc>
@@ -380,7 +3508,7 @@
           </w:tcPr>
           <w:p>
             <w:r>
-              <w:t>万迅电脑网络有限公司</w:t>
+              <w:t>联软网络有限公司</w:t>
             </w:r>
           </w:p>
         </w:tc>
@@ -400,17 +3528,17 @@
           </w:tcPr>
           <w:p>
             <w:r>
-              <w:t>564亿</w:t>
-            </w:r>
-          </w:p>
-        </w:tc>
-        <w:tc>
-          <w:tcPr>
-            <w:tcW w:type="dxa" w:w="2160"/>
-          </w:tcPr>
-          <w:p>
-            <w:r>
-              <w:t>7%</w:t>
+              <w:t>450亿</w:t>
+            </w:r>
+          </w:p>
+        </w:tc>
+        <w:tc>
+          <w:tcPr>
+            <w:tcW w:type="dxa" w:w="2160"/>
+          </w:tcPr>
+          <w:p>
+            <w:r>
+              <w:t>19%</w:t>
             </w:r>
           </w:p>
         </w:tc>
@@ -422,37 +3550,37 @@
           </w:tcPr>
           <w:p>
             <w:r>
-              <w:t>雨林木风计算机网络有限公司</w:t>
-            </w:r>
-          </w:p>
-        </w:tc>
-        <w:tc>
-          <w:tcPr>
-            <w:tcW w:type="dxa" w:w="2160"/>
-          </w:tcPr>
-          <w:p>
-            <w:r>
-              <w:t>医疗科技</w:t>
-            </w:r>
-          </w:p>
-        </w:tc>
-        <w:tc>
-          <w:tcPr>
-            <w:tcW w:type="dxa" w:w="2160"/>
-          </w:tcPr>
-          <w:p>
-            <w:r>
-              <w:t>450亿</w:t>
-            </w:r>
-          </w:p>
-        </w:tc>
-        <w:tc>
-          <w:tcPr>
-            <w:tcW w:type="dxa" w:w="2160"/>
-          </w:tcPr>
-          <w:p>
-            <w:r>
-              <w:t>29%</w:t>
+              <w:t>方正科技传媒有限公司</w:t>
+            </w:r>
+          </w:p>
+        </w:tc>
+        <w:tc>
+          <w:tcPr>
+            <w:tcW w:type="dxa" w:w="2160"/>
+          </w:tcPr>
+          <w:p>
+            <w:r>
+              <w:t>人工智能</w:t>
+            </w:r>
+          </w:p>
+        </w:tc>
+        <w:tc>
+          <w:tcPr>
+            <w:tcW w:type="dxa" w:w="2160"/>
+          </w:tcPr>
+          <w:p>
+            <w:r>
+              <w:t>432亿</w:t>
+            </w:r>
+          </w:p>
+        </w:tc>
+        <w:tc>
+          <w:tcPr>
+            <w:tcW w:type="dxa" w:w="2160"/>
+          </w:tcPr>
+          <w:p>
+            <w:r>
+              <w:t>23%</w:t>
             </w:r>
           </w:p>
         </w:tc>
@@ -464,37 +3592,37 @@
           </w:tcPr>
           <w:p>
             <w:r>
-              <w:t>和泰传媒有限公司</w:t>
-            </w:r>
-          </w:p>
-        </w:tc>
-        <w:tc>
-          <w:tcPr>
-            <w:tcW w:type="dxa" w:w="2160"/>
-          </w:tcPr>
-          <w:p>
-            <w:r>
-              <w:t>消费科技</w:t>
-            </w:r>
-          </w:p>
-        </w:tc>
-        <w:tc>
-          <w:tcPr>
-            <w:tcW w:type="dxa" w:w="2160"/>
-          </w:tcPr>
-          <w:p>
-            <w:r>
-              <w:t>182亿</w:t>
-            </w:r>
-          </w:p>
-        </w:tc>
-        <w:tc>
-          <w:tcPr>
-            <w:tcW w:type="dxa" w:w="2160"/>
-          </w:tcPr>
-          <w:p>
-            <w:r>
-              <w:t>6%</w:t>
+              <w:t>华成育卓传媒有限公司</w:t>
+            </w:r>
+          </w:p>
+        </w:tc>
+        <w:tc>
+          <w:tcPr>
+            <w:tcW w:type="dxa" w:w="2160"/>
+          </w:tcPr>
+          <w:p>
+            <w:r>
+              <w:t>人工智能</w:t>
+            </w:r>
+          </w:p>
+        </w:tc>
+        <w:tc>
+          <w:tcPr>
+            <w:tcW w:type="dxa" w:w="2160"/>
+          </w:tcPr>
+          <w:p>
+            <w:r>
+              <w:t>651亿</w:t>
+            </w:r>
+          </w:p>
+        </w:tc>
+        <w:tc>
+          <w:tcPr>
+            <w:tcW w:type="dxa" w:w="2160"/>
+          </w:tcPr>
+          <w:p>
+            <w:r>
+              <w:t>25%</w:t>
             </w:r>
           </w:p>
         </w:tc>
@@ -506,7 +3634,7 @@
           </w:tcPr>
           <w:p>
             <w:r>
-              <w:t>兰金电子网络有限公司</w:t>
+              <w:t>联通时科传媒有限公司</w:t>
             </w:r>
           </w:p>
         </w:tc>
@@ -526,17 +3654,17 @@
           </w:tcPr>
           <w:p>
             <w:r>
-              <w:t>168亿</w:t>
-            </w:r>
-          </w:p>
-        </w:tc>
-        <w:tc>
-          <w:tcPr>
-            <w:tcW w:type="dxa" w:w="2160"/>
-          </w:tcPr>
-          <w:p>
-            <w:r>
-              <w:t>14%</w:t>
+              <w:t>602亿</w:t>
+            </w:r>
+          </w:p>
+        </w:tc>
+        <w:tc>
+          <w:tcPr>
+            <w:tcW w:type="dxa" w:w="2160"/>
+          </w:tcPr>
+          <w:p>
+            <w:r>
+              <w:t>21%</w:t>
             </w:r>
           </w:p>
         </w:tc>
@@ -548,37 +3676,37 @@
           </w:tcPr>
           <w:p>
             <w:r>
-              <w:t>鸿睿思博网络有限公司</w:t>
-            </w:r>
-          </w:p>
-        </w:tc>
-        <w:tc>
-          <w:tcPr>
-            <w:tcW w:type="dxa" w:w="2160"/>
-          </w:tcPr>
-          <w:p>
-            <w:r>
-              <w:t>新能源</w:t>
-            </w:r>
-          </w:p>
-        </w:tc>
-        <w:tc>
-          <w:tcPr>
-            <w:tcW w:type="dxa" w:w="2160"/>
-          </w:tcPr>
-          <w:p>
-            <w:r>
-              <w:t>377亿</w:t>
-            </w:r>
-          </w:p>
-        </w:tc>
-        <w:tc>
-          <w:tcPr>
-            <w:tcW w:type="dxa" w:w="2160"/>
-          </w:tcPr>
-          <w:p>
-            <w:r>
-              <w:t>17%</w:t>
+              <w:t>联通时科传媒有限公司</w:t>
+            </w:r>
+          </w:p>
+        </w:tc>
+        <w:tc>
+          <w:tcPr>
+            <w:tcW w:type="dxa" w:w="2160"/>
+          </w:tcPr>
+          <w:p>
+            <w:r>
+              <w:t>消费科技</w:t>
+            </w:r>
+          </w:p>
+        </w:tc>
+        <w:tc>
+          <w:tcPr>
+            <w:tcW w:type="dxa" w:w="2160"/>
+          </w:tcPr>
+          <w:p>
+            <w:r>
+              <w:t>416亿</w:t>
+            </w:r>
+          </w:p>
+        </w:tc>
+        <w:tc>
+          <w:tcPr>
+            <w:tcW w:type="dxa" w:w="2160"/>
+          </w:tcPr>
+          <w:p>
+            <w:r>
+              <w:t>29%</w:t>
             </w:r>
           </w:p>
         </w:tc>
@@ -590,7 +3718,7 @@
           </w:tcPr>
           <w:p>
             <w:r>
-              <w:t>立信电子网络有限公司</w:t>
+              <w:t>泰麒麟网络有限公司</w:t>
             </w:r>
           </w:p>
         </w:tc>
@@ -610,17 +3738,17 @@
           </w:tcPr>
           <w:p>
             <w:r>
-              <w:t>258亿</w:t>
-            </w:r>
-          </w:p>
-        </w:tc>
-        <w:tc>
-          <w:tcPr>
-            <w:tcW w:type="dxa" w:w="2160"/>
-          </w:tcPr>
-          <w:p>
-            <w:r>
-              <w:t>14%</w:t>
+              <w:t>647亿</w:t>
+            </w:r>
+          </w:p>
+        </w:tc>
+        <w:tc>
+          <w:tcPr>
+            <w:tcW w:type="dxa" w:w="2160"/>
+          </w:tcPr>
+          <w:p>
+            <w:r>
+              <w:t>11%</w:t>
             </w:r>
           </w:p>
         </w:tc>
@@ -632,37 +3760,37 @@
           </w:tcPr>
           <w:p>
             <w:r>
-              <w:t>精芯科技有限公司</w:t>
-            </w:r>
-          </w:p>
-        </w:tc>
-        <w:tc>
-          <w:tcPr>
-            <w:tcW w:type="dxa" w:w="2160"/>
-          </w:tcPr>
-          <w:p>
-            <w:r>
-              <w:t>云计算</w:t>
-            </w:r>
-          </w:p>
-        </w:tc>
-        <w:tc>
-          <w:tcPr>
-            <w:tcW w:type="dxa" w:w="2160"/>
-          </w:tcPr>
-          <w:p>
-            <w:r>
-              <w:t>234亿</w:t>
-            </w:r>
-          </w:p>
-        </w:tc>
-        <w:tc>
-          <w:tcPr>
-            <w:tcW w:type="dxa" w:w="2160"/>
-          </w:tcPr>
-          <w:p>
-            <w:r>
-              <w:t>22%</w:t>
+              <w:t>方正科技信息有限公司</w:t>
+            </w:r>
+          </w:p>
+        </w:tc>
+        <w:tc>
+          <w:tcPr>
+            <w:tcW w:type="dxa" w:w="2160"/>
+          </w:tcPr>
+          <w:p>
+            <w:r>
+              <w:t>消费科技</w:t>
+            </w:r>
+          </w:p>
+        </w:tc>
+        <w:tc>
+          <w:tcPr>
+            <w:tcW w:type="dxa" w:w="2160"/>
+          </w:tcPr>
+          <w:p>
+            <w:r>
+              <w:t>644亿</w:t>
+            </w:r>
+          </w:p>
+        </w:tc>
+        <w:tc>
+          <w:tcPr>
+            <w:tcW w:type="dxa" w:w="2160"/>
+          </w:tcPr>
+          <w:p>
+            <w:r>
+              <w:t>27%</w:t>
             </w:r>
           </w:p>
         </w:tc>
@@ -674,37 +3802,37 @@
           </w:tcPr>
           <w:p>
             <w:r>
-              <w:t>雨林木风计算机科技有限公司</w:t>
-            </w:r>
-          </w:p>
-        </w:tc>
-        <w:tc>
-          <w:tcPr>
-            <w:tcW w:type="dxa" w:w="2160"/>
-          </w:tcPr>
-          <w:p>
-            <w:r>
-              <w:t>人工智能</w:t>
-            </w:r>
-          </w:p>
-        </w:tc>
-        <w:tc>
-          <w:tcPr>
-            <w:tcW w:type="dxa" w:w="2160"/>
-          </w:tcPr>
-          <w:p>
-            <w:r>
-              <w:t>139亿</w:t>
-            </w:r>
-          </w:p>
-        </w:tc>
-        <w:tc>
-          <w:tcPr>
-            <w:tcW w:type="dxa" w:w="2160"/>
-          </w:tcPr>
-          <w:p>
-            <w:r>
-              <w:t>17%</w:t>
+              <w:t>飞海科技传媒有限公司</w:t>
+            </w:r>
+          </w:p>
+        </w:tc>
+        <w:tc>
+          <w:tcPr>
+            <w:tcW w:type="dxa" w:w="2160"/>
+          </w:tcPr>
+          <w:p>
+            <w:r>
+              <w:t>消费科技</w:t>
+            </w:r>
+          </w:p>
+        </w:tc>
+        <w:tc>
+          <w:tcPr>
+            <w:tcW w:type="dxa" w:w="2160"/>
+          </w:tcPr>
+          <w:p>
+            <w:r>
+              <w:t>629亿</w:t>
+            </w:r>
+          </w:p>
+        </w:tc>
+        <w:tc>
+          <w:tcPr>
+            <w:tcW w:type="dxa" w:w="2160"/>
+          </w:tcPr>
+          <w:p>
+            <w:r>
+              <w:t>10%</w:t>
             </w:r>
           </w:p>
         </w:tc>
@@ -716,37 +3844,37 @@
           </w:tcPr>
           <w:p>
             <w:r>
-              <w:t>南康网络有限公司</w:t>
-            </w:r>
-          </w:p>
-        </w:tc>
-        <w:tc>
-          <w:tcPr>
-            <w:tcW w:type="dxa" w:w="2160"/>
-          </w:tcPr>
-          <w:p>
-            <w:r>
-              <w:t>消费科技</w:t>
-            </w:r>
-          </w:p>
-        </w:tc>
-        <w:tc>
-          <w:tcPr>
-            <w:tcW w:type="dxa" w:w="2160"/>
-          </w:tcPr>
-          <w:p>
-            <w:r>
-              <w:t>750亿</w:t>
-            </w:r>
-          </w:p>
-        </w:tc>
-        <w:tc>
-          <w:tcPr>
-            <w:tcW w:type="dxa" w:w="2160"/>
-          </w:tcPr>
-          <w:p>
-            <w:r>
-              <w:t>13%</w:t>
+              <w:t>富罳网络有限公司</w:t>
+            </w:r>
+          </w:p>
+        </w:tc>
+        <w:tc>
+          <w:tcPr>
+            <w:tcW w:type="dxa" w:w="2160"/>
+          </w:tcPr>
+          <w:p>
+            <w:r>
+              <w:t>新能源</w:t>
+            </w:r>
+          </w:p>
+        </w:tc>
+        <w:tc>
+          <w:tcPr>
+            <w:tcW w:type="dxa" w:w="2160"/>
+          </w:tcPr>
+          <w:p>
+            <w:r>
+              <w:t>744亿</w:t>
+            </w:r>
+          </w:p>
+        </w:tc>
+        <w:tc>
+          <w:tcPr>
+            <w:tcW w:type="dxa" w:w="2160"/>
+          </w:tcPr>
+          <w:p>
+            <w:r>
+              <w:t>12%</w:t>
             </w:r>
           </w:p>
         </w:tc>
@@ -758,1113 +3886,7 @@
           </w:tcPr>
           <w:p>
             <w:r>
-              <w:t>快讯网络有限公司</w:t>
-            </w:r>
-          </w:p>
-        </w:tc>
-        <w:tc>
-          <w:tcPr>
-            <w:tcW w:type="dxa" w:w="2160"/>
-          </w:tcPr>
-          <w:p>
-            <w:r>
-              <w:t>新能源</w:t>
-            </w:r>
-          </w:p>
-        </w:tc>
-        <w:tc>
-          <w:tcPr>
-            <w:tcW w:type="dxa" w:w="2160"/>
-          </w:tcPr>
-          <w:p>
-            <w:r>
-              <w:t>619亿</w:t>
-            </w:r>
-          </w:p>
-        </w:tc>
-        <w:tc>
-          <w:tcPr>
-            <w:tcW w:type="dxa" w:w="2160"/>
-          </w:tcPr>
-          <w:p>
-            <w:r>
-              <w:t>8%</w:t>
-            </w:r>
-          </w:p>
-        </w:tc>
-      </w:tr>
-    </w:tbl>
-    <w:p>
-      <w:pPr>
-        <w:pStyle w:val="Heading1"/>
-      </w:pPr>
-      <w:r>
-        <w:t>行业分析 2</w:t>
-      </w:r>
-    </w:p>
-    <w:p>
-      <w:r>
-        <w:br/>
-        <w:t>根据内部财务模型测算，南康网络有限公司 在未来三年</w:t>
-        <w:br/>
-        <w:t>收入复合增长率预计可达到 17% 左右。</w:t>
-        <w:br/>
-        <w:t>该预测基于行业需求增长以及公司产能扩张计划。</w:t>
-        <w:br/>
-      </w:r>
-    </w:p>
-    <w:p>
-      <w:r>
-        <w:br/>
-        <w:t>从产业链角度看，医疗科技 行业主要由上游设备厂商、</w:t>
-        <w:br/>
-        <w:t>中游平台企业以及下游应用厂商组成。</w:t>
-        <w:br/>
-        <w:t>创联世纪科技有限公司 主要位于产业链的 下游 环节。</w:t>
-        <w:br/>
-      </w:r>
-    </w:p>
-    <w:p>
-      <w:r>
-        <w:br/>
-        <w:t>昂歌信息科技有限公司 是中国 消费科技 行业的重要企业之一。</w:t>
-        <w:br/>
-        <w:t>根据华辰资本 风险管理部 的研究，该公司成立于 2020 年，</w:t>
-        <w:br/>
-        <w:t>目前员工规模约 3973 人。公司近年来持续加大研发投入，</w:t>
-        <w:br/>
-        <w:t>在核心技术方面形成了较强的竞争壁垒。</w:t>
-        <w:br/>
-      </w:r>
-    </w:p>
-    <w:p>
-      <w:r>
-        <w:br/>
-        <w:t>华辰资本旗下的 HC AI Innovation Fund 在最近的资产配置会议中</w:t>
-        <w:br/>
-        <w:t>讨论了 新能源 行业的投资机会，并对 快讯网络有限公司</w:t>
-        <w:br/>
-        <w:t>进行了重点评估。</w:t>
-        <w:br/>
-      </w:r>
-    </w:p>
-    <w:p>
-      <w:r>
-        <w:br/>
-        <w:t>迪摩科技有限公司 是中国 人工智能 行业的重要企业之一。</w:t>
-        <w:br/>
-        <w:t>根据华辰资本 量化研究部 的研究，该公司成立于 2017 年，</w:t>
-        <w:br/>
-        <w:t>目前员工规模约 7554 人。公司近年来持续加大研发投入，</w:t>
-        <w:br/>
-        <w:t>在核心技术方面形成了较强的竞争壁垒。</w:t>
-        <w:br/>
-      </w:r>
-    </w:p>
-    <w:p>
-      <w:r>
-        <w:br/>
-        <w:t>根据内部财务模型测算，佳禾科技有限公司 在未来三年</w:t>
-        <w:br/>
-        <w:t>收入复合增长率预计可达到 34% 左右。</w:t>
-        <w:br/>
-        <w:t>该预测基于行业需求增长以及公司产能扩张计划。</w:t>
-        <w:br/>
-      </w:r>
-    </w:p>
-    <w:p>
-      <w:r>
-        <w:br/>
-        <w:t>佳禾科技有限公司 是中国 半导体 行业的重要企业之一。</w:t>
-        <w:br/>
-        <w:t>根据华辰资本 资产配置委员会 的研究，该公司成立于 2015 年，</w:t>
-        <w:br/>
-        <w:t>目前员工规模约 3623 人。公司近年来持续加大研发投入，</w:t>
-        <w:br/>
-        <w:t>在核心技术方面形成了较强的竞争壁垒。</w:t>
-        <w:br/>
-      </w:r>
-    </w:p>
-    <w:p>
-      <w:r>
-        <w:br/>
-        <w:t>迪摩科技有限公司 是中国 人工智能 行业的重要企业之一。</w:t>
-        <w:br/>
-        <w:t>根据华辰资本 资产配置委员会 的研究，该公司成立于 2017 年，</w:t>
-        <w:br/>
-        <w:t>目前员工规模约 7554 人。公司近年来持续加大研发投入，</w:t>
-        <w:br/>
-        <w:t>在核心技术方面形成了较强的竞争壁垒。</w:t>
-        <w:br/>
-      </w:r>
-    </w:p>
-    <w:tbl>
-      <w:tblPr>
-        <w:tblW w:type="auto" w:w="0"/>
-        <w:tblLook w:firstColumn="1" w:firstRow="1" w:lastColumn="0" w:lastRow="0" w:noHBand="0" w:noVBand="1" w:val="04A0"/>
-      </w:tblPr>
-      <w:tblGrid>
-        <w:gridCol w:w="2160"/>
-        <w:gridCol w:w="2160"/>
-        <w:gridCol w:w="2160"/>
-        <w:gridCol w:w="2160"/>
-      </w:tblGrid>
-      <w:tr>
-        <w:tc>
-          <w:tcPr>
-            <w:tcW w:type="dxa" w:w="2160"/>
-          </w:tcPr>
-          <w:p>
-            <w:r>
-              <w:t>公司</w:t>
-            </w:r>
-          </w:p>
-        </w:tc>
-        <w:tc>
-          <w:tcPr>
-            <w:tcW w:type="dxa" w:w="2160"/>
-          </w:tcPr>
-          <w:p>
-            <w:r>
-              <w:t>行业</w:t>
-            </w:r>
-          </w:p>
-        </w:tc>
-        <w:tc>
-          <w:tcPr>
-            <w:tcW w:type="dxa" w:w="2160"/>
-          </w:tcPr>
-          <w:p>
-            <w:r>
-              <w:t>市值</w:t>
-            </w:r>
-          </w:p>
-        </w:tc>
-        <w:tc>
-          <w:tcPr>
-            <w:tcW w:type="dxa" w:w="2160"/>
-          </w:tcPr>
-          <w:p>
-            <w:r>
-              <w:t>增长率</w:t>
-            </w:r>
-          </w:p>
-        </w:tc>
-      </w:tr>
-      <w:tr>
-        <w:tc>
-          <w:tcPr>
-            <w:tcW w:type="dxa" w:w="2160"/>
-          </w:tcPr>
-          <w:p>
-            <w:r>
-              <w:t>兰金电子网络有限公司</w:t>
-            </w:r>
-          </w:p>
-        </w:tc>
-        <w:tc>
-          <w:tcPr>
-            <w:tcW w:type="dxa" w:w="2160"/>
-          </w:tcPr>
-          <w:p>
-            <w:r>
-              <w:t>消费科技</w:t>
-            </w:r>
-          </w:p>
-        </w:tc>
-        <w:tc>
-          <w:tcPr>
-            <w:tcW w:type="dxa" w:w="2160"/>
-          </w:tcPr>
-          <w:p>
-            <w:r>
-              <w:t>396亿</w:t>
-            </w:r>
-          </w:p>
-        </w:tc>
-        <w:tc>
-          <w:tcPr>
-            <w:tcW w:type="dxa" w:w="2160"/>
-          </w:tcPr>
-          <w:p>
-            <w:r>
-              <w:t>18%</w:t>
-            </w:r>
-          </w:p>
-        </w:tc>
-      </w:tr>
-      <w:tr>
-        <w:tc>
-          <w:tcPr>
-            <w:tcW w:type="dxa" w:w="2160"/>
-          </w:tcPr>
-          <w:p>
-            <w:r>
-              <w:t>九方网络有限公司</w:t>
-            </w:r>
-          </w:p>
-        </w:tc>
-        <w:tc>
-          <w:tcPr>
-            <w:tcW w:type="dxa" w:w="2160"/>
-          </w:tcPr>
-          <w:p>
-            <w:r>
-              <w:t>新能源</w:t>
-            </w:r>
-          </w:p>
-        </w:tc>
-        <w:tc>
-          <w:tcPr>
-            <w:tcW w:type="dxa" w:w="2160"/>
-          </w:tcPr>
-          <w:p>
-            <w:r>
-              <w:t>443亿</w:t>
-            </w:r>
-          </w:p>
-        </w:tc>
-        <w:tc>
-          <w:tcPr>
-            <w:tcW w:type="dxa" w:w="2160"/>
-          </w:tcPr>
-          <w:p>
-            <w:r>
-              <w:t>7%</w:t>
-            </w:r>
-          </w:p>
-        </w:tc>
-      </w:tr>
-      <w:tr>
-        <w:tc>
-          <w:tcPr>
-            <w:tcW w:type="dxa" w:w="2160"/>
-          </w:tcPr>
-          <w:p>
-            <w:r>
-              <w:t>兰金电子网络有限公司</w:t>
-            </w:r>
-          </w:p>
-        </w:tc>
-        <w:tc>
-          <w:tcPr>
-            <w:tcW w:type="dxa" w:w="2160"/>
-          </w:tcPr>
-          <w:p>
-            <w:r>
-              <w:t>消费科技</w:t>
-            </w:r>
-          </w:p>
-        </w:tc>
-        <w:tc>
-          <w:tcPr>
-            <w:tcW w:type="dxa" w:w="2160"/>
-          </w:tcPr>
-          <w:p>
-            <w:r>
-              <w:t>410亿</w:t>
-            </w:r>
-          </w:p>
-        </w:tc>
-        <w:tc>
-          <w:tcPr>
-            <w:tcW w:type="dxa" w:w="2160"/>
-          </w:tcPr>
-          <w:p>
-            <w:r>
-              <w:t>11%</w:t>
-            </w:r>
-          </w:p>
-        </w:tc>
-      </w:tr>
-      <w:tr>
-        <w:tc>
-          <w:tcPr>
-            <w:tcW w:type="dxa" w:w="2160"/>
-          </w:tcPr>
-          <w:p>
-            <w:r>
-              <w:t>易动力科技有限公司</w:t>
-            </w:r>
-          </w:p>
-        </w:tc>
-        <w:tc>
-          <w:tcPr>
-            <w:tcW w:type="dxa" w:w="2160"/>
-          </w:tcPr>
-          <w:p>
-            <w:r>
-              <w:t>云计算</w:t>
-            </w:r>
-          </w:p>
-        </w:tc>
-        <w:tc>
-          <w:tcPr>
-            <w:tcW w:type="dxa" w:w="2160"/>
-          </w:tcPr>
-          <w:p>
-            <w:r>
-              <w:t>178亿</w:t>
-            </w:r>
-          </w:p>
-        </w:tc>
-        <w:tc>
-          <w:tcPr>
-            <w:tcW w:type="dxa" w:w="2160"/>
-          </w:tcPr>
-          <w:p>
-            <w:r>
-              <w:t>5%</w:t>
-            </w:r>
-          </w:p>
-        </w:tc>
-      </w:tr>
-      <w:tr>
-        <w:tc>
-          <w:tcPr>
-            <w:tcW w:type="dxa" w:w="2160"/>
-          </w:tcPr>
-          <w:p>
-            <w:r>
-              <w:t>凌云网络有限公司</w:t>
-            </w:r>
-          </w:p>
-        </w:tc>
-        <w:tc>
-          <w:tcPr>
-            <w:tcW w:type="dxa" w:w="2160"/>
-          </w:tcPr>
-          <w:p>
-            <w:r>
-              <w:t>医疗科技</w:t>
-            </w:r>
-          </w:p>
-        </w:tc>
-        <w:tc>
-          <w:tcPr>
-            <w:tcW w:type="dxa" w:w="2160"/>
-          </w:tcPr>
-          <w:p>
-            <w:r>
-              <w:t>545亿</w:t>
-            </w:r>
-          </w:p>
-        </w:tc>
-        <w:tc>
-          <w:tcPr>
-            <w:tcW w:type="dxa" w:w="2160"/>
-          </w:tcPr>
-          <w:p>
-            <w:r>
-              <w:t>12%</w:t>
-            </w:r>
-          </w:p>
-        </w:tc>
-      </w:tr>
-      <w:tr>
-        <w:tc>
-          <w:tcPr>
-            <w:tcW w:type="dxa" w:w="2160"/>
-          </w:tcPr>
-          <w:p>
-            <w:r>
-              <w:t>佳禾科技有限公司</w:t>
-            </w:r>
-          </w:p>
-        </w:tc>
-        <w:tc>
-          <w:tcPr>
-            <w:tcW w:type="dxa" w:w="2160"/>
-          </w:tcPr>
-          <w:p>
-            <w:r>
-              <w:t>半导体</w:t>
-            </w:r>
-          </w:p>
-        </w:tc>
-        <w:tc>
-          <w:tcPr>
-            <w:tcW w:type="dxa" w:w="2160"/>
-          </w:tcPr>
-          <w:p>
-            <w:r>
-              <w:t>459亿</w:t>
-            </w:r>
-          </w:p>
-        </w:tc>
-        <w:tc>
-          <w:tcPr>
-            <w:tcW w:type="dxa" w:w="2160"/>
-          </w:tcPr>
-          <w:p>
-            <w:r>
-              <w:t>13%</w:t>
-            </w:r>
-          </w:p>
-        </w:tc>
-      </w:tr>
-      <w:tr>
-        <w:tc>
-          <w:tcPr>
-            <w:tcW w:type="dxa" w:w="2160"/>
-          </w:tcPr>
-          <w:p>
-            <w:r>
-              <w:t>精芯信息有限公司</w:t>
-            </w:r>
-          </w:p>
-        </w:tc>
-        <w:tc>
-          <w:tcPr>
-            <w:tcW w:type="dxa" w:w="2160"/>
-          </w:tcPr>
-          <w:p>
-            <w:r>
-              <w:t>消费科技</w:t>
-            </w:r>
-          </w:p>
-        </w:tc>
-        <w:tc>
-          <w:tcPr>
-            <w:tcW w:type="dxa" w:w="2160"/>
-          </w:tcPr>
-          <w:p>
-            <w:r>
-              <w:t>289亿</w:t>
-            </w:r>
-          </w:p>
-        </w:tc>
-        <w:tc>
-          <w:tcPr>
-            <w:tcW w:type="dxa" w:w="2160"/>
-          </w:tcPr>
-          <w:p>
-            <w:r>
-              <w:t>20%</w:t>
-            </w:r>
-          </w:p>
-        </w:tc>
-      </w:tr>
-      <w:tr>
-        <w:tc>
-          <w:tcPr>
-            <w:tcW w:type="dxa" w:w="2160"/>
-          </w:tcPr>
-          <w:p>
-            <w:r>
-              <w:t>浦华众城信息有限公司</w:t>
-            </w:r>
-          </w:p>
-        </w:tc>
-        <w:tc>
-          <w:tcPr>
-            <w:tcW w:type="dxa" w:w="2160"/>
-          </w:tcPr>
-          <w:p>
-            <w:r>
-              <w:t>云计算</w:t>
-            </w:r>
-          </w:p>
-        </w:tc>
-        <w:tc>
-          <w:tcPr>
-            <w:tcW w:type="dxa" w:w="2160"/>
-          </w:tcPr>
-          <w:p>
-            <w:r>
-              <w:t>764亿</w:t>
-            </w:r>
-          </w:p>
-        </w:tc>
-        <w:tc>
-          <w:tcPr>
-            <w:tcW w:type="dxa" w:w="2160"/>
-          </w:tcPr>
-          <w:p>
-            <w:r>
-              <w:t>30%</w:t>
-            </w:r>
-          </w:p>
-        </w:tc>
-      </w:tr>
-      <w:tr>
-        <w:tc>
-          <w:tcPr>
-            <w:tcW w:type="dxa" w:w="2160"/>
-          </w:tcPr>
-          <w:p>
-            <w:r>
-              <w:t>创联世纪科技有限公司</w:t>
-            </w:r>
-          </w:p>
-        </w:tc>
-        <w:tc>
-          <w:tcPr>
-            <w:tcW w:type="dxa" w:w="2160"/>
-          </w:tcPr>
-          <w:p>
-            <w:r>
-              <w:t>医疗科技</w:t>
-            </w:r>
-          </w:p>
-        </w:tc>
-        <w:tc>
-          <w:tcPr>
-            <w:tcW w:type="dxa" w:w="2160"/>
-          </w:tcPr>
-          <w:p>
-            <w:r>
-              <w:t>562亿</w:t>
-            </w:r>
-          </w:p>
-        </w:tc>
-        <w:tc>
-          <w:tcPr>
-            <w:tcW w:type="dxa" w:w="2160"/>
-          </w:tcPr>
-          <w:p>
-            <w:r>
-              <w:t>9%</w:t>
-            </w:r>
-          </w:p>
-        </w:tc>
-      </w:tr>
-      <w:tr>
-        <w:tc>
-          <w:tcPr>
-            <w:tcW w:type="dxa" w:w="2160"/>
-          </w:tcPr>
-          <w:p>
-            <w:r>
-              <w:t>华远软件信息有限公司</w:t>
-            </w:r>
-          </w:p>
-        </w:tc>
-        <w:tc>
-          <w:tcPr>
-            <w:tcW w:type="dxa" w:w="2160"/>
-          </w:tcPr>
-          <w:p>
-            <w:r>
-              <w:t>半导体</w:t>
-            </w:r>
-          </w:p>
-        </w:tc>
-        <w:tc>
-          <w:tcPr>
-            <w:tcW w:type="dxa" w:w="2160"/>
-          </w:tcPr>
-          <w:p>
-            <w:r>
-              <w:t>476亿</w:t>
-            </w:r>
-          </w:p>
-        </w:tc>
-        <w:tc>
-          <w:tcPr>
-            <w:tcW w:type="dxa" w:w="2160"/>
-          </w:tcPr>
-          <w:p>
-            <w:r>
-              <w:t>7%</w:t>
-            </w:r>
-          </w:p>
-        </w:tc>
-      </w:tr>
-      <w:tr>
-        <w:tc>
-          <w:tcPr>
-            <w:tcW w:type="dxa" w:w="2160"/>
-          </w:tcPr>
-          <w:p>
-            <w:r>
-              <w:t>天益信息有限公司</w:t>
-            </w:r>
-          </w:p>
-        </w:tc>
-        <w:tc>
-          <w:tcPr>
-            <w:tcW w:type="dxa" w:w="2160"/>
-          </w:tcPr>
-          <w:p>
-            <w:r>
-              <w:t>云计算</w:t>
-            </w:r>
-          </w:p>
-        </w:tc>
-        <w:tc>
-          <w:tcPr>
-            <w:tcW w:type="dxa" w:w="2160"/>
-          </w:tcPr>
-          <w:p>
-            <w:r>
-              <w:t>112亿</w:t>
-            </w:r>
-          </w:p>
-        </w:tc>
-        <w:tc>
-          <w:tcPr>
-            <w:tcW w:type="dxa" w:w="2160"/>
-          </w:tcPr>
-          <w:p>
-            <w:r>
-              <w:t>24%</w:t>
-            </w:r>
-          </w:p>
-        </w:tc>
-      </w:tr>
-      <w:tr>
-        <w:tc>
-          <w:tcPr>
-            <w:tcW w:type="dxa" w:w="2160"/>
-          </w:tcPr>
-          <w:p>
-            <w:r>
-              <w:t>精芯信息有限公司</w:t>
-            </w:r>
-          </w:p>
-        </w:tc>
-        <w:tc>
-          <w:tcPr>
-            <w:tcW w:type="dxa" w:w="2160"/>
-          </w:tcPr>
-          <w:p>
-            <w:r>
-              <w:t>消费科技</w:t>
-            </w:r>
-          </w:p>
-        </w:tc>
-        <w:tc>
-          <w:tcPr>
-            <w:tcW w:type="dxa" w:w="2160"/>
-          </w:tcPr>
-          <w:p>
-            <w:r>
-              <w:t>419亿</w:t>
-            </w:r>
-          </w:p>
-        </w:tc>
-        <w:tc>
-          <w:tcPr>
-            <w:tcW w:type="dxa" w:w="2160"/>
-          </w:tcPr>
-          <w:p>
-            <w:r>
-              <w:t>8%</w:t>
-            </w:r>
-          </w:p>
-        </w:tc>
-      </w:tr>
-      <w:tr>
-        <w:tc>
-          <w:tcPr>
-            <w:tcW w:type="dxa" w:w="2160"/>
-          </w:tcPr>
-          <w:p>
-            <w:r>
-              <w:t>浦华众城信息有限公司</w:t>
-            </w:r>
-          </w:p>
-        </w:tc>
-        <w:tc>
-          <w:tcPr>
-            <w:tcW w:type="dxa" w:w="2160"/>
-          </w:tcPr>
-          <w:p>
-            <w:r>
-              <w:t>云计算</w:t>
-            </w:r>
-          </w:p>
-        </w:tc>
-        <w:tc>
-          <w:tcPr>
-            <w:tcW w:type="dxa" w:w="2160"/>
-          </w:tcPr>
-          <w:p>
-            <w:r>
-              <w:t>196亿</w:t>
-            </w:r>
-          </w:p>
-        </w:tc>
-        <w:tc>
-          <w:tcPr>
-            <w:tcW w:type="dxa" w:w="2160"/>
-          </w:tcPr>
-          <w:p>
-            <w:r>
-              <w:t>8%</w:t>
-            </w:r>
-          </w:p>
-        </w:tc>
-      </w:tr>
-      <w:tr>
-        <w:tc>
-          <w:tcPr>
-            <w:tcW w:type="dxa" w:w="2160"/>
-          </w:tcPr>
-          <w:p>
-            <w:r>
-              <w:t>创亿信息有限公司</w:t>
-            </w:r>
-          </w:p>
-        </w:tc>
-        <w:tc>
-          <w:tcPr>
-            <w:tcW w:type="dxa" w:w="2160"/>
-          </w:tcPr>
-          <w:p>
-            <w:r>
-              <w:t>医疗科技</w:t>
-            </w:r>
-          </w:p>
-        </w:tc>
-        <w:tc>
-          <w:tcPr>
-            <w:tcW w:type="dxa" w:w="2160"/>
-          </w:tcPr>
-          <w:p>
-            <w:r>
-              <w:t>178亿</w:t>
-            </w:r>
-          </w:p>
-        </w:tc>
-        <w:tc>
-          <w:tcPr>
-            <w:tcW w:type="dxa" w:w="2160"/>
-          </w:tcPr>
-          <w:p>
-            <w:r>
-              <w:t>27%</w:t>
-            </w:r>
-          </w:p>
-        </w:tc>
-      </w:tr>
-      <w:tr>
-        <w:tc>
-          <w:tcPr>
-            <w:tcW w:type="dxa" w:w="2160"/>
-          </w:tcPr>
-          <w:p>
-            <w:r>
-              <w:t>精芯科技有限公司</w:t>
-            </w:r>
-          </w:p>
-        </w:tc>
-        <w:tc>
-          <w:tcPr>
-            <w:tcW w:type="dxa" w:w="2160"/>
-          </w:tcPr>
-          <w:p>
-            <w:r>
-              <w:t>云计算</w:t>
-            </w:r>
-          </w:p>
-        </w:tc>
-        <w:tc>
-          <w:tcPr>
-            <w:tcW w:type="dxa" w:w="2160"/>
-          </w:tcPr>
-          <w:p>
-            <w:r>
-              <w:t>344亿</w:t>
-            </w:r>
-          </w:p>
-        </w:tc>
-        <w:tc>
-          <w:tcPr>
-            <w:tcW w:type="dxa" w:w="2160"/>
-          </w:tcPr>
-          <w:p>
-            <w:r>
-              <w:t>24%</w:t>
-            </w:r>
-          </w:p>
-        </w:tc>
-      </w:tr>
-    </w:tbl>
-    <w:p>
-      <w:pPr>
-        <w:pStyle w:val="Heading1"/>
-      </w:pPr>
-      <w:r>
-        <w:t>行业分析 3</w:t>
-      </w:r>
-    </w:p>
-    <w:p>
-      <w:r>
-        <w:br/>
-        <w:t>从产业链角度看，云计算 行业主要由上游设备厂商、</w:t>
-        <w:br/>
-        <w:t>中游平台企业以及下游应用厂商组成。</w:t>
-        <w:br/>
-        <w:t>立信电子网络有限公司 主要位于产业链的 中游 环节。</w:t>
-        <w:br/>
-      </w:r>
-    </w:p>
-    <w:p>
-      <w:r>
-        <w:br/>
-        <w:t>根据内部财务模型测算，鸿睿思博信息有限公司 在未来三年</w:t>
-        <w:br/>
-        <w:t>收入复合增长率预计可达到 26% 左右。</w:t>
-        <w:br/>
-        <w:t>该预测基于行业需求增长以及公司产能扩张计划。</w:t>
-        <w:br/>
-      </w:r>
-    </w:p>
-    <w:p>
-      <w:r>
-        <w:br/>
-        <w:t>华辰资本旗下的 HC Energy Transition Fund 在最近的资产配置会议中</w:t>
-        <w:br/>
-        <w:t>讨论了 消费科技 行业的投资机会，并对 和泰传媒有限公司</w:t>
-        <w:br/>
-        <w:t>进行了重点评估。</w:t>
-        <w:br/>
-      </w:r>
-    </w:p>
-    <w:p>
-      <w:r>
-        <w:br/>
-        <w:t>从产业链角度看，人工智能 行业主要由上游设备厂商、</w:t>
-        <w:br/>
-        <w:t>中游平台企业以及下游应用厂商组成。</w:t>
-        <w:br/>
-        <w:t>迪摩科技有限公司 主要位于产业链的 中游 环节。</w:t>
-        <w:br/>
-      </w:r>
-    </w:p>
-    <w:p>
-      <w:r>
-        <w:br/>
-        <w:t>风险管理部认为，新能源 行业仍然面临若干</w:t>
-        <w:br/>
-        <w:t>不确定性因素，包括技术迭代风险、政策变化、</w:t>
-        <w:br/>
-        <w:t>以及市场竞争加剧等问题。</w:t>
-        <w:br/>
-      </w:r>
-    </w:p>
-    <w:p>
-      <w:r>
-        <w:br/>
-        <w:t>根据内部财务模型测算，济南亿次元网络有限公司 在未来三年</w:t>
-        <w:br/>
-        <w:t>收入复合增长率预计可达到 16% 左右。</w:t>
-        <w:br/>
-        <w:t>该预测基于行业需求增长以及公司产能扩张计划。</w:t>
-        <w:br/>
-      </w:r>
-    </w:p>
-    <w:p>
-      <w:r>
-        <w:br/>
-        <w:t>风险管理部认为，云计算 行业仍然面临若干</w:t>
-        <w:br/>
-        <w:t>不确定性因素，包括技术迭代风险、政策变化、</w:t>
-        <w:br/>
-        <w:t>以及市场竞争加剧等问题。</w:t>
-        <w:br/>
-      </w:r>
-    </w:p>
-    <w:p>
-      <w:r>
-        <w:br/>
-        <w:t>风险管理部认为，新能源 行业仍然面临若干</w:t>
-        <w:br/>
-        <w:t>不确定性因素，包括技术迭代风险、政策变化、</w:t>
-        <w:br/>
-        <w:t>以及市场竞争加剧等问题。</w:t>
-        <w:br/>
-      </w:r>
-    </w:p>
-    <w:tbl>
-      <w:tblPr>
-        <w:tblW w:type="auto" w:w="0"/>
-        <w:tblLook w:firstColumn="1" w:firstRow="1" w:lastColumn="0" w:lastRow="0" w:noHBand="0" w:noVBand="1" w:val="04A0"/>
-      </w:tblPr>
-      <w:tblGrid>
-        <w:gridCol w:w="2160"/>
-        <w:gridCol w:w="2160"/>
-        <w:gridCol w:w="2160"/>
-        <w:gridCol w:w="2160"/>
-      </w:tblGrid>
-      <w:tr>
-        <w:tc>
-          <w:tcPr>
-            <w:tcW w:type="dxa" w:w="2160"/>
-          </w:tcPr>
-          <w:p>
-            <w:r>
-              <w:t>公司</w:t>
-            </w:r>
-          </w:p>
-        </w:tc>
-        <w:tc>
-          <w:tcPr>
-            <w:tcW w:type="dxa" w:w="2160"/>
-          </w:tcPr>
-          <w:p>
-            <w:r>
-              <w:t>行业</w:t>
-            </w:r>
-          </w:p>
-        </w:tc>
-        <w:tc>
-          <w:tcPr>
-            <w:tcW w:type="dxa" w:w="2160"/>
-          </w:tcPr>
-          <w:p>
-            <w:r>
-              <w:t>市值</w:t>
-            </w:r>
-          </w:p>
-        </w:tc>
-        <w:tc>
-          <w:tcPr>
-            <w:tcW w:type="dxa" w:w="2160"/>
-          </w:tcPr>
-          <w:p>
-            <w:r>
-              <w:t>增长率</w:t>
-            </w:r>
-          </w:p>
-        </w:tc>
-      </w:tr>
-      <w:tr>
-        <w:tc>
-          <w:tcPr>
-            <w:tcW w:type="dxa" w:w="2160"/>
-          </w:tcPr>
-          <w:p>
-            <w:r>
-              <w:t>佳禾科技有限公司</w:t>
-            </w:r>
-          </w:p>
-        </w:tc>
-        <w:tc>
-          <w:tcPr>
-            <w:tcW w:type="dxa" w:w="2160"/>
-          </w:tcPr>
-          <w:p>
-            <w:r>
-              <w:t>半导体</w:t>
-            </w:r>
-          </w:p>
-        </w:tc>
-        <w:tc>
-          <w:tcPr>
-            <w:tcW w:type="dxa" w:w="2160"/>
-          </w:tcPr>
-          <w:p>
-            <w:r>
-              <w:t>487亿</w:t>
-            </w:r>
-          </w:p>
-        </w:tc>
-        <w:tc>
-          <w:tcPr>
-            <w:tcW w:type="dxa" w:w="2160"/>
-          </w:tcPr>
-          <w:p>
-            <w:r>
-              <w:t>27%</w:t>
-            </w:r>
-          </w:p>
-        </w:tc>
-      </w:tr>
-      <w:tr>
-        <w:tc>
-          <w:tcPr>
-            <w:tcW w:type="dxa" w:w="2160"/>
-          </w:tcPr>
-          <w:p>
-            <w:r>
-              <w:t>浦华众城信息有限公司</w:t>
-            </w:r>
-          </w:p>
-        </w:tc>
-        <w:tc>
-          <w:tcPr>
-            <w:tcW w:type="dxa" w:w="2160"/>
-          </w:tcPr>
-          <w:p>
-            <w:r>
-              <w:t>云计算</w:t>
-            </w:r>
-          </w:p>
-        </w:tc>
-        <w:tc>
-          <w:tcPr>
-            <w:tcW w:type="dxa" w:w="2160"/>
-          </w:tcPr>
-          <w:p>
-            <w:r>
-              <w:t>211亿</w:t>
-            </w:r>
-          </w:p>
-        </w:tc>
-        <w:tc>
-          <w:tcPr>
-            <w:tcW w:type="dxa" w:w="2160"/>
-          </w:tcPr>
-          <w:p>
-            <w:r>
-              <w:t>25%</w:t>
-            </w:r>
-          </w:p>
-        </w:tc>
-      </w:tr>
-      <w:tr>
-        <w:tc>
-          <w:tcPr>
-            <w:tcW w:type="dxa" w:w="2160"/>
-          </w:tcPr>
-          <w:p>
-            <w:r>
-              <w:t>昂歌信息科技有限公司</w:t>
-            </w:r>
-          </w:p>
-        </w:tc>
-        <w:tc>
-          <w:tcPr>
-            <w:tcW w:type="dxa" w:w="2160"/>
-          </w:tcPr>
-          <w:p>
-            <w:r>
-              <w:t>消费科技</w:t>
-            </w:r>
-          </w:p>
-        </w:tc>
-        <w:tc>
-          <w:tcPr>
-            <w:tcW w:type="dxa" w:w="2160"/>
-          </w:tcPr>
-          <w:p>
-            <w:r>
-              <w:t>204亿</w:t>
-            </w:r>
-          </w:p>
-        </w:tc>
-        <w:tc>
-          <w:tcPr>
-            <w:tcW w:type="dxa" w:w="2160"/>
-          </w:tcPr>
-          <w:p>
-            <w:r>
-              <w:t>7%</w:t>
-            </w:r>
-          </w:p>
-        </w:tc>
-      </w:tr>
-      <w:tr>
-        <w:tc>
-          <w:tcPr>
-            <w:tcW w:type="dxa" w:w="2160"/>
-          </w:tcPr>
-          <w:p>
-            <w:r>
-              <w:t>和泰科技有限公司</w:t>
+              <w:t>华成育卓传媒有限公司</w:t>
             </w:r>
           </w:p>
         </w:tc>
@@ -1884,49 +3906,7 @@
           </w:tcPr>
           <w:p>
             <w:r>
-              <w:t>323亿</w:t>
-            </w:r>
-          </w:p>
-        </w:tc>
-        <w:tc>
-          <w:tcPr>
-            <w:tcW w:type="dxa" w:w="2160"/>
-          </w:tcPr>
-          <w:p>
-            <w:r>
-              <w:t>30%</w:t>
-            </w:r>
-          </w:p>
-        </w:tc>
-      </w:tr>
-      <w:tr>
-        <w:tc>
-          <w:tcPr>
-            <w:tcW w:type="dxa" w:w="2160"/>
-          </w:tcPr>
-          <w:p>
-            <w:r>
-              <w:t>浦华众城科技有限公司</w:t>
-            </w:r>
-          </w:p>
-        </w:tc>
-        <w:tc>
-          <w:tcPr>
-            <w:tcW w:type="dxa" w:w="2160"/>
-          </w:tcPr>
-          <w:p>
-            <w:r>
-              <w:t>半导体</w:t>
-            </w:r>
-          </w:p>
-        </w:tc>
-        <w:tc>
-          <w:tcPr>
-            <w:tcW w:type="dxa" w:w="2160"/>
-          </w:tcPr>
-          <w:p>
-            <w:r>
-              <w:t>164亿</w:t>
+              <w:t>710亿</w:t>
             </w:r>
           </w:p>
         </w:tc>
@@ -1937,2000 +3917,6 @@
           <w:p>
             <w:r>
               <w:t>14%</w:t>
-            </w:r>
-          </w:p>
-        </w:tc>
-      </w:tr>
-      <w:tr>
-        <w:tc>
-          <w:tcPr>
-            <w:tcW w:type="dxa" w:w="2160"/>
-          </w:tcPr>
-          <w:p>
-            <w:r>
-              <w:t>浦华众城信息有限公司</w:t>
-            </w:r>
-          </w:p>
-        </w:tc>
-        <w:tc>
-          <w:tcPr>
-            <w:tcW w:type="dxa" w:w="2160"/>
-          </w:tcPr>
-          <w:p>
-            <w:r>
-              <w:t>云计算</w:t>
-            </w:r>
-          </w:p>
-        </w:tc>
-        <w:tc>
-          <w:tcPr>
-            <w:tcW w:type="dxa" w:w="2160"/>
-          </w:tcPr>
-          <w:p>
-            <w:r>
-              <w:t>272亿</w:t>
-            </w:r>
-          </w:p>
-        </w:tc>
-        <w:tc>
-          <w:tcPr>
-            <w:tcW w:type="dxa" w:w="2160"/>
-          </w:tcPr>
-          <w:p>
-            <w:r>
-              <w:t>18%</w:t>
-            </w:r>
-          </w:p>
-        </w:tc>
-      </w:tr>
-      <w:tr>
-        <w:tc>
-          <w:tcPr>
-            <w:tcW w:type="dxa" w:w="2160"/>
-          </w:tcPr>
-          <w:p>
-            <w:r>
-              <w:t>迪摩科技有限公司</w:t>
-            </w:r>
-          </w:p>
-        </w:tc>
-        <w:tc>
-          <w:tcPr>
-            <w:tcW w:type="dxa" w:w="2160"/>
-          </w:tcPr>
-          <w:p>
-            <w:r>
-              <w:t>人工智能</w:t>
-            </w:r>
-          </w:p>
-        </w:tc>
-        <w:tc>
-          <w:tcPr>
-            <w:tcW w:type="dxa" w:w="2160"/>
-          </w:tcPr>
-          <w:p>
-            <w:r>
-              <w:t>231亿</w:t>
-            </w:r>
-          </w:p>
-        </w:tc>
-        <w:tc>
-          <w:tcPr>
-            <w:tcW w:type="dxa" w:w="2160"/>
-          </w:tcPr>
-          <w:p>
-            <w:r>
-              <w:t>10%</w:t>
-            </w:r>
-          </w:p>
-        </w:tc>
-      </w:tr>
-      <w:tr>
-        <w:tc>
-          <w:tcPr>
-            <w:tcW w:type="dxa" w:w="2160"/>
-          </w:tcPr>
-          <w:p>
-            <w:r>
-              <w:t>创汇传媒有限公司</w:t>
-            </w:r>
-          </w:p>
-        </w:tc>
-        <w:tc>
-          <w:tcPr>
-            <w:tcW w:type="dxa" w:w="2160"/>
-          </w:tcPr>
-          <w:p>
-            <w:r>
-              <w:t>新能源</w:t>
-            </w:r>
-          </w:p>
-        </w:tc>
-        <w:tc>
-          <w:tcPr>
-            <w:tcW w:type="dxa" w:w="2160"/>
-          </w:tcPr>
-          <w:p>
-            <w:r>
-              <w:t>149亿</w:t>
-            </w:r>
-          </w:p>
-        </w:tc>
-        <w:tc>
-          <w:tcPr>
-            <w:tcW w:type="dxa" w:w="2160"/>
-          </w:tcPr>
-          <w:p>
-            <w:r>
-              <w:t>29%</w:t>
-            </w:r>
-          </w:p>
-        </w:tc>
-      </w:tr>
-      <w:tr>
-        <w:tc>
-          <w:tcPr>
-            <w:tcW w:type="dxa" w:w="2160"/>
-          </w:tcPr>
-          <w:p>
-            <w:r>
-              <w:t>和泰传媒有限公司</w:t>
-            </w:r>
-          </w:p>
-        </w:tc>
-        <w:tc>
-          <w:tcPr>
-            <w:tcW w:type="dxa" w:w="2160"/>
-          </w:tcPr>
-          <w:p>
-            <w:r>
-              <w:t>消费科技</w:t>
-            </w:r>
-          </w:p>
-        </w:tc>
-        <w:tc>
-          <w:tcPr>
-            <w:tcW w:type="dxa" w:w="2160"/>
-          </w:tcPr>
-          <w:p>
-            <w:r>
-              <w:t>584亿</w:t>
-            </w:r>
-          </w:p>
-        </w:tc>
-        <w:tc>
-          <w:tcPr>
-            <w:tcW w:type="dxa" w:w="2160"/>
-          </w:tcPr>
-          <w:p>
-            <w:r>
-              <w:t>5%</w:t>
-            </w:r>
-          </w:p>
-        </w:tc>
-      </w:tr>
-      <w:tr>
-        <w:tc>
-          <w:tcPr>
-            <w:tcW w:type="dxa" w:w="2160"/>
-          </w:tcPr>
-          <w:p>
-            <w:r>
-              <w:t>精芯信息有限公司</w:t>
-            </w:r>
-          </w:p>
-        </w:tc>
-        <w:tc>
-          <w:tcPr>
-            <w:tcW w:type="dxa" w:w="2160"/>
-          </w:tcPr>
-          <w:p>
-            <w:r>
-              <w:t>消费科技</w:t>
-            </w:r>
-          </w:p>
-        </w:tc>
-        <w:tc>
-          <w:tcPr>
-            <w:tcW w:type="dxa" w:w="2160"/>
-          </w:tcPr>
-          <w:p>
-            <w:r>
-              <w:t>345亿</w:t>
-            </w:r>
-          </w:p>
-        </w:tc>
-        <w:tc>
-          <w:tcPr>
-            <w:tcW w:type="dxa" w:w="2160"/>
-          </w:tcPr>
-          <w:p>
-            <w:r>
-              <w:t>29%</w:t>
-            </w:r>
-          </w:p>
-        </w:tc>
-      </w:tr>
-      <w:tr>
-        <w:tc>
-          <w:tcPr>
-            <w:tcW w:type="dxa" w:w="2160"/>
-          </w:tcPr>
-          <w:p>
-            <w:r>
-              <w:t>鸿睿思博网络有限公司</w:t>
-            </w:r>
-          </w:p>
-        </w:tc>
-        <w:tc>
-          <w:tcPr>
-            <w:tcW w:type="dxa" w:w="2160"/>
-          </w:tcPr>
-          <w:p>
-            <w:r>
-              <w:t>新能源</w:t>
-            </w:r>
-          </w:p>
-        </w:tc>
-        <w:tc>
-          <w:tcPr>
-            <w:tcW w:type="dxa" w:w="2160"/>
-          </w:tcPr>
-          <w:p>
-            <w:r>
-              <w:t>421亿</w:t>
-            </w:r>
-          </w:p>
-        </w:tc>
-        <w:tc>
-          <w:tcPr>
-            <w:tcW w:type="dxa" w:w="2160"/>
-          </w:tcPr>
-          <w:p>
-            <w:r>
-              <w:t>7%</w:t>
-            </w:r>
-          </w:p>
-        </w:tc>
-      </w:tr>
-      <w:tr>
-        <w:tc>
-          <w:tcPr>
-            <w:tcW w:type="dxa" w:w="2160"/>
-          </w:tcPr>
-          <w:p>
-            <w:r>
-              <w:t>九方网络有限公司</w:t>
-            </w:r>
-          </w:p>
-        </w:tc>
-        <w:tc>
-          <w:tcPr>
-            <w:tcW w:type="dxa" w:w="2160"/>
-          </w:tcPr>
-          <w:p>
-            <w:r>
-              <w:t>新能源</w:t>
-            </w:r>
-          </w:p>
-        </w:tc>
-        <w:tc>
-          <w:tcPr>
-            <w:tcW w:type="dxa" w:w="2160"/>
-          </w:tcPr>
-          <w:p>
-            <w:r>
-              <w:t>633亿</w:t>
-            </w:r>
-          </w:p>
-        </w:tc>
-        <w:tc>
-          <w:tcPr>
-            <w:tcW w:type="dxa" w:w="2160"/>
-          </w:tcPr>
-          <w:p>
-            <w:r>
-              <w:t>15%</w:t>
-            </w:r>
-          </w:p>
-        </w:tc>
-      </w:tr>
-      <w:tr>
-        <w:tc>
-          <w:tcPr>
-            <w:tcW w:type="dxa" w:w="2160"/>
-          </w:tcPr>
-          <w:p>
-            <w:r>
-              <w:t>国讯网络有限公司</w:t>
-            </w:r>
-          </w:p>
-        </w:tc>
-        <w:tc>
-          <w:tcPr>
-            <w:tcW w:type="dxa" w:w="2160"/>
-          </w:tcPr>
-          <w:p>
-            <w:r>
-              <w:t>云计算</w:t>
-            </w:r>
-          </w:p>
-        </w:tc>
-        <w:tc>
-          <w:tcPr>
-            <w:tcW w:type="dxa" w:w="2160"/>
-          </w:tcPr>
-          <w:p>
-            <w:r>
-              <w:t>412亿</w:t>
-            </w:r>
-          </w:p>
-        </w:tc>
-        <w:tc>
-          <w:tcPr>
-            <w:tcW w:type="dxa" w:w="2160"/>
-          </w:tcPr>
-          <w:p>
-            <w:r>
-              <w:t>10%</w:t>
-            </w:r>
-          </w:p>
-        </w:tc>
-      </w:tr>
-      <w:tr>
-        <w:tc>
-          <w:tcPr>
-            <w:tcW w:type="dxa" w:w="2160"/>
-          </w:tcPr>
-          <w:p>
-            <w:r>
-              <w:t>九方信息有限公司</w:t>
-            </w:r>
-          </w:p>
-        </w:tc>
-        <w:tc>
-          <w:tcPr>
-            <w:tcW w:type="dxa" w:w="2160"/>
-          </w:tcPr>
-          <w:p>
-            <w:r>
-              <w:t>新能源</w:t>
-            </w:r>
-          </w:p>
-        </w:tc>
-        <w:tc>
-          <w:tcPr>
-            <w:tcW w:type="dxa" w:w="2160"/>
-          </w:tcPr>
-          <w:p>
-            <w:r>
-              <w:t>226亿</w:t>
-            </w:r>
-          </w:p>
-        </w:tc>
-        <w:tc>
-          <w:tcPr>
-            <w:tcW w:type="dxa" w:w="2160"/>
-          </w:tcPr>
-          <w:p>
-            <w:r>
-              <w:t>19%</w:t>
-            </w:r>
-          </w:p>
-        </w:tc>
-      </w:tr>
-      <w:tr>
-        <w:tc>
-          <w:tcPr>
-            <w:tcW w:type="dxa" w:w="2160"/>
-          </w:tcPr>
-          <w:p>
-            <w:r>
-              <w:t>快讯网络有限公司</w:t>
-            </w:r>
-          </w:p>
-        </w:tc>
-        <w:tc>
-          <w:tcPr>
-            <w:tcW w:type="dxa" w:w="2160"/>
-          </w:tcPr>
-          <w:p>
-            <w:r>
-              <w:t>新能源</w:t>
-            </w:r>
-          </w:p>
-        </w:tc>
-        <w:tc>
-          <w:tcPr>
-            <w:tcW w:type="dxa" w:w="2160"/>
-          </w:tcPr>
-          <w:p>
-            <w:r>
-              <w:t>560亿</w:t>
-            </w:r>
-          </w:p>
-        </w:tc>
-        <w:tc>
-          <w:tcPr>
-            <w:tcW w:type="dxa" w:w="2160"/>
-          </w:tcPr>
-          <w:p>
-            <w:r>
-              <w:t>12%</w:t>
-            </w:r>
-          </w:p>
-        </w:tc>
-      </w:tr>
-    </w:tbl>
-    <w:p>
-      <w:pPr>
-        <w:pStyle w:val="Heading1"/>
-      </w:pPr>
-      <w:r>
-        <w:t>行业分析 4</w:t>
-      </w:r>
-    </w:p>
-    <w:p>
-      <w:r>
-        <w:br/>
-        <w:t>华辰资本旗下的 HC Energy Transition Fund 在最近的资产配置会议中</w:t>
-        <w:br/>
-        <w:t>讨论了 新能源 行业的投资机会，并对 九方信息有限公司</w:t>
-        <w:br/>
-        <w:t>进行了重点评估。</w:t>
-        <w:br/>
-      </w:r>
-    </w:p>
-    <w:p>
-      <w:r>
-        <w:br/>
-        <w:t>新宇龙信息传媒有限公司 是中国 机器人 行业的重要企业之一。</w:t>
-        <w:br/>
-        <w:t>根据华辰资本 投资委员会 的研究，该公司成立于 2018 年，</w:t>
-        <w:br/>
-        <w:t>目前员工规模约 6070 人。公司近年来持续加大研发投入，</w:t>
-        <w:br/>
-        <w:t>在核心技术方面形成了较强的竞争壁垒。</w:t>
-        <w:br/>
-      </w:r>
-    </w:p>
-    <w:p>
-      <w:r>
-        <w:br/>
-        <w:t>根据内部财务模型测算，昊嘉网络有限公司 在未来三年</w:t>
-        <w:br/>
-        <w:t>收入复合增长率预计可达到 16% 左右。</w:t>
-        <w:br/>
-        <w:t>该预测基于行业需求增长以及公司产能扩张计划。</w:t>
-        <w:br/>
-      </w:r>
-    </w:p>
-    <w:p>
-      <w:r>
-        <w:br/>
-        <w:t>华辰资本旗下的 HC Alpha Growth Fund 在最近的资产配置会议中</w:t>
-        <w:br/>
-        <w:t>讨论了 机器人 行业的投资机会，并对 济南亿次元网络有限公司</w:t>
-        <w:br/>
-        <w:t>进行了重点评估。</w:t>
-        <w:br/>
-      </w:r>
-    </w:p>
-    <w:p>
-      <w:r>
-        <w:br/>
-        <w:t>雨林木风计算机网络有限公司 是中国 医疗科技 行业的重要企业之一。</w:t>
-        <w:br/>
-        <w:t>根据华辰资本 投资委员会 的研究，该公司成立于 2012 年，</w:t>
-        <w:br/>
-        <w:t>目前员工规模约 1948 人。公司近年来持续加大研发投入，</w:t>
-        <w:br/>
-        <w:t>在核心技术方面形成了较强的竞争壁垒。</w:t>
-        <w:br/>
-      </w:r>
-    </w:p>
-    <w:p>
-      <w:r>
-        <w:br/>
-        <w:t>风险管理部认为，机器人 行业仍然面临若干</w:t>
-        <w:br/>
-        <w:t>不确定性因素，包括技术迭代风险、政策变化、</w:t>
-        <w:br/>
-        <w:t>以及市场竞争加剧等问题。</w:t>
-        <w:br/>
-      </w:r>
-    </w:p>
-    <w:p>
-      <w:r>
-        <w:br/>
-        <w:t>风险管理部认为，新能源 行业仍然面临若干</w:t>
-        <w:br/>
-        <w:t>不确定性因素，包括技术迭代风险、政策变化、</w:t>
-        <w:br/>
-        <w:t>以及市场竞争加剧等问题。</w:t>
-        <w:br/>
-      </w:r>
-    </w:p>
-    <w:p>
-      <w:r>
-        <w:br/>
-        <w:t>银嘉信息有限公司 是中国 消费科技 行业的重要企业之一。</w:t>
-        <w:br/>
-        <w:t>根据华辰资本 资产配置委员会 的研究，该公司成立于 2020 年，</w:t>
-        <w:br/>
-        <w:t>目前员工规模约 2026 人。公司近年来持续加大研发投入，</w:t>
-        <w:br/>
-        <w:t>在核心技术方面形成了较强的竞争壁垒。</w:t>
-        <w:br/>
-      </w:r>
-    </w:p>
-    <w:tbl>
-      <w:tblPr>
-        <w:tblW w:type="auto" w:w="0"/>
-        <w:tblLook w:firstColumn="1" w:firstRow="1" w:lastColumn="0" w:lastRow="0" w:noHBand="0" w:noVBand="1" w:val="04A0"/>
-      </w:tblPr>
-      <w:tblGrid>
-        <w:gridCol w:w="2160"/>
-        <w:gridCol w:w="2160"/>
-        <w:gridCol w:w="2160"/>
-        <w:gridCol w:w="2160"/>
-      </w:tblGrid>
-      <w:tr>
-        <w:tc>
-          <w:tcPr>
-            <w:tcW w:type="dxa" w:w="2160"/>
-          </w:tcPr>
-          <w:p>
-            <w:r>
-              <w:t>公司</w:t>
-            </w:r>
-          </w:p>
-        </w:tc>
-        <w:tc>
-          <w:tcPr>
-            <w:tcW w:type="dxa" w:w="2160"/>
-          </w:tcPr>
-          <w:p>
-            <w:r>
-              <w:t>行业</w:t>
-            </w:r>
-          </w:p>
-        </w:tc>
-        <w:tc>
-          <w:tcPr>
-            <w:tcW w:type="dxa" w:w="2160"/>
-          </w:tcPr>
-          <w:p>
-            <w:r>
-              <w:t>市值</w:t>
-            </w:r>
-          </w:p>
-        </w:tc>
-        <w:tc>
-          <w:tcPr>
-            <w:tcW w:type="dxa" w:w="2160"/>
-          </w:tcPr>
-          <w:p>
-            <w:r>
-              <w:t>增长率</w:t>
-            </w:r>
-          </w:p>
-        </w:tc>
-      </w:tr>
-      <w:tr>
-        <w:tc>
-          <w:tcPr>
-            <w:tcW w:type="dxa" w:w="2160"/>
-          </w:tcPr>
-          <w:p>
-            <w:r>
-              <w:t>浦华众城信息有限公司</w:t>
-            </w:r>
-          </w:p>
-        </w:tc>
-        <w:tc>
-          <w:tcPr>
-            <w:tcW w:type="dxa" w:w="2160"/>
-          </w:tcPr>
-          <w:p>
-            <w:r>
-              <w:t>云计算</w:t>
-            </w:r>
-          </w:p>
-        </w:tc>
-        <w:tc>
-          <w:tcPr>
-            <w:tcW w:type="dxa" w:w="2160"/>
-          </w:tcPr>
-          <w:p>
-            <w:r>
-              <w:t>693亿</w:t>
-            </w:r>
-          </w:p>
-        </w:tc>
-        <w:tc>
-          <w:tcPr>
-            <w:tcW w:type="dxa" w:w="2160"/>
-          </w:tcPr>
-          <w:p>
-            <w:r>
-              <w:t>11%</w:t>
-            </w:r>
-          </w:p>
-        </w:tc>
-      </w:tr>
-      <w:tr>
-        <w:tc>
-          <w:tcPr>
-            <w:tcW w:type="dxa" w:w="2160"/>
-          </w:tcPr>
-          <w:p>
-            <w:r>
-              <w:t>创亿网络有限公司</w:t>
-            </w:r>
-          </w:p>
-        </w:tc>
-        <w:tc>
-          <w:tcPr>
-            <w:tcW w:type="dxa" w:w="2160"/>
-          </w:tcPr>
-          <w:p>
-            <w:r>
-              <w:t>云计算</w:t>
-            </w:r>
-          </w:p>
-        </w:tc>
-        <w:tc>
-          <w:tcPr>
-            <w:tcW w:type="dxa" w:w="2160"/>
-          </w:tcPr>
-          <w:p>
-            <w:r>
-              <w:t>362亿</w:t>
-            </w:r>
-          </w:p>
-        </w:tc>
-        <w:tc>
-          <w:tcPr>
-            <w:tcW w:type="dxa" w:w="2160"/>
-          </w:tcPr>
-          <w:p>
-            <w:r>
-              <w:t>6%</w:t>
-            </w:r>
-          </w:p>
-        </w:tc>
-      </w:tr>
-      <w:tr>
-        <w:tc>
-          <w:tcPr>
-            <w:tcW w:type="dxa" w:w="2160"/>
-          </w:tcPr>
-          <w:p>
-            <w:r>
-              <w:t>雨林木风计算机科技有限公司</w:t>
-            </w:r>
-          </w:p>
-        </w:tc>
-        <w:tc>
-          <w:tcPr>
-            <w:tcW w:type="dxa" w:w="2160"/>
-          </w:tcPr>
-          <w:p>
-            <w:r>
-              <w:t>人工智能</w:t>
-            </w:r>
-          </w:p>
-        </w:tc>
-        <w:tc>
-          <w:tcPr>
-            <w:tcW w:type="dxa" w:w="2160"/>
-          </w:tcPr>
-          <w:p>
-            <w:r>
-              <w:t>700亿</w:t>
-            </w:r>
-          </w:p>
-        </w:tc>
-        <w:tc>
-          <w:tcPr>
-            <w:tcW w:type="dxa" w:w="2160"/>
-          </w:tcPr>
-          <w:p>
-            <w:r>
-              <w:t>19%</w:t>
-            </w:r>
-          </w:p>
-        </w:tc>
-      </w:tr>
-      <w:tr>
-        <w:tc>
-          <w:tcPr>
-            <w:tcW w:type="dxa" w:w="2160"/>
-          </w:tcPr>
-          <w:p>
-            <w:r>
-              <w:t>兰金电子网络有限公司</w:t>
-            </w:r>
-          </w:p>
-        </w:tc>
-        <w:tc>
-          <w:tcPr>
-            <w:tcW w:type="dxa" w:w="2160"/>
-          </w:tcPr>
-          <w:p>
-            <w:r>
-              <w:t>消费科技</w:t>
-            </w:r>
-          </w:p>
-        </w:tc>
-        <w:tc>
-          <w:tcPr>
-            <w:tcW w:type="dxa" w:w="2160"/>
-          </w:tcPr>
-          <w:p>
-            <w:r>
-              <w:t>554亿</w:t>
-            </w:r>
-          </w:p>
-        </w:tc>
-        <w:tc>
-          <w:tcPr>
-            <w:tcW w:type="dxa" w:w="2160"/>
-          </w:tcPr>
-          <w:p>
-            <w:r>
-              <w:t>12%</w:t>
-            </w:r>
-          </w:p>
-        </w:tc>
-      </w:tr>
-      <w:tr>
-        <w:tc>
-          <w:tcPr>
-            <w:tcW w:type="dxa" w:w="2160"/>
-          </w:tcPr>
-          <w:p>
-            <w:r>
-              <w:t>银嘉信息有限公司</w:t>
-            </w:r>
-          </w:p>
-        </w:tc>
-        <w:tc>
-          <w:tcPr>
-            <w:tcW w:type="dxa" w:w="2160"/>
-          </w:tcPr>
-          <w:p>
-            <w:r>
-              <w:t>消费科技</w:t>
-            </w:r>
-          </w:p>
-        </w:tc>
-        <w:tc>
-          <w:tcPr>
-            <w:tcW w:type="dxa" w:w="2160"/>
-          </w:tcPr>
-          <w:p>
-            <w:r>
-              <w:t>469亿</w:t>
-            </w:r>
-          </w:p>
-        </w:tc>
-        <w:tc>
-          <w:tcPr>
-            <w:tcW w:type="dxa" w:w="2160"/>
-          </w:tcPr>
-          <w:p>
-            <w:r>
-              <w:t>15%</w:t>
-            </w:r>
-          </w:p>
-        </w:tc>
-      </w:tr>
-      <w:tr>
-        <w:tc>
-          <w:tcPr>
-            <w:tcW w:type="dxa" w:w="2160"/>
-          </w:tcPr>
-          <w:p>
-            <w:r>
-              <w:t>雨林木风计算机科技有限公司</w:t>
-            </w:r>
-          </w:p>
-        </w:tc>
-        <w:tc>
-          <w:tcPr>
-            <w:tcW w:type="dxa" w:w="2160"/>
-          </w:tcPr>
-          <w:p>
-            <w:r>
-              <w:t>人工智能</w:t>
-            </w:r>
-          </w:p>
-        </w:tc>
-        <w:tc>
-          <w:tcPr>
-            <w:tcW w:type="dxa" w:w="2160"/>
-          </w:tcPr>
-          <w:p>
-            <w:r>
-              <w:t>628亿</w:t>
-            </w:r>
-          </w:p>
-        </w:tc>
-        <w:tc>
-          <w:tcPr>
-            <w:tcW w:type="dxa" w:w="2160"/>
-          </w:tcPr>
-          <w:p>
-            <w:r>
-              <w:t>22%</w:t>
-            </w:r>
-          </w:p>
-        </w:tc>
-      </w:tr>
-      <w:tr>
-        <w:tc>
-          <w:tcPr>
-            <w:tcW w:type="dxa" w:w="2160"/>
-          </w:tcPr>
-          <w:p>
-            <w:r>
-              <w:t>艾提科信科技有限公司</w:t>
-            </w:r>
-          </w:p>
-        </w:tc>
-        <w:tc>
-          <w:tcPr>
-            <w:tcW w:type="dxa" w:w="2160"/>
-          </w:tcPr>
-          <w:p>
-            <w:r>
-              <w:t>机器人</w:t>
-            </w:r>
-          </w:p>
-        </w:tc>
-        <w:tc>
-          <w:tcPr>
-            <w:tcW w:type="dxa" w:w="2160"/>
-          </w:tcPr>
-          <w:p>
-            <w:r>
-              <w:t>680亿</w:t>
-            </w:r>
-          </w:p>
-        </w:tc>
-        <w:tc>
-          <w:tcPr>
-            <w:tcW w:type="dxa" w:w="2160"/>
-          </w:tcPr>
-          <w:p>
-            <w:r>
-              <w:t>12%</w:t>
-            </w:r>
-          </w:p>
-        </w:tc>
-      </w:tr>
-      <w:tr>
-        <w:tc>
-          <w:tcPr>
-            <w:tcW w:type="dxa" w:w="2160"/>
-          </w:tcPr>
-          <w:p>
-            <w:r>
-              <w:t>精芯科技有限公司</w:t>
-            </w:r>
-          </w:p>
-        </w:tc>
-        <w:tc>
-          <w:tcPr>
-            <w:tcW w:type="dxa" w:w="2160"/>
-          </w:tcPr>
-          <w:p>
-            <w:r>
-              <w:t>云计算</w:t>
-            </w:r>
-          </w:p>
-        </w:tc>
-        <w:tc>
-          <w:tcPr>
-            <w:tcW w:type="dxa" w:w="2160"/>
-          </w:tcPr>
-          <w:p>
-            <w:r>
-              <w:t>139亿</w:t>
-            </w:r>
-          </w:p>
-        </w:tc>
-        <w:tc>
-          <w:tcPr>
-            <w:tcW w:type="dxa" w:w="2160"/>
-          </w:tcPr>
-          <w:p>
-            <w:r>
-              <w:t>24%</w:t>
-            </w:r>
-          </w:p>
-        </w:tc>
-      </w:tr>
-      <w:tr>
-        <w:tc>
-          <w:tcPr>
-            <w:tcW w:type="dxa" w:w="2160"/>
-          </w:tcPr>
-          <w:p>
-            <w:r>
-              <w:t>银嘉信息有限公司</w:t>
-            </w:r>
-          </w:p>
-        </w:tc>
-        <w:tc>
-          <w:tcPr>
-            <w:tcW w:type="dxa" w:w="2160"/>
-          </w:tcPr>
-          <w:p>
-            <w:r>
-              <w:t>消费科技</w:t>
-            </w:r>
-          </w:p>
-        </w:tc>
-        <w:tc>
-          <w:tcPr>
-            <w:tcW w:type="dxa" w:w="2160"/>
-          </w:tcPr>
-          <w:p>
-            <w:r>
-              <w:t>317亿</w:t>
-            </w:r>
-          </w:p>
-        </w:tc>
-        <w:tc>
-          <w:tcPr>
-            <w:tcW w:type="dxa" w:w="2160"/>
-          </w:tcPr>
-          <w:p>
-            <w:r>
-              <w:t>10%</w:t>
-            </w:r>
-          </w:p>
-        </w:tc>
-      </w:tr>
-      <w:tr>
-        <w:tc>
-          <w:tcPr>
-            <w:tcW w:type="dxa" w:w="2160"/>
-          </w:tcPr>
-          <w:p>
-            <w:r>
-              <w:t>和泰科技有限公司</w:t>
-            </w:r>
-          </w:p>
-        </w:tc>
-        <w:tc>
-          <w:tcPr>
-            <w:tcW w:type="dxa" w:w="2160"/>
-          </w:tcPr>
-          <w:p>
-            <w:r>
-              <w:t>人工智能</w:t>
-            </w:r>
-          </w:p>
-        </w:tc>
-        <w:tc>
-          <w:tcPr>
-            <w:tcW w:type="dxa" w:w="2160"/>
-          </w:tcPr>
-          <w:p>
-            <w:r>
-              <w:t>286亿</w:t>
-            </w:r>
-          </w:p>
-        </w:tc>
-        <w:tc>
-          <w:tcPr>
-            <w:tcW w:type="dxa" w:w="2160"/>
-          </w:tcPr>
-          <w:p>
-            <w:r>
-              <w:t>17%</w:t>
-            </w:r>
-          </w:p>
-        </w:tc>
-      </w:tr>
-      <w:tr>
-        <w:tc>
-          <w:tcPr>
-            <w:tcW w:type="dxa" w:w="2160"/>
-          </w:tcPr>
-          <w:p>
-            <w:r>
-              <w:t>雨林木风计算机科技有限公司</w:t>
-            </w:r>
-          </w:p>
-        </w:tc>
-        <w:tc>
-          <w:tcPr>
-            <w:tcW w:type="dxa" w:w="2160"/>
-          </w:tcPr>
-          <w:p>
-            <w:r>
-              <w:t>人工智能</w:t>
-            </w:r>
-          </w:p>
-        </w:tc>
-        <w:tc>
-          <w:tcPr>
-            <w:tcW w:type="dxa" w:w="2160"/>
-          </w:tcPr>
-          <w:p>
-            <w:r>
-              <w:t>700亿</w:t>
-            </w:r>
-          </w:p>
-        </w:tc>
-        <w:tc>
-          <w:tcPr>
-            <w:tcW w:type="dxa" w:w="2160"/>
-          </w:tcPr>
-          <w:p>
-            <w:r>
-              <w:t>29%</w:t>
-            </w:r>
-          </w:p>
-        </w:tc>
-      </w:tr>
-      <w:tr>
-        <w:tc>
-          <w:tcPr>
-            <w:tcW w:type="dxa" w:w="2160"/>
-          </w:tcPr>
-          <w:p>
-            <w:r>
-              <w:t>佳禾科技有限公司</w:t>
-            </w:r>
-          </w:p>
-        </w:tc>
-        <w:tc>
-          <w:tcPr>
-            <w:tcW w:type="dxa" w:w="2160"/>
-          </w:tcPr>
-          <w:p>
-            <w:r>
-              <w:t>半导体</w:t>
-            </w:r>
-          </w:p>
-        </w:tc>
-        <w:tc>
-          <w:tcPr>
-            <w:tcW w:type="dxa" w:w="2160"/>
-          </w:tcPr>
-          <w:p>
-            <w:r>
-              <w:t>557亿</w:t>
-            </w:r>
-          </w:p>
-        </w:tc>
-        <w:tc>
-          <w:tcPr>
-            <w:tcW w:type="dxa" w:w="2160"/>
-          </w:tcPr>
-          <w:p>
-            <w:r>
-              <w:t>14%</w:t>
-            </w:r>
-          </w:p>
-        </w:tc>
-      </w:tr>
-      <w:tr>
-        <w:tc>
-          <w:tcPr>
-            <w:tcW w:type="dxa" w:w="2160"/>
-          </w:tcPr>
-          <w:p>
-            <w:r>
-              <w:t>九方信息有限公司</w:t>
-            </w:r>
-          </w:p>
-        </w:tc>
-        <w:tc>
-          <w:tcPr>
-            <w:tcW w:type="dxa" w:w="2160"/>
-          </w:tcPr>
-          <w:p>
-            <w:r>
-              <w:t>新能源</w:t>
-            </w:r>
-          </w:p>
-        </w:tc>
-        <w:tc>
-          <w:tcPr>
-            <w:tcW w:type="dxa" w:w="2160"/>
-          </w:tcPr>
-          <w:p>
-            <w:r>
-              <w:t>339亿</w:t>
-            </w:r>
-          </w:p>
-        </w:tc>
-        <w:tc>
-          <w:tcPr>
-            <w:tcW w:type="dxa" w:w="2160"/>
-          </w:tcPr>
-          <w:p>
-            <w:r>
-              <w:t>26%</w:t>
-            </w:r>
-          </w:p>
-        </w:tc>
-      </w:tr>
-      <w:tr>
-        <w:tc>
-          <w:tcPr>
-            <w:tcW w:type="dxa" w:w="2160"/>
-          </w:tcPr>
-          <w:p>
-            <w:r>
-              <w:t>济南亿次元网络有限公司</w:t>
-            </w:r>
-          </w:p>
-        </w:tc>
-        <w:tc>
-          <w:tcPr>
-            <w:tcW w:type="dxa" w:w="2160"/>
-          </w:tcPr>
-          <w:p>
-            <w:r>
-              <w:t>机器人</w:t>
-            </w:r>
-          </w:p>
-        </w:tc>
-        <w:tc>
-          <w:tcPr>
-            <w:tcW w:type="dxa" w:w="2160"/>
-          </w:tcPr>
-          <w:p>
-            <w:r>
-              <w:t>227亿</w:t>
-            </w:r>
-          </w:p>
-        </w:tc>
-        <w:tc>
-          <w:tcPr>
-            <w:tcW w:type="dxa" w:w="2160"/>
-          </w:tcPr>
-          <w:p>
-            <w:r>
-              <w:t>6%</w:t>
-            </w:r>
-          </w:p>
-        </w:tc>
-      </w:tr>
-      <w:tr>
-        <w:tc>
-          <w:tcPr>
-            <w:tcW w:type="dxa" w:w="2160"/>
-          </w:tcPr>
-          <w:p>
-            <w:r>
-              <w:t>信诚致远传媒有限公司</w:t>
-            </w:r>
-          </w:p>
-        </w:tc>
-        <w:tc>
-          <w:tcPr>
-            <w:tcW w:type="dxa" w:w="2160"/>
-          </w:tcPr>
-          <w:p>
-            <w:r>
-              <w:t>人工智能</w:t>
-            </w:r>
-          </w:p>
-        </w:tc>
-        <w:tc>
-          <w:tcPr>
-            <w:tcW w:type="dxa" w:w="2160"/>
-          </w:tcPr>
-          <w:p>
-            <w:r>
-              <w:t>693亿</w:t>
-            </w:r>
-          </w:p>
-        </w:tc>
-        <w:tc>
-          <w:tcPr>
-            <w:tcW w:type="dxa" w:w="2160"/>
-          </w:tcPr>
-          <w:p>
-            <w:r>
-              <w:t>22%</w:t>
-            </w:r>
-          </w:p>
-        </w:tc>
-      </w:tr>
-    </w:tbl>
-    <w:p>
-      <w:pPr>
-        <w:pStyle w:val="Heading1"/>
-      </w:pPr>
-      <w:r>
-        <w:t>行业分析 5</w:t>
-      </w:r>
-    </w:p>
-    <w:p>
-      <w:r>
-        <w:br/>
-        <w:t>佳禾科技有限公司 是中国 半导体 行业的重要企业之一。</w:t>
-        <w:br/>
-        <w:t>根据华辰资本 量化研究部 的研究，该公司成立于 2015 年，</w:t>
-        <w:br/>
-        <w:t>目前员工规模约 3623 人。公司近年来持续加大研发投入，</w:t>
-        <w:br/>
-        <w:t>在核心技术方面形成了较强的竞争壁垒。</w:t>
-        <w:br/>
-      </w:r>
-    </w:p>
-    <w:p>
-      <w:r>
-        <w:br/>
-        <w:t>风险管理部认为，人工智能 行业仍然面临若干</w:t>
-        <w:br/>
-        <w:t>不确定性因素，包括技术迭代风险、政策变化、</w:t>
-        <w:br/>
-        <w:t>以及市场竞争加剧等问题。</w:t>
-        <w:br/>
-      </w:r>
-    </w:p>
-    <w:p>
-      <w:r>
-        <w:br/>
-        <w:t>华辰资本旗下的 HC AI Innovation Fund 在最近的资产配置会议中</w:t>
-        <w:br/>
-        <w:t>讨论了 消费科技 行业的投资机会，并对 银嘉信息有限公司</w:t>
-        <w:br/>
-        <w:t>进行了重点评估。</w:t>
-        <w:br/>
-      </w:r>
-    </w:p>
-    <w:p>
-      <w:r>
-        <w:br/>
-        <w:t>万迅电脑网络有限公司 是中国 半导体 行业的重要企业之一。</w:t>
-        <w:br/>
-        <w:t>根据华辰资本 量化研究部 的研究，该公司成立于 2019 年，</w:t>
-        <w:br/>
-        <w:t>目前员工规模约 7385 人。公司近年来持续加大研发投入，</w:t>
-        <w:br/>
-        <w:t>在核心技术方面形成了较强的竞争壁垒。</w:t>
-        <w:br/>
-      </w:r>
-    </w:p>
-    <w:p>
-      <w:r>
-        <w:br/>
-        <w:t>根据内部财务模型测算，飞利信科技有限公司 在未来三年</w:t>
-        <w:br/>
-        <w:t>收入复合增长率预计可达到 26% 左右。</w:t>
-        <w:br/>
-        <w:t>该预测基于行业需求增长以及公司产能扩张计划。</w:t>
-        <w:br/>
-      </w:r>
-    </w:p>
-    <w:p>
-      <w:r>
-        <w:br/>
-        <w:t>昂歌信息科技有限公司 是中国 消费科技 行业的重要企业之一。</w:t>
-        <w:br/>
-        <w:t>根据华辰资本 投资策略部 的研究，该公司成立于 2020 年，</w:t>
-        <w:br/>
-        <w:t>目前员工规模约 3973 人。公司近年来持续加大研发投入，</w:t>
-        <w:br/>
-        <w:t>在核心技术方面形成了较强的竞争壁垒。</w:t>
-        <w:br/>
-      </w:r>
-    </w:p>
-    <w:p>
-      <w:r>
-        <w:br/>
-        <w:t>从产业链角度看，云计算 行业主要由上游设备厂商、</w:t>
-        <w:br/>
-        <w:t>中游平台企业以及下游应用厂商组成。</w:t>
-        <w:br/>
-        <w:t>国讯网络有限公司 主要位于产业链的 中游 环节。</w:t>
-        <w:br/>
-      </w:r>
-    </w:p>
-    <w:p>
-      <w:r>
-        <w:br/>
-        <w:t>创亿网络有限公司 是中国 云计算 行业的重要企业之一。</w:t>
-        <w:br/>
-        <w:t>根据华辰资本 风险管理部 的研究，该公司成立于 2010 年，</w:t>
-        <w:br/>
-        <w:t>目前员工规模约 4041 人。公司近年来持续加大研发投入，</w:t>
-        <w:br/>
-        <w:t>在核心技术方面形成了较强的竞争壁垒。</w:t>
-        <w:br/>
-      </w:r>
-    </w:p>
-    <w:tbl>
-      <w:tblPr>
-        <w:tblW w:type="auto" w:w="0"/>
-        <w:tblLook w:firstColumn="1" w:firstRow="1" w:lastColumn="0" w:lastRow="0" w:noHBand="0" w:noVBand="1" w:val="04A0"/>
-      </w:tblPr>
-      <w:tblGrid>
-        <w:gridCol w:w="2160"/>
-        <w:gridCol w:w="2160"/>
-        <w:gridCol w:w="2160"/>
-        <w:gridCol w:w="2160"/>
-      </w:tblGrid>
-      <w:tr>
-        <w:tc>
-          <w:tcPr>
-            <w:tcW w:type="dxa" w:w="2160"/>
-          </w:tcPr>
-          <w:p>
-            <w:r>
-              <w:t>公司</w:t>
-            </w:r>
-          </w:p>
-        </w:tc>
-        <w:tc>
-          <w:tcPr>
-            <w:tcW w:type="dxa" w:w="2160"/>
-          </w:tcPr>
-          <w:p>
-            <w:r>
-              <w:t>行业</w:t>
-            </w:r>
-          </w:p>
-        </w:tc>
-        <w:tc>
-          <w:tcPr>
-            <w:tcW w:type="dxa" w:w="2160"/>
-          </w:tcPr>
-          <w:p>
-            <w:r>
-              <w:t>市值</w:t>
-            </w:r>
-          </w:p>
-        </w:tc>
-        <w:tc>
-          <w:tcPr>
-            <w:tcW w:type="dxa" w:w="2160"/>
-          </w:tcPr>
-          <w:p>
-            <w:r>
-              <w:t>增长率</w:t>
-            </w:r>
-          </w:p>
-        </w:tc>
-      </w:tr>
-      <w:tr>
-        <w:tc>
-          <w:tcPr>
-            <w:tcW w:type="dxa" w:w="2160"/>
-          </w:tcPr>
-          <w:p>
-            <w:r>
-              <w:t>佳禾科技有限公司</w:t>
-            </w:r>
-          </w:p>
-        </w:tc>
-        <w:tc>
-          <w:tcPr>
-            <w:tcW w:type="dxa" w:w="2160"/>
-          </w:tcPr>
-          <w:p>
-            <w:r>
-              <w:t>半导体</w:t>
-            </w:r>
-          </w:p>
-        </w:tc>
-        <w:tc>
-          <w:tcPr>
-            <w:tcW w:type="dxa" w:w="2160"/>
-          </w:tcPr>
-          <w:p>
-            <w:r>
-              <w:t>327亿</w:t>
-            </w:r>
-          </w:p>
-        </w:tc>
-        <w:tc>
-          <w:tcPr>
-            <w:tcW w:type="dxa" w:w="2160"/>
-          </w:tcPr>
-          <w:p>
-            <w:r>
-              <w:t>21%</w:t>
-            </w:r>
-          </w:p>
-        </w:tc>
-      </w:tr>
-      <w:tr>
-        <w:tc>
-          <w:tcPr>
-            <w:tcW w:type="dxa" w:w="2160"/>
-          </w:tcPr>
-          <w:p>
-            <w:r>
-              <w:t>银嘉信息有限公司</w:t>
-            </w:r>
-          </w:p>
-        </w:tc>
-        <w:tc>
-          <w:tcPr>
-            <w:tcW w:type="dxa" w:w="2160"/>
-          </w:tcPr>
-          <w:p>
-            <w:r>
-              <w:t>消费科技</w:t>
-            </w:r>
-          </w:p>
-        </w:tc>
-        <w:tc>
-          <w:tcPr>
-            <w:tcW w:type="dxa" w:w="2160"/>
-          </w:tcPr>
-          <w:p>
-            <w:r>
-              <w:t>752亿</w:t>
-            </w:r>
-          </w:p>
-        </w:tc>
-        <w:tc>
-          <w:tcPr>
-            <w:tcW w:type="dxa" w:w="2160"/>
-          </w:tcPr>
-          <w:p>
-            <w:r>
-              <w:t>25%</w:t>
-            </w:r>
-          </w:p>
-        </w:tc>
-      </w:tr>
-      <w:tr>
-        <w:tc>
-          <w:tcPr>
-            <w:tcW w:type="dxa" w:w="2160"/>
-          </w:tcPr>
-          <w:p>
-            <w:r>
-              <w:t>快讯网络有限公司</w:t>
-            </w:r>
-          </w:p>
-        </w:tc>
-        <w:tc>
-          <w:tcPr>
-            <w:tcW w:type="dxa" w:w="2160"/>
-          </w:tcPr>
-          <w:p>
-            <w:r>
-              <w:t>新能源</w:t>
-            </w:r>
-          </w:p>
-        </w:tc>
-        <w:tc>
-          <w:tcPr>
-            <w:tcW w:type="dxa" w:w="2160"/>
-          </w:tcPr>
-          <w:p>
-            <w:r>
-              <w:t>421亿</w:t>
-            </w:r>
-          </w:p>
-        </w:tc>
-        <w:tc>
-          <w:tcPr>
-            <w:tcW w:type="dxa" w:w="2160"/>
-          </w:tcPr>
-          <w:p>
-            <w:r>
-              <w:t>10%</w:t>
-            </w:r>
-          </w:p>
-        </w:tc>
-      </w:tr>
-      <w:tr>
-        <w:tc>
-          <w:tcPr>
-            <w:tcW w:type="dxa" w:w="2160"/>
-          </w:tcPr>
-          <w:p>
-            <w:r>
-              <w:t>迪摩科技有限公司</w:t>
-            </w:r>
-          </w:p>
-        </w:tc>
-        <w:tc>
-          <w:tcPr>
-            <w:tcW w:type="dxa" w:w="2160"/>
-          </w:tcPr>
-          <w:p>
-            <w:r>
-              <w:t>人工智能</w:t>
-            </w:r>
-          </w:p>
-        </w:tc>
-        <w:tc>
-          <w:tcPr>
-            <w:tcW w:type="dxa" w:w="2160"/>
-          </w:tcPr>
-          <w:p>
-            <w:r>
-              <w:t>286亿</w:t>
-            </w:r>
-          </w:p>
-        </w:tc>
-        <w:tc>
-          <w:tcPr>
-            <w:tcW w:type="dxa" w:w="2160"/>
-          </w:tcPr>
-          <w:p>
-            <w:r>
-              <w:t>18%</w:t>
-            </w:r>
-          </w:p>
-        </w:tc>
-      </w:tr>
-      <w:tr>
-        <w:tc>
-          <w:tcPr>
-            <w:tcW w:type="dxa" w:w="2160"/>
-          </w:tcPr>
-          <w:p>
-            <w:r>
-              <w:t>浦华众城科技有限公司</w:t>
-            </w:r>
-          </w:p>
-        </w:tc>
-        <w:tc>
-          <w:tcPr>
-            <w:tcW w:type="dxa" w:w="2160"/>
-          </w:tcPr>
-          <w:p>
-            <w:r>
-              <w:t>半导体</w:t>
-            </w:r>
-          </w:p>
-        </w:tc>
-        <w:tc>
-          <w:tcPr>
-            <w:tcW w:type="dxa" w:w="2160"/>
-          </w:tcPr>
-          <w:p>
-            <w:r>
-              <w:t>101亿</w:t>
-            </w:r>
-          </w:p>
-        </w:tc>
-        <w:tc>
-          <w:tcPr>
-            <w:tcW w:type="dxa" w:w="2160"/>
-          </w:tcPr>
-          <w:p>
-            <w:r>
-              <w:t>26%</w:t>
-            </w:r>
-          </w:p>
-        </w:tc>
-      </w:tr>
-      <w:tr>
-        <w:tc>
-          <w:tcPr>
-            <w:tcW w:type="dxa" w:w="2160"/>
-          </w:tcPr>
-          <w:p>
-            <w:r>
-              <w:t>天益信息有限公司</w:t>
-            </w:r>
-          </w:p>
-        </w:tc>
-        <w:tc>
-          <w:tcPr>
-            <w:tcW w:type="dxa" w:w="2160"/>
-          </w:tcPr>
-          <w:p>
-            <w:r>
-              <w:t>云计算</w:t>
-            </w:r>
-          </w:p>
-        </w:tc>
-        <w:tc>
-          <w:tcPr>
-            <w:tcW w:type="dxa" w:w="2160"/>
-          </w:tcPr>
-          <w:p>
-            <w:r>
-              <w:t>464亿</w:t>
-            </w:r>
-          </w:p>
-        </w:tc>
-        <w:tc>
-          <w:tcPr>
-            <w:tcW w:type="dxa" w:w="2160"/>
-          </w:tcPr>
-          <w:p>
-            <w:r>
-              <w:t>9%</w:t>
-            </w:r>
-          </w:p>
-        </w:tc>
-      </w:tr>
-      <w:tr>
-        <w:tc>
-          <w:tcPr>
-            <w:tcW w:type="dxa" w:w="2160"/>
-          </w:tcPr>
-          <w:p>
-            <w:r>
-              <w:t>天益科技有限公司</w:t>
-            </w:r>
-          </w:p>
-        </w:tc>
-        <w:tc>
-          <w:tcPr>
-            <w:tcW w:type="dxa" w:w="2160"/>
-          </w:tcPr>
-          <w:p>
-            <w:r>
-              <w:t>半导体</w:t>
-            </w:r>
-          </w:p>
-        </w:tc>
-        <w:tc>
-          <w:tcPr>
-            <w:tcW w:type="dxa" w:w="2160"/>
-          </w:tcPr>
-          <w:p>
-            <w:r>
-              <w:t>425亿</w:t>
-            </w:r>
-          </w:p>
-        </w:tc>
-        <w:tc>
-          <w:tcPr>
-            <w:tcW w:type="dxa" w:w="2160"/>
-          </w:tcPr>
-          <w:p>
-            <w:r>
-              <w:t>6%</w:t>
-            </w:r>
-          </w:p>
-        </w:tc>
-      </w:tr>
-      <w:tr>
-        <w:tc>
-          <w:tcPr>
-            <w:tcW w:type="dxa" w:w="2160"/>
-          </w:tcPr>
-          <w:p>
-            <w:r>
-              <w:t>九方信息有限公司</w:t>
-            </w:r>
-          </w:p>
-        </w:tc>
-        <w:tc>
-          <w:tcPr>
-            <w:tcW w:type="dxa" w:w="2160"/>
-          </w:tcPr>
-          <w:p>
-            <w:r>
-              <w:t>新能源</w:t>
-            </w:r>
-          </w:p>
-        </w:tc>
-        <w:tc>
-          <w:tcPr>
-            <w:tcW w:type="dxa" w:w="2160"/>
-          </w:tcPr>
-          <w:p>
-            <w:r>
-              <w:t>630亿</w:t>
-            </w:r>
-          </w:p>
-        </w:tc>
-        <w:tc>
-          <w:tcPr>
-            <w:tcW w:type="dxa" w:w="2160"/>
-          </w:tcPr>
-          <w:p>
-            <w:r>
-              <w:t>19%</w:t>
-            </w:r>
-          </w:p>
-        </w:tc>
-      </w:tr>
-      <w:tr>
-        <w:tc>
-          <w:tcPr>
-            <w:tcW w:type="dxa" w:w="2160"/>
-          </w:tcPr>
-          <w:p>
-            <w:r>
-              <w:t>雨林木风计算机网络有限公司</w:t>
-            </w:r>
-          </w:p>
-        </w:tc>
-        <w:tc>
-          <w:tcPr>
-            <w:tcW w:type="dxa" w:w="2160"/>
-          </w:tcPr>
-          <w:p>
-            <w:r>
-              <w:t>医疗科技</w:t>
-            </w:r>
-          </w:p>
-        </w:tc>
-        <w:tc>
-          <w:tcPr>
-            <w:tcW w:type="dxa" w:w="2160"/>
-          </w:tcPr>
-          <w:p>
-            <w:r>
-              <w:t>579亿</w:t>
-            </w:r>
-          </w:p>
-        </w:tc>
-        <w:tc>
-          <w:tcPr>
-            <w:tcW w:type="dxa" w:w="2160"/>
-          </w:tcPr>
-          <w:p>
-            <w:r>
-              <w:t>25%</w:t>
-            </w:r>
-          </w:p>
-        </w:tc>
-      </w:tr>
-      <w:tr>
-        <w:tc>
-          <w:tcPr>
-            <w:tcW w:type="dxa" w:w="2160"/>
-          </w:tcPr>
-          <w:p>
-            <w:r>
-              <w:t>迪摩科技有限公司</w:t>
-            </w:r>
-          </w:p>
-        </w:tc>
-        <w:tc>
-          <w:tcPr>
-            <w:tcW w:type="dxa" w:w="2160"/>
-          </w:tcPr>
-          <w:p>
-            <w:r>
-              <w:t>人工智能</w:t>
-            </w:r>
-          </w:p>
-        </w:tc>
-        <w:tc>
-          <w:tcPr>
-            <w:tcW w:type="dxa" w:w="2160"/>
-          </w:tcPr>
-          <w:p>
-            <w:r>
-              <w:t>496亿</w:t>
-            </w:r>
-          </w:p>
-        </w:tc>
-        <w:tc>
-          <w:tcPr>
-            <w:tcW w:type="dxa" w:w="2160"/>
-          </w:tcPr>
-          <w:p>
-            <w:r>
-              <w:t>28%</w:t>
-            </w:r>
-          </w:p>
-        </w:tc>
-      </w:tr>
-      <w:tr>
-        <w:tc>
-          <w:tcPr>
-            <w:tcW w:type="dxa" w:w="2160"/>
-          </w:tcPr>
-          <w:p>
-            <w:r>
-              <w:t>创汇传媒有限公司</w:t>
-            </w:r>
-          </w:p>
-        </w:tc>
-        <w:tc>
-          <w:tcPr>
-            <w:tcW w:type="dxa" w:w="2160"/>
-          </w:tcPr>
-          <w:p>
-            <w:r>
-              <w:t>新能源</w:t>
-            </w:r>
-          </w:p>
-        </w:tc>
-        <w:tc>
-          <w:tcPr>
-            <w:tcW w:type="dxa" w:w="2160"/>
-          </w:tcPr>
-          <w:p>
-            <w:r>
-              <w:t>367亿</w:t>
-            </w:r>
-          </w:p>
-        </w:tc>
-        <w:tc>
-          <w:tcPr>
-            <w:tcW w:type="dxa" w:w="2160"/>
-          </w:tcPr>
-          <w:p>
-            <w:r>
-              <w:t>16%</w:t>
-            </w:r>
-          </w:p>
-        </w:tc>
-      </w:tr>
-      <w:tr>
-        <w:tc>
-          <w:tcPr>
-            <w:tcW w:type="dxa" w:w="2160"/>
-          </w:tcPr>
-          <w:p>
-            <w:r>
-              <w:t>昂歌信息科技有限公司</w:t>
-            </w:r>
-          </w:p>
-        </w:tc>
-        <w:tc>
-          <w:tcPr>
-            <w:tcW w:type="dxa" w:w="2160"/>
-          </w:tcPr>
-          <w:p>
-            <w:r>
-              <w:t>消费科技</w:t>
-            </w:r>
-          </w:p>
-        </w:tc>
-        <w:tc>
-          <w:tcPr>
-            <w:tcW w:type="dxa" w:w="2160"/>
-          </w:tcPr>
-          <w:p>
-            <w:r>
-              <w:t>378亿</w:t>
-            </w:r>
-          </w:p>
-        </w:tc>
-        <w:tc>
-          <w:tcPr>
-            <w:tcW w:type="dxa" w:w="2160"/>
-          </w:tcPr>
-          <w:p>
-            <w:r>
-              <w:t>26%</w:t>
-            </w:r>
-          </w:p>
-        </w:tc>
-      </w:tr>
-      <w:tr>
-        <w:tc>
-          <w:tcPr>
-            <w:tcW w:type="dxa" w:w="2160"/>
-          </w:tcPr>
-          <w:p>
-            <w:r>
-              <w:t>东方峻景网络有限公司</w:t>
-            </w:r>
-          </w:p>
-        </w:tc>
-        <w:tc>
-          <w:tcPr>
-            <w:tcW w:type="dxa" w:w="2160"/>
-          </w:tcPr>
-          <w:p>
-            <w:r>
-              <w:t>机器人</w:t>
-            </w:r>
-          </w:p>
-        </w:tc>
-        <w:tc>
-          <w:tcPr>
-            <w:tcW w:type="dxa" w:w="2160"/>
-          </w:tcPr>
-          <w:p>
-            <w:r>
-              <w:t>653亿</w:t>
-            </w:r>
-          </w:p>
-        </w:tc>
-        <w:tc>
-          <w:tcPr>
-            <w:tcW w:type="dxa" w:w="2160"/>
-          </w:tcPr>
-          <w:p>
-            <w:r>
-              <w:t>16%</w:t>
-            </w:r>
-          </w:p>
-        </w:tc>
-      </w:tr>
-      <w:tr>
-        <w:tc>
-          <w:tcPr>
-            <w:tcW w:type="dxa" w:w="2160"/>
-          </w:tcPr>
-          <w:p>
-            <w:r>
-              <w:t>万迅电脑网络有限公司</w:t>
-            </w:r>
-          </w:p>
-        </w:tc>
-        <w:tc>
-          <w:tcPr>
-            <w:tcW w:type="dxa" w:w="2160"/>
-          </w:tcPr>
-          <w:p>
-            <w:r>
-              <w:t>半导体</w:t>
-            </w:r>
-          </w:p>
-        </w:tc>
-        <w:tc>
-          <w:tcPr>
-            <w:tcW w:type="dxa" w:w="2160"/>
-          </w:tcPr>
-          <w:p>
-            <w:r>
-              <w:t>359亿</w:t>
-            </w:r>
-          </w:p>
-        </w:tc>
-        <w:tc>
-          <w:tcPr>
-            <w:tcW w:type="dxa" w:w="2160"/>
-          </w:tcPr>
-          <w:p>
-            <w:r>
-              <w:t>7%</w:t>
-            </w:r>
-          </w:p>
-        </w:tc>
-      </w:tr>
-      <w:tr>
-        <w:tc>
-          <w:tcPr>
-            <w:tcW w:type="dxa" w:w="2160"/>
-          </w:tcPr>
-          <w:p>
-            <w:r>
-              <w:t>易动力科技有限公司</w:t>
-            </w:r>
-          </w:p>
-        </w:tc>
-        <w:tc>
-          <w:tcPr>
-            <w:tcW w:type="dxa" w:w="2160"/>
-          </w:tcPr>
-          <w:p>
-            <w:r>
-              <w:t>云计算</w:t>
-            </w:r>
-          </w:p>
-        </w:tc>
-        <w:tc>
-          <w:tcPr>
-            <w:tcW w:type="dxa" w:w="2160"/>
-          </w:tcPr>
-          <w:p>
-            <w:r>
-              <w:t>317亿</w:t>
-            </w:r>
-          </w:p>
-        </w:tc>
-        <w:tc>
-          <w:tcPr>
-            <w:tcW w:type="dxa" w:w="2160"/>
-          </w:tcPr>
-          <w:p>
-            <w:r>
-              <w:t>7%</w:t>
             </w:r>
           </w:p>
         </w:tc>
